--- a/doc/R-p_321-BitRuisseau-williamtrelles.docx
+++ b/doc/R-p_321-BitRuisseau-williamtrelles.docx
@@ -257,8 +257,7 @@
         <w:rPr>
           <w:rFonts w:asciiTheme="minorHAnsi" w:eastAsiaTheme="minorEastAsia" w:hAnsiTheme="minorHAnsi" w:cstheme="minorBidi"/>
           <w:kern w:val="2"/>
-          <w:sz w:val="16"/>
-          <w:szCs w:val="16"/>
+          <w:szCs w:val="24"/>
           <w:lang w:val="es-ES" w:eastAsia="es-ES"/>
           <w14:ligatures w14:val="standardContextual"/>
         </w:rPr>
@@ -284,12 +283,10 @@
         </w:rPr>
         <w:fldChar w:fldCharType="separate"/>
       </w:r>
-      <w:hyperlink w:anchor="_Toc187433228" w:history="1">
+      <w:hyperlink w:anchor="_Toc188018078" w:history="1">
         <w:r>
           <w:rPr>
             <w:rStyle w:val="Lienhypertexte"/>
-            <w:sz w:val="18"/>
-            <w:szCs w:val="14"/>
           </w:rPr>
           <w:t>1</w:t>
         </w:r>
@@ -297,8 +294,7 @@
           <w:rPr>
             <w:rFonts w:asciiTheme="minorHAnsi" w:eastAsiaTheme="minorEastAsia" w:hAnsiTheme="minorHAnsi" w:cstheme="minorBidi"/>
             <w:kern w:val="2"/>
-            <w:sz w:val="16"/>
-            <w:szCs w:val="16"/>
+            <w:szCs w:val="24"/>
             <w:lang w:val="es-ES" w:eastAsia="es-ES"/>
             <w14:ligatures w14:val="standardContextual"/>
           </w:rPr>
@@ -307,63 +303,47 @@
         <w:r>
           <w:rPr>
             <w:rStyle w:val="Lienhypertexte"/>
-            <w:sz w:val="18"/>
-            <w:szCs w:val="14"/>
           </w:rPr>
           <w:t>Analyse préliminaire</w:t>
         </w:r>
         <w:r>
           <w:rPr>
             <w:webHidden/>
-            <w:sz w:val="18"/>
-            <w:szCs w:val="14"/>
           </w:rPr>
           <w:tab/>
         </w:r>
         <w:r>
           <w:rPr>
             <w:webHidden/>
-            <w:sz w:val="18"/>
-            <w:szCs w:val="14"/>
           </w:rPr>
           <w:fldChar w:fldCharType="begin"/>
         </w:r>
         <w:r>
           <w:rPr>
             <w:webHidden/>
-            <w:sz w:val="18"/>
-            <w:szCs w:val="14"/>
-          </w:rPr>
-          <w:instrText xml:space="preserve"> PAGEREF _Toc187433228 \h </w:instrText>
-        </w:r>
-        <w:r>
-          <w:rPr>
-            <w:webHidden/>
-            <w:sz w:val="18"/>
-            <w:szCs w:val="14"/>
-          </w:rPr>
-        </w:r>
-        <w:r>
-          <w:rPr>
-            <w:webHidden/>
-            <w:sz w:val="18"/>
-            <w:szCs w:val="14"/>
+          </w:rPr>
+          <w:instrText xml:space="preserve"> PAGEREF _Toc188018078 \h </w:instrText>
+        </w:r>
+        <w:r>
+          <w:rPr>
+            <w:webHidden/>
+          </w:rPr>
+        </w:r>
+        <w:r>
+          <w:rPr>
+            <w:webHidden/>
           </w:rPr>
           <w:fldChar w:fldCharType="separate"/>
         </w:r>
         <w:r>
           <w:rPr>
             <w:webHidden/>
-            <w:sz w:val="18"/>
-            <w:szCs w:val="14"/>
-          </w:rPr>
-          <w:t>4</w:t>
-        </w:r>
-        <w:r>
-          <w:rPr>
-            <w:webHidden/>
-            <w:sz w:val="18"/>
-            <w:szCs w:val="14"/>
+          </w:rPr>
+          <w:t>3</w:t>
+        </w:r>
+        <w:r>
+          <w:rPr>
+            <w:webHidden/>
           </w:rPr>
           <w:fldChar w:fldCharType="end"/>
         </w:r>
@@ -380,19 +360,16 @@
           <w:rFonts w:asciiTheme="minorHAnsi" w:eastAsiaTheme="minorEastAsia" w:hAnsiTheme="minorHAnsi" w:cstheme="minorBidi"/>
           <w:noProof/>
           <w:kern w:val="2"/>
-          <w:sz w:val="16"/>
-          <w:szCs w:val="16"/>
+          <w:szCs w:val="24"/>
           <w:lang w:val="es-ES" w:eastAsia="es-ES"/>
           <w14:ligatures w14:val="standardContextual"/>
         </w:rPr>
       </w:pPr>
-      <w:hyperlink w:anchor="_Toc187433229" w:history="1">
+      <w:hyperlink w:anchor="_Toc188018079" w:history="1">
         <w:r>
           <w:rPr>
             <w:rStyle w:val="Lienhypertexte"/>
             <w:noProof/>
-            <w:sz w:val="18"/>
-            <w:szCs w:val="14"/>
           </w:rPr>
           <w:t>1.1</w:t>
         </w:r>
@@ -401,8 +378,7 @@
             <w:rFonts w:asciiTheme="minorHAnsi" w:eastAsiaTheme="minorEastAsia" w:hAnsiTheme="minorHAnsi" w:cstheme="minorBidi"/>
             <w:noProof/>
             <w:kern w:val="2"/>
-            <w:sz w:val="16"/>
-            <w:szCs w:val="16"/>
+            <w:szCs w:val="24"/>
             <w:lang w:val="es-ES" w:eastAsia="es-ES"/>
             <w14:ligatures w14:val="standardContextual"/>
           </w:rPr>
@@ -412,8 +388,6 @@
           <w:rPr>
             <w:rStyle w:val="Lienhypertexte"/>
             <w:noProof/>
-            <w:sz w:val="18"/>
-            <w:szCs w:val="14"/>
           </w:rPr>
           <w:t>Introduction</w:t>
         </w:r>
@@ -421,8 +395,6 @@
           <w:rPr>
             <w:noProof/>
             <w:webHidden/>
-            <w:sz w:val="18"/>
-            <w:szCs w:val="14"/>
           </w:rPr>
           <w:tab/>
         </w:r>
@@ -430,8 +402,6 @@
           <w:rPr>
             <w:noProof/>
             <w:webHidden/>
-            <w:sz w:val="18"/>
-            <w:szCs w:val="14"/>
           </w:rPr>
           <w:fldChar w:fldCharType="begin"/>
         </w:r>
@@ -439,25 +409,19 @@
           <w:rPr>
             <w:noProof/>
             <w:webHidden/>
-            <w:sz w:val="18"/>
-            <w:szCs w:val="14"/>
-          </w:rPr>
-          <w:instrText xml:space="preserve"> PAGEREF _Toc187433229 \h </w:instrText>
-        </w:r>
-        <w:r>
-          <w:rPr>
-            <w:noProof/>
-            <w:webHidden/>
-            <w:sz w:val="18"/>
-            <w:szCs w:val="14"/>
-          </w:rPr>
-        </w:r>
-        <w:r>
-          <w:rPr>
-            <w:noProof/>
-            <w:webHidden/>
-            <w:sz w:val="18"/>
-            <w:szCs w:val="14"/>
+          </w:rPr>
+          <w:instrText xml:space="preserve"> PAGEREF _Toc188018079 \h </w:instrText>
+        </w:r>
+        <w:r>
+          <w:rPr>
+            <w:noProof/>
+            <w:webHidden/>
+          </w:rPr>
+        </w:r>
+        <w:r>
+          <w:rPr>
+            <w:noProof/>
+            <w:webHidden/>
           </w:rPr>
           <w:fldChar w:fldCharType="separate"/>
         </w:r>
@@ -465,17 +429,13 @@
           <w:rPr>
             <w:noProof/>
             <w:webHidden/>
-            <w:sz w:val="18"/>
-            <w:szCs w:val="14"/>
-          </w:rPr>
-          <w:t>4</w:t>
-        </w:r>
-        <w:r>
-          <w:rPr>
-            <w:noProof/>
-            <w:webHidden/>
-            <w:sz w:val="18"/>
-            <w:szCs w:val="14"/>
+          </w:rPr>
+          <w:t>3</w:t>
+        </w:r>
+        <w:r>
+          <w:rPr>
+            <w:noProof/>
+            <w:webHidden/>
           </w:rPr>
           <w:fldChar w:fldCharType="end"/>
         </w:r>
@@ -492,19 +452,16 @@
           <w:rFonts w:asciiTheme="minorHAnsi" w:eastAsiaTheme="minorEastAsia" w:hAnsiTheme="minorHAnsi" w:cstheme="minorBidi"/>
           <w:noProof/>
           <w:kern w:val="2"/>
-          <w:sz w:val="16"/>
-          <w:szCs w:val="16"/>
+          <w:szCs w:val="24"/>
           <w:lang w:val="es-ES" w:eastAsia="es-ES"/>
           <w14:ligatures w14:val="standardContextual"/>
         </w:rPr>
       </w:pPr>
-      <w:hyperlink w:anchor="_Toc187433230" w:history="1">
+      <w:hyperlink w:anchor="_Toc188018080" w:history="1">
         <w:r>
           <w:rPr>
             <w:rStyle w:val="Lienhypertexte"/>
             <w:noProof/>
-            <w:sz w:val="18"/>
-            <w:szCs w:val="14"/>
           </w:rPr>
           <w:t>1.2</w:t>
         </w:r>
@@ -513,8 +470,7 @@
             <w:rFonts w:asciiTheme="minorHAnsi" w:eastAsiaTheme="minorEastAsia" w:hAnsiTheme="minorHAnsi" w:cstheme="minorBidi"/>
             <w:noProof/>
             <w:kern w:val="2"/>
-            <w:sz w:val="16"/>
-            <w:szCs w:val="16"/>
+            <w:szCs w:val="24"/>
             <w:lang w:val="es-ES" w:eastAsia="es-ES"/>
             <w14:ligatures w14:val="standardContextual"/>
           </w:rPr>
@@ -524,8 +480,6 @@
           <w:rPr>
             <w:rStyle w:val="Lienhypertexte"/>
             <w:noProof/>
-            <w:sz w:val="18"/>
-            <w:szCs w:val="14"/>
           </w:rPr>
           <w:t>Objectifs</w:t>
         </w:r>
@@ -533,8 +487,6 @@
           <w:rPr>
             <w:noProof/>
             <w:webHidden/>
-            <w:sz w:val="18"/>
-            <w:szCs w:val="14"/>
           </w:rPr>
           <w:tab/>
         </w:r>
@@ -542,8 +494,6 @@
           <w:rPr>
             <w:noProof/>
             <w:webHidden/>
-            <w:sz w:val="18"/>
-            <w:szCs w:val="14"/>
           </w:rPr>
           <w:fldChar w:fldCharType="begin"/>
         </w:r>
@@ -551,25 +501,19 @@
           <w:rPr>
             <w:noProof/>
             <w:webHidden/>
-            <w:sz w:val="18"/>
-            <w:szCs w:val="14"/>
-          </w:rPr>
-          <w:instrText xml:space="preserve"> PAGEREF _Toc187433230 \h </w:instrText>
-        </w:r>
-        <w:r>
-          <w:rPr>
-            <w:noProof/>
-            <w:webHidden/>
-            <w:sz w:val="18"/>
-            <w:szCs w:val="14"/>
-          </w:rPr>
-        </w:r>
-        <w:r>
-          <w:rPr>
-            <w:noProof/>
-            <w:webHidden/>
-            <w:sz w:val="18"/>
-            <w:szCs w:val="14"/>
+          </w:rPr>
+          <w:instrText xml:space="preserve"> PAGEREF _Toc188018080 \h </w:instrText>
+        </w:r>
+        <w:r>
+          <w:rPr>
+            <w:noProof/>
+            <w:webHidden/>
+          </w:rPr>
+        </w:r>
+        <w:r>
+          <w:rPr>
+            <w:noProof/>
+            <w:webHidden/>
           </w:rPr>
           <w:fldChar w:fldCharType="separate"/>
         </w:r>
@@ -577,17 +521,13 @@
           <w:rPr>
             <w:noProof/>
             <w:webHidden/>
-            <w:sz w:val="18"/>
-            <w:szCs w:val="14"/>
-          </w:rPr>
-          <w:t>4</w:t>
-        </w:r>
-        <w:r>
-          <w:rPr>
-            <w:noProof/>
-            <w:webHidden/>
-            <w:sz w:val="18"/>
-            <w:szCs w:val="14"/>
+          </w:rPr>
+          <w:t>3</w:t>
+        </w:r>
+        <w:r>
+          <w:rPr>
+            <w:noProof/>
+            <w:webHidden/>
           </w:rPr>
           <w:fldChar w:fldCharType="end"/>
         </w:r>
@@ -604,19 +544,16 @@
           <w:rFonts w:asciiTheme="minorHAnsi" w:eastAsiaTheme="minorEastAsia" w:hAnsiTheme="minorHAnsi" w:cstheme="minorBidi"/>
           <w:noProof/>
           <w:kern w:val="2"/>
-          <w:sz w:val="16"/>
-          <w:szCs w:val="16"/>
+          <w:szCs w:val="24"/>
           <w:lang w:val="es-ES" w:eastAsia="es-ES"/>
           <w14:ligatures w14:val="standardContextual"/>
         </w:rPr>
       </w:pPr>
-      <w:hyperlink w:anchor="_Toc187433231" w:history="1">
+      <w:hyperlink w:anchor="_Toc188018081" w:history="1">
         <w:r>
           <w:rPr>
             <w:rStyle w:val="Lienhypertexte"/>
             <w:noProof/>
-            <w:sz w:val="18"/>
-            <w:szCs w:val="14"/>
           </w:rPr>
           <w:t>1.3</w:t>
         </w:r>
@@ -625,8 +562,7 @@
             <w:rFonts w:asciiTheme="minorHAnsi" w:eastAsiaTheme="minorEastAsia" w:hAnsiTheme="minorHAnsi" w:cstheme="minorBidi"/>
             <w:noProof/>
             <w:kern w:val="2"/>
-            <w:sz w:val="16"/>
-            <w:szCs w:val="16"/>
+            <w:szCs w:val="24"/>
             <w:lang w:val="es-ES" w:eastAsia="es-ES"/>
             <w14:ligatures w14:val="standardContextual"/>
           </w:rPr>
@@ -637,8 +573,6 @@
             <w:rStyle w:val="Lienhypertexte"/>
             <w:bCs/>
             <w:noProof/>
-            <w:sz w:val="18"/>
-            <w:szCs w:val="14"/>
           </w:rPr>
           <w:t>Gestion de projet</w:t>
         </w:r>
@@ -646,8 +580,6 @@
           <w:rPr>
             <w:noProof/>
             <w:webHidden/>
-            <w:sz w:val="18"/>
-            <w:szCs w:val="14"/>
           </w:rPr>
           <w:tab/>
         </w:r>
@@ -655,8 +587,6 @@
           <w:rPr>
             <w:noProof/>
             <w:webHidden/>
-            <w:sz w:val="18"/>
-            <w:szCs w:val="14"/>
           </w:rPr>
           <w:fldChar w:fldCharType="begin"/>
         </w:r>
@@ -664,25 +594,19 @@
           <w:rPr>
             <w:noProof/>
             <w:webHidden/>
-            <w:sz w:val="18"/>
-            <w:szCs w:val="14"/>
-          </w:rPr>
-          <w:instrText xml:space="preserve"> PAGEREF _Toc187433231 \h </w:instrText>
-        </w:r>
-        <w:r>
-          <w:rPr>
-            <w:noProof/>
-            <w:webHidden/>
-            <w:sz w:val="18"/>
-            <w:szCs w:val="14"/>
-          </w:rPr>
-        </w:r>
-        <w:r>
-          <w:rPr>
-            <w:noProof/>
-            <w:webHidden/>
-            <w:sz w:val="18"/>
-            <w:szCs w:val="14"/>
+          </w:rPr>
+          <w:instrText xml:space="preserve"> PAGEREF _Toc188018081 \h </w:instrText>
+        </w:r>
+        <w:r>
+          <w:rPr>
+            <w:noProof/>
+            <w:webHidden/>
+          </w:rPr>
+        </w:r>
+        <w:r>
+          <w:rPr>
+            <w:noProof/>
+            <w:webHidden/>
           </w:rPr>
           <w:fldChar w:fldCharType="separate"/>
         </w:r>
@@ -690,8 +614,6 @@
           <w:rPr>
             <w:noProof/>
             <w:webHidden/>
-            <w:sz w:val="18"/>
-            <w:szCs w:val="14"/>
           </w:rPr>
           <w:t>5</w:t>
         </w:r>
@@ -699,8 +621,6 @@
           <w:rPr>
             <w:noProof/>
             <w:webHidden/>
-            <w:sz w:val="18"/>
-            <w:szCs w:val="14"/>
           </w:rPr>
           <w:fldChar w:fldCharType="end"/>
         </w:r>
@@ -712,18 +632,15 @@
         <w:rPr>
           <w:rFonts w:asciiTheme="minorHAnsi" w:eastAsiaTheme="minorEastAsia" w:hAnsiTheme="minorHAnsi" w:cstheme="minorBidi"/>
           <w:kern w:val="2"/>
-          <w:sz w:val="16"/>
-          <w:szCs w:val="16"/>
+          <w:szCs w:val="24"/>
           <w:lang w:val="es-ES" w:eastAsia="es-ES"/>
           <w14:ligatures w14:val="standardContextual"/>
         </w:rPr>
       </w:pPr>
-      <w:hyperlink w:anchor="_Toc187433232" w:history="1">
+      <w:hyperlink w:anchor="_Toc188018082" w:history="1">
         <w:r>
           <w:rPr>
             <w:rStyle w:val="Lienhypertexte"/>
-            <w:sz w:val="18"/>
-            <w:szCs w:val="14"/>
           </w:rPr>
           <w:t>2</w:t>
         </w:r>
@@ -731,8 +648,7 @@
           <w:rPr>
             <w:rFonts w:asciiTheme="minorHAnsi" w:eastAsiaTheme="minorEastAsia" w:hAnsiTheme="minorHAnsi" w:cstheme="minorBidi"/>
             <w:kern w:val="2"/>
-            <w:sz w:val="16"/>
-            <w:szCs w:val="16"/>
+            <w:szCs w:val="24"/>
             <w:lang w:val="es-ES" w:eastAsia="es-ES"/>
             <w14:ligatures w14:val="standardContextual"/>
           </w:rPr>
@@ -741,63 +657,47 @@
         <w:r>
           <w:rPr>
             <w:rStyle w:val="Lienhypertexte"/>
-            <w:sz w:val="18"/>
-            <w:szCs w:val="14"/>
           </w:rPr>
           <w:t>Analyse / Conception</w:t>
         </w:r>
         <w:r>
           <w:rPr>
             <w:webHidden/>
-            <w:sz w:val="18"/>
-            <w:szCs w:val="14"/>
           </w:rPr>
           <w:tab/>
         </w:r>
         <w:r>
           <w:rPr>
             <w:webHidden/>
-            <w:sz w:val="18"/>
-            <w:szCs w:val="14"/>
           </w:rPr>
           <w:fldChar w:fldCharType="begin"/>
         </w:r>
         <w:r>
           <w:rPr>
             <w:webHidden/>
-            <w:sz w:val="18"/>
-            <w:szCs w:val="14"/>
-          </w:rPr>
-          <w:instrText xml:space="preserve"> PAGEREF _Toc187433232 \h </w:instrText>
-        </w:r>
-        <w:r>
-          <w:rPr>
-            <w:webHidden/>
-            <w:sz w:val="18"/>
-            <w:szCs w:val="14"/>
-          </w:rPr>
-        </w:r>
-        <w:r>
-          <w:rPr>
-            <w:webHidden/>
-            <w:sz w:val="18"/>
-            <w:szCs w:val="14"/>
+          </w:rPr>
+          <w:instrText xml:space="preserve"> PAGEREF _Toc188018082 \h </w:instrText>
+        </w:r>
+        <w:r>
+          <w:rPr>
+            <w:webHidden/>
+          </w:rPr>
+        </w:r>
+        <w:r>
+          <w:rPr>
+            <w:webHidden/>
           </w:rPr>
           <w:fldChar w:fldCharType="separate"/>
         </w:r>
         <w:r>
           <w:rPr>
             <w:webHidden/>
-            <w:sz w:val="18"/>
-            <w:szCs w:val="14"/>
           </w:rPr>
           <w:t>5</w:t>
         </w:r>
         <w:r>
           <w:rPr>
             <w:webHidden/>
-            <w:sz w:val="18"/>
-            <w:szCs w:val="14"/>
           </w:rPr>
           <w:fldChar w:fldCharType="end"/>
         </w:r>
@@ -814,19 +714,16 @@
           <w:rFonts w:asciiTheme="minorHAnsi" w:eastAsiaTheme="minorEastAsia" w:hAnsiTheme="minorHAnsi" w:cstheme="minorBidi"/>
           <w:noProof/>
           <w:kern w:val="2"/>
-          <w:sz w:val="16"/>
-          <w:szCs w:val="16"/>
+          <w:szCs w:val="24"/>
           <w:lang w:val="es-ES" w:eastAsia="es-ES"/>
           <w14:ligatures w14:val="standardContextual"/>
         </w:rPr>
       </w:pPr>
-      <w:hyperlink w:anchor="_Toc187433233" w:history="1">
+      <w:hyperlink w:anchor="_Toc188018083" w:history="1">
         <w:r>
           <w:rPr>
             <w:rStyle w:val="Lienhypertexte"/>
             <w:noProof/>
-            <w:sz w:val="18"/>
-            <w:szCs w:val="14"/>
           </w:rPr>
           <w:t>2.1</w:t>
         </w:r>
@@ -835,8 +732,7 @@
             <w:rFonts w:asciiTheme="minorHAnsi" w:eastAsiaTheme="minorEastAsia" w:hAnsiTheme="minorHAnsi" w:cstheme="minorBidi"/>
             <w:noProof/>
             <w:kern w:val="2"/>
-            <w:sz w:val="16"/>
-            <w:szCs w:val="16"/>
+            <w:szCs w:val="24"/>
             <w:lang w:val="es-ES" w:eastAsia="es-ES"/>
             <w14:ligatures w14:val="standardContextual"/>
           </w:rPr>
@@ -846,8 +742,6 @@
           <w:rPr>
             <w:rStyle w:val="Lienhypertexte"/>
             <w:noProof/>
-            <w:sz w:val="18"/>
-            <w:szCs w:val="14"/>
           </w:rPr>
           <w:t>Domaine</w:t>
         </w:r>
@@ -855,8 +749,6 @@
           <w:rPr>
             <w:noProof/>
             <w:webHidden/>
-            <w:sz w:val="18"/>
-            <w:szCs w:val="14"/>
           </w:rPr>
           <w:tab/>
         </w:r>
@@ -864,8 +756,6 @@
           <w:rPr>
             <w:noProof/>
             <w:webHidden/>
-            <w:sz w:val="18"/>
-            <w:szCs w:val="14"/>
           </w:rPr>
           <w:fldChar w:fldCharType="begin"/>
         </w:r>
@@ -873,25 +763,19 @@
           <w:rPr>
             <w:noProof/>
             <w:webHidden/>
-            <w:sz w:val="18"/>
-            <w:szCs w:val="14"/>
-          </w:rPr>
-          <w:instrText xml:space="preserve"> PAGEREF _Toc187433233 \h </w:instrText>
-        </w:r>
-        <w:r>
-          <w:rPr>
-            <w:noProof/>
-            <w:webHidden/>
-            <w:sz w:val="18"/>
-            <w:szCs w:val="14"/>
-          </w:rPr>
-        </w:r>
-        <w:r>
-          <w:rPr>
-            <w:noProof/>
-            <w:webHidden/>
-            <w:sz w:val="18"/>
-            <w:szCs w:val="14"/>
+          </w:rPr>
+          <w:instrText xml:space="preserve"> PAGEREF _Toc188018083 \h </w:instrText>
+        </w:r>
+        <w:r>
+          <w:rPr>
+            <w:noProof/>
+            <w:webHidden/>
+          </w:rPr>
+        </w:r>
+        <w:r>
+          <w:rPr>
+            <w:noProof/>
+            <w:webHidden/>
           </w:rPr>
           <w:fldChar w:fldCharType="separate"/>
         </w:r>
@@ -899,8 +783,6 @@
           <w:rPr>
             <w:noProof/>
             <w:webHidden/>
-            <w:sz w:val="18"/>
-            <w:szCs w:val="14"/>
           </w:rPr>
           <w:t>5</w:t>
         </w:r>
@@ -908,8 +790,6 @@
           <w:rPr>
             <w:noProof/>
             <w:webHidden/>
-            <w:sz w:val="18"/>
-            <w:szCs w:val="14"/>
           </w:rPr>
           <w:fldChar w:fldCharType="end"/>
         </w:r>
@@ -926,19 +806,16 @@
           <w:rFonts w:asciiTheme="minorHAnsi" w:eastAsiaTheme="minorEastAsia" w:hAnsiTheme="minorHAnsi" w:cstheme="minorBidi"/>
           <w:noProof/>
           <w:kern w:val="2"/>
-          <w:sz w:val="16"/>
-          <w:szCs w:val="16"/>
+          <w:szCs w:val="24"/>
           <w:lang w:val="es-ES" w:eastAsia="es-ES"/>
           <w14:ligatures w14:val="standardContextual"/>
         </w:rPr>
       </w:pPr>
-      <w:hyperlink w:anchor="_Toc187433234" w:history="1">
+      <w:hyperlink w:anchor="_Toc188018084" w:history="1">
         <w:r>
           <w:rPr>
             <w:rStyle w:val="Lienhypertexte"/>
             <w:noProof/>
-            <w:sz w:val="18"/>
-            <w:szCs w:val="14"/>
           </w:rPr>
           <w:t>2.2</w:t>
         </w:r>
@@ -947,8 +824,7 @@
             <w:rFonts w:asciiTheme="minorHAnsi" w:eastAsiaTheme="minorEastAsia" w:hAnsiTheme="minorHAnsi" w:cstheme="minorBidi"/>
             <w:noProof/>
             <w:kern w:val="2"/>
-            <w:sz w:val="16"/>
-            <w:szCs w:val="16"/>
+            <w:szCs w:val="24"/>
             <w:lang w:val="es-ES" w:eastAsia="es-ES"/>
             <w14:ligatures w14:val="standardContextual"/>
           </w:rPr>
@@ -958,8 +834,6 @@
           <w:rPr>
             <w:rStyle w:val="Lienhypertexte"/>
             <w:noProof/>
-            <w:sz w:val="18"/>
-            <w:szCs w:val="14"/>
           </w:rPr>
           <w:t>Concepts</w:t>
         </w:r>
@@ -967,8 +841,6 @@
           <w:rPr>
             <w:noProof/>
             <w:webHidden/>
-            <w:sz w:val="18"/>
-            <w:szCs w:val="14"/>
           </w:rPr>
           <w:tab/>
         </w:r>
@@ -976,8 +848,6 @@
           <w:rPr>
             <w:noProof/>
             <w:webHidden/>
-            <w:sz w:val="18"/>
-            <w:szCs w:val="14"/>
           </w:rPr>
           <w:fldChar w:fldCharType="begin"/>
         </w:r>
@@ -985,25 +855,19 @@
           <w:rPr>
             <w:noProof/>
             <w:webHidden/>
-            <w:sz w:val="18"/>
-            <w:szCs w:val="14"/>
-          </w:rPr>
-          <w:instrText xml:space="preserve"> PAGEREF _Toc187433234 \h </w:instrText>
-        </w:r>
-        <w:r>
-          <w:rPr>
-            <w:noProof/>
-            <w:webHidden/>
-            <w:sz w:val="18"/>
-            <w:szCs w:val="14"/>
-          </w:rPr>
-        </w:r>
-        <w:r>
-          <w:rPr>
-            <w:noProof/>
-            <w:webHidden/>
-            <w:sz w:val="18"/>
-            <w:szCs w:val="14"/>
+          </w:rPr>
+          <w:instrText xml:space="preserve"> PAGEREF _Toc188018084 \h </w:instrText>
+        </w:r>
+        <w:r>
+          <w:rPr>
+            <w:noProof/>
+            <w:webHidden/>
+          </w:rPr>
+        </w:r>
+        <w:r>
+          <w:rPr>
+            <w:noProof/>
+            <w:webHidden/>
           </w:rPr>
           <w:fldChar w:fldCharType="separate"/>
         </w:r>
@@ -1011,8 +875,6 @@
           <w:rPr>
             <w:noProof/>
             <w:webHidden/>
-            <w:sz w:val="18"/>
-            <w:szCs w:val="14"/>
           </w:rPr>
           <w:t>5</w:t>
         </w:r>
@@ -1020,8 +882,6 @@
           <w:rPr>
             <w:noProof/>
             <w:webHidden/>
-            <w:sz w:val="18"/>
-            <w:szCs w:val="14"/>
           </w:rPr>
           <w:fldChar w:fldCharType="end"/>
         </w:r>
@@ -1038,19 +898,16 @@
           <w:rFonts w:asciiTheme="minorHAnsi" w:eastAsiaTheme="minorEastAsia" w:hAnsiTheme="minorHAnsi" w:cstheme="minorBidi"/>
           <w:noProof/>
           <w:kern w:val="2"/>
-          <w:sz w:val="16"/>
-          <w:szCs w:val="16"/>
+          <w:szCs w:val="24"/>
           <w:lang w:val="es-ES" w:eastAsia="es-ES"/>
           <w14:ligatures w14:val="standardContextual"/>
         </w:rPr>
       </w:pPr>
-      <w:hyperlink w:anchor="_Toc187433235" w:history="1">
+      <w:hyperlink w:anchor="_Toc188018085" w:history="1">
         <w:r>
           <w:rPr>
             <w:rStyle w:val="Lienhypertexte"/>
             <w:noProof/>
-            <w:sz w:val="18"/>
-            <w:szCs w:val="14"/>
           </w:rPr>
           <w:t>2.3</w:t>
         </w:r>
@@ -1059,8 +916,7 @@
             <w:rFonts w:asciiTheme="minorHAnsi" w:eastAsiaTheme="minorEastAsia" w:hAnsiTheme="minorHAnsi" w:cstheme="minorBidi"/>
             <w:noProof/>
             <w:kern w:val="2"/>
-            <w:sz w:val="16"/>
-            <w:szCs w:val="16"/>
+            <w:szCs w:val="24"/>
             <w:lang w:val="es-ES" w:eastAsia="es-ES"/>
             <w14:ligatures w14:val="standardContextual"/>
           </w:rPr>
@@ -1070,8 +926,6 @@
           <w:rPr>
             <w:rStyle w:val="Lienhypertexte"/>
             <w:noProof/>
-            <w:sz w:val="18"/>
-            <w:szCs w:val="14"/>
           </w:rPr>
           <w:t>Analyse fonctionnelle</w:t>
         </w:r>
@@ -1079,8 +933,6 @@
           <w:rPr>
             <w:noProof/>
             <w:webHidden/>
-            <w:sz w:val="18"/>
-            <w:szCs w:val="14"/>
           </w:rPr>
           <w:tab/>
         </w:r>
@@ -1088,8 +940,6 @@
           <w:rPr>
             <w:noProof/>
             <w:webHidden/>
-            <w:sz w:val="18"/>
-            <w:szCs w:val="14"/>
           </w:rPr>
           <w:fldChar w:fldCharType="begin"/>
         </w:r>
@@ -1097,25 +947,19 @@
           <w:rPr>
             <w:noProof/>
             <w:webHidden/>
-            <w:sz w:val="18"/>
-            <w:szCs w:val="14"/>
-          </w:rPr>
-          <w:instrText xml:space="preserve"> PAGEREF _Toc187433235 \h </w:instrText>
-        </w:r>
-        <w:r>
-          <w:rPr>
-            <w:noProof/>
-            <w:webHidden/>
-            <w:sz w:val="18"/>
-            <w:szCs w:val="14"/>
-          </w:rPr>
-        </w:r>
-        <w:r>
-          <w:rPr>
-            <w:noProof/>
-            <w:webHidden/>
-            <w:sz w:val="18"/>
-            <w:szCs w:val="14"/>
+          </w:rPr>
+          <w:instrText xml:space="preserve"> PAGEREF _Toc188018085 \h </w:instrText>
+        </w:r>
+        <w:r>
+          <w:rPr>
+            <w:noProof/>
+            <w:webHidden/>
+          </w:rPr>
+        </w:r>
+        <w:r>
+          <w:rPr>
+            <w:noProof/>
+            <w:webHidden/>
           </w:rPr>
           <w:fldChar w:fldCharType="separate"/>
         </w:r>
@@ -1123,8 +967,6 @@
           <w:rPr>
             <w:noProof/>
             <w:webHidden/>
-            <w:sz w:val="18"/>
-            <w:szCs w:val="14"/>
           </w:rPr>
           <w:t>7</w:t>
         </w:r>
@@ -1132,8 +974,6 @@
           <w:rPr>
             <w:noProof/>
             <w:webHidden/>
-            <w:sz w:val="18"/>
-            <w:szCs w:val="14"/>
           </w:rPr>
           <w:fldChar w:fldCharType="end"/>
         </w:r>
@@ -1150,19 +990,16 @@
           <w:rFonts w:asciiTheme="minorHAnsi" w:eastAsiaTheme="minorEastAsia" w:hAnsiTheme="minorHAnsi" w:cstheme="minorBidi"/>
           <w:noProof/>
           <w:kern w:val="2"/>
-          <w:sz w:val="16"/>
-          <w:szCs w:val="16"/>
+          <w:szCs w:val="24"/>
           <w:lang w:val="es-ES" w:eastAsia="es-ES"/>
           <w14:ligatures w14:val="standardContextual"/>
         </w:rPr>
       </w:pPr>
-      <w:hyperlink w:anchor="_Toc187433236" w:history="1">
+      <w:hyperlink w:anchor="_Toc188018086" w:history="1">
         <w:r>
           <w:rPr>
             <w:rStyle w:val="Lienhypertexte"/>
             <w:noProof/>
-            <w:sz w:val="18"/>
-            <w:szCs w:val="14"/>
           </w:rPr>
           <w:t>2.3.1</w:t>
         </w:r>
@@ -1171,8 +1008,7 @@
             <w:rFonts w:asciiTheme="minorHAnsi" w:eastAsiaTheme="minorEastAsia" w:hAnsiTheme="minorHAnsi" w:cstheme="minorBidi"/>
             <w:noProof/>
             <w:kern w:val="2"/>
-            <w:sz w:val="16"/>
-            <w:szCs w:val="16"/>
+            <w:szCs w:val="24"/>
             <w:lang w:val="es-ES" w:eastAsia="es-ES"/>
             <w14:ligatures w14:val="standardContextual"/>
           </w:rPr>
@@ -1182,8 +1018,6 @@
           <w:rPr>
             <w:rStyle w:val="Lienhypertexte"/>
             <w:noProof/>
-            <w:sz w:val="18"/>
-            <w:szCs w:val="14"/>
           </w:rPr>
           <w:t>Supprimer un fichier de la médiathèque</w:t>
         </w:r>
@@ -1191,8 +1025,6 @@
           <w:rPr>
             <w:noProof/>
             <w:webHidden/>
-            <w:sz w:val="18"/>
-            <w:szCs w:val="14"/>
           </w:rPr>
           <w:tab/>
         </w:r>
@@ -1200,8 +1032,6 @@
           <w:rPr>
             <w:noProof/>
             <w:webHidden/>
-            <w:sz w:val="18"/>
-            <w:szCs w:val="14"/>
           </w:rPr>
           <w:fldChar w:fldCharType="begin"/>
         </w:r>
@@ -1209,25 +1039,19 @@
           <w:rPr>
             <w:noProof/>
             <w:webHidden/>
-            <w:sz w:val="18"/>
-            <w:szCs w:val="14"/>
-          </w:rPr>
-          <w:instrText xml:space="preserve"> PAGEREF _Toc187433236 \h </w:instrText>
-        </w:r>
-        <w:r>
-          <w:rPr>
-            <w:noProof/>
-            <w:webHidden/>
-            <w:sz w:val="18"/>
-            <w:szCs w:val="14"/>
-          </w:rPr>
-        </w:r>
-        <w:r>
-          <w:rPr>
-            <w:noProof/>
-            <w:webHidden/>
-            <w:sz w:val="18"/>
-            <w:szCs w:val="14"/>
+          </w:rPr>
+          <w:instrText xml:space="preserve"> PAGEREF _Toc188018086 \h </w:instrText>
+        </w:r>
+        <w:r>
+          <w:rPr>
+            <w:noProof/>
+            <w:webHidden/>
+          </w:rPr>
+        </w:r>
+        <w:r>
+          <w:rPr>
+            <w:noProof/>
+            <w:webHidden/>
           </w:rPr>
           <w:fldChar w:fldCharType="separate"/>
         </w:r>
@@ -1235,8 +1059,6 @@
           <w:rPr>
             <w:noProof/>
             <w:webHidden/>
-            <w:sz w:val="18"/>
-            <w:szCs w:val="14"/>
           </w:rPr>
           <w:t>7</w:t>
         </w:r>
@@ -1244,8 +1066,6 @@
           <w:rPr>
             <w:noProof/>
             <w:webHidden/>
-            <w:sz w:val="18"/>
-            <w:szCs w:val="14"/>
           </w:rPr>
           <w:fldChar w:fldCharType="end"/>
         </w:r>
@@ -1262,19 +1082,16 @@
           <w:rFonts w:asciiTheme="minorHAnsi" w:eastAsiaTheme="minorEastAsia" w:hAnsiTheme="minorHAnsi" w:cstheme="minorBidi"/>
           <w:noProof/>
           <w:kern w:val="2"/>
-          <w:sz w:val="16"/>
-          <w:szCs w:val="16"/>
+          <w:szCs w:val="24"/>
           <w:lang w:val="es-ES" w:eastAsia="es-ES"/>
           <w14:ligatures w14:val="standardContextual"/>
         </w:rPr>
       </w:pPr>
-      <w:hyperlink w:anchor="_Toc187433237" w:history="1">
+      <w:hyperlink w:anchor="_Toc188018087" w:history="1">
         <w:r>
           <w:rPr>
             <w:rStyle w:val="Lienhypertexte"/>
             <w:noProof/>
-            <w:sz w:val="18"/>
-            <w:szCs w:val="14"/>
           </w:rPr>
           <w:t>2.3.2</w:t>
         </w:r>
@@ -1283,8 +1100,7 @@
             <w:rFonts w:asciiTheme="minorHAnsi" w:eastAsiaTheme="minorEastAsia" w:hAnsiTheme="minorHAnsi" w:cstheme="minorBidi"/>
             <w:noProof/>
             <w:kern w:val="2"/>
-            <w:sz w:val="16"/>
-            <w:szCs w:val="16"/>
+            <w:szCs w:val="24"/>
             <w:lang w:val="es-ES" w:eastAsia="es-ES"/>
             <w14:ligatures w14:val="standardContextual"/>
           </w:rPr>
@@ -1294,8 +1110,6 @@
           <w:rPr>
             <w:rStyle w:val="Lienhypertexte"/>
             <w:noProof/>
-            <w:sz w:val="18"/>
-            <w:szCs w:val="14"/>
           </w:rPr>
           <w:t>Ajouter un fichier local dans la médiathèque</w:t>
         </w:r>
@@ -1303,8 +1117,6 @@
           <w:rPr>
             <w:noProof/>
             <w:webHidden/>
-            <w:sz w:val="18"/>
-            <w:szCs w:val="14"/>
           </w:rPr>
           <w:tab/>
         </w:r>
@@ -1312,8 +1124,6 @@
           <w:rPr>
             <w:noProof/>
             <w:webHidden/>
-            <w:sz w:val="18"/>
-            <w:szCs w:val="14"/>
           </w:rPr>
           <w:fldChar w:fldCharType="begin"/>
         </w:r>
@@ -1321,25 +1131,19 @@
           <w:rPr>
             <w:noProof/>
             <w:webHidden/>
-            <w:sz w:val="18"/>
-            <w:szCs w:val="14"/>
-          </w:rPr>
-          <w:instrText xml:space="preserve"> PAGEREF _Toc187433237 \h </w:instrText>
-        </w:r>
-        <w:r>
-          <w:rPr>
-            <w:noProof/>
-            <w:webHidden/>
-            <w:sz w:val="18"/>
-            <w:szCs w:val="14"/>
-          </w:rPr>
-        </w:r>
-        <w:r>
-          <w:rPr>
-            <w:noProof/>
-            <w:webHidden/>
-            <w:sz w:val="18"/>
-            <w:szCs w:val="14"/>
+          </w:rPr>
+          <w:instrText xml:space="preserve"> PAGEREF _Toc188018087 \h </w:instrText>
+        </w:r>
+        <w:r>
+          <w:rPr>
+            <w:noProof/>
+            <w:webHidden/>
+          </w:rPr>
+        </w:r>
+        <w:r>
+          <w:rPr>
+            <w:noProof/>
+            <w:webHidden/>
           </w:rPr>
           <w:fldChar w:fldCharType="separate"/>
         </w:r>
@@ -1347,8 +1151,6 @@
           <w:rPr>
             <w:noProof/>
             <w:webHidden/>
-            <w:sz w:val="18"/>
-            <w:szCs w:val="14"/>
           </w:rPr>
           <w:t>7</w:t>
         </w:r>
@@ -1356,8 +1158,6 @@
           <w:rPr>
             <w:noProof/>
             <w:webHidden/>
-            <w:sz w:val="18"/>
-            <w:szCs w:val="14"/>
           </w:rPr>
           <w:fldChar w:fldCharType="end"/>
         </w:r>
@@ -1374,19 +1174,16 @@
           <w:rFonts w:asciiTheme="minorHAnsi" w:eastAsiaTheme="minorEastAsia" w:hAnsiTheme="minorHAnsi" w:cstheme="minorBidi"/>
           <w:noProof/>
           <w:kern w:val="2"/>
-          <w:sz w:val="16"/>
-          <w:szCs w:val="16"/>
+          <w:szCs w:val="24"/>
           <w:lang w:val="es-ES" w:eastAsia="es-ES"/>
           <w14:ligatures w14:val="standardContextual"/>
         </w:rPr>
       </w:pPr>
-      <w:hyperlink w:anchor="_Toc187433238" w:history="1">
+      <w:hyperlink w:anchor="_Toc188018088" w:history="1">
         <w:r>
           <w:rPr>
             <w:rStyle w:val="Lienhypertexte"/>
             <w:noProof/>
-            <w:sz w:val="18"/>
-            <w:szCs w:val="14"/>
           </w:rPr>
           <w:t>2.3.3</w:t>
         </w:r>
@@ -1395,8 +1192,7 @@
             <w:rFonts w:asciiTheme="minorHAnsi" w:eastAsiaTheme="minorEastAsia" w:hAnsiTheme="minorHAnsi" w:cstheme="minorBidi"/>
             <w:noProof/>
             <w:kern w:val="2"/>
-            <w:sz w:val="16"/>
-            <w:szCs w:val="16"/>
+            <w:szCs w:val="24"/>
             <w:lang w:val="es-ES" w:eastAsia="es-ES"/>
             <w14:ligatures w14:val="standardContextual"/>
           </w:rPr>
@@ -1406,8 +1202,6 @@
           <w:rPr>
             <w:rStyle w:val="Lienhypertexte"/>
             <w:noProof/>
-            <w:sz w:val="18"/>
-            <w:szCs w:val="14"/>
           </w:rPr>
           <w:t>Jouer un fichier média de la médiathèque</w:t>
         </w:r>
@@ -1415,8 +1209,6 @@
           <w:rPr>
             <w:noProof/>
             <w:webHidden/>
-            <w:sz w:val="18"/>
-            <w:szCs w:val="14"/>
           </w:rPr>
           <w:tab/>
         </w:r>
@@ -1424,8 +1216,6 @@
           <w:rPr>
             <w:noProof/>
             <w:webHidden/>
-            <w:sz w:val="18"/>
-            <w:szCs w:val="14"/>
           </w:rPr>
           <w:fldChar w:fldCharType="begin"/>
         </w:r>
@@ -1433,25 +1223,19 @@
           <w:rPr>
             <w:noProof/>
             <w:webHidden/>
-            <w:sz w:val="18"/>
-            <w:szCs w:val="14"/>
-          </w:rPr>
-          <w:instrText xml:space="preserve"> PAGEREF _Toc187433238 \h </w:instrText>
-        </w:r>
-        <w:r>
-          <w:rPr>
-            <w:noProof/>
-            <w:webHidden/>
-            <w:sz w:val="18"/>
-            <w:szCs w:val="14"/>
-          </w:rPr>
-        </w:r>
-        <w:r>
-          <w:rPr>
-            <w:noProof/>
-            <w:webHidden/>
-            <w:sz w:val="18"/>
-            <w:szCs w:val="14"/>
+          </w:rPr>
+          <w:instrText xml:space="preserve"> PAGEREF _Toc188018088 \h </w:instrText>
+        </w:r>
+        <w:r>
+          <w:rPr>
+            <w:noProof/>
+            <w:webHidden/>
+          </w:rPr>
+        </w:r>
+        <w:r>
+          <w:rPr>
+            <w:noProof/>
+            <w:webHidden/>
           </w:rPr>
           <w:fldChar w:fldCharType="separate"/>
         </w:r>
@@ -1459,17 +1243,13 @@
           <w:rPr>
             <w:noProof/>
             <w:webHidden/>
-            <w:sz w:val="18"/>
-            <w:szCs w:val="14"/>
-          </w:rPr>
-          <w:t>7</w:t>
-        </w:r>
-        <w:r>
-          <w:rPr>
-            <w:noProof/>
-            <w:webHidden/>
-            <w:sz w:val="18"/>
-            <w:szCs w:val="14"/>
+          </w:rPr>
+          <w:t>8</w:t>
+        </w:r>
+        <w:r>
+          <w:rPr>
+            <w:noProof/>
+            <w:webHidden/>
           </w:rPr>
           <w:fldChar w:fldCharType="end"/>
         </w:r>
@@ -1486,19 +1266,16 @@
           <w:rFonts w:asciiTheme="minorHAnsi" w:eastAsiaTheme="minorEastAsia" w:hAnsiTheme="minorHAnsi" w:cstheme="minorBidi"/>
           <w:noProof/>
           <w:kern w:val="2"/>
-          <w:sz w:val="16"/>
-          <w:szCs w:val="16"/>
+          <w:szCs w:val="24"/>
           <w:lang w:val="es-ES" w:eastAsia="es-ES"/>
           <w14:ligatures w14:val="standardContextual"/>
         </w:rPr>
       </w:pPr>
-      <w:hyperlink w:anchor="_Toc187433239" w:history="1">
+      <w:hyperlink w:anchor="_Toc188018089" w:history="1">
         <w:r>
           <w:rPr>
             <w:rStyle w:val="Lienhypertexte"/>
             <w:noProof/>
-            <w:sz w:val="18"/>
-            <w:szCs w:val="14"/>
           </w:rPr>
           <w:t>2.3.4</w:t>
         </w:r>
@@ -1507,8 +1284,7 @@
             <w:rFonts w:asciiTheme="minorHAnsi" w:eastAsiaTheme="minorEastAsia" w:hAnsiTheme="minorHAnsi" w:cstheme="minorBidi"/>
             <w:noProof/>
             <w:kern w:val="2"/>
-            <w:sz w:val="16"/>
-            <w:szCs w:val="16"/>
+            <w:szCs w:val="24"/>
             <w:lang w:val="es-ES" w:eastAsia="es-ES"/>
             <w14:ligatures w14:val="standardContextual"/>
           </w:rPr>
@@ -1518,8 +1294,6 @@
           <w:rPr>
             <w:rStyle w:val="Lienhypertexte"/>
             <w:noProof/>
-            <w:sz w:val="18"/>
-            <w:szCs w:val="14"/>
           </w:rPr>
           <w:t>Voir les détails d'un fichier</w:t>
         </w:r>
@@ -1527,8 +1301,6 @@
           <w:rPr>
             <w:noProof/>
             <w:webHidden/>
-            <w:sz w:val="18"/>
-            <w:szCs w:val="14"/>
           </w:rPr>
           <w:tab/>
         </w:r>
@@ -1536,8 +1308,6 @@
           <w:rPr>
             <w:noProof/>
             <w:webHidden/>
-            <w:sz w:val="18"/>
-            <w:szCs w:val="14"/>
           </w:rPr>
           <w:fldChar w:fldCharType="begin"/>
         </w:r>
@@ -1545,25 +1315,19 @@
           <w:rPr>
             <w:noProof/>
             <w:webHidden/>
-            <w:sz w:val="18"/>
-            <w:szCs w:val="14"/>
-          </w:rPr>
-          <w:instrText xml:space="preserve"> PAGEREF _Toc187433239 \h </w:instrText>
-        </w:r>
-        <w:r>
-          <w:rPr>
-            <w:noProof/>
-            <w:webHidden/>
-            <w:sz w:val="18"/>
-            <w:szCs w:val="14"/>
-          </w:rPr>
-        </w:r>
-        <w:r>
-          <w:rPr>
-            <w:noProof/>
-            <w:webHidden/>
-            <w:sz w:val="18"/>
-            <w:szCs w:val="14"/>
+          </w:rPr>
+          <w:instrText xml:space="preserve"> PAGEREF _Toc188018089 \h </w:instrText>
+        </w:r>
+        <w:r>
+          <w:rPr>
+            <w:noProof/>
+            <w:webHidden/>
+          </w:rPr>
+        </w:r>
+        <w:r>
+          <w:rPr>
+            <w:noProof/>
+            <w:webHidden/>
           </w:rPr>
           <w:fldChar w:fldCharType="separate"/>
         </w:r>
@@ -1571,8 +1335,6 @@
           <w:rPr>
             <w:noProof/>
             <w:webHidden/>
-            <w:sz w:val="18"/>
-            <w:szCs w:val="14"/>
           </w:rPr>
           <w:t>8</w:t>
         </w:r>
@@ -1580,8 +1342,6 @@
           <w:rPr>
             <w:noProof/>
             <w:webHidden/>
-            <w:sz w:val="18"/>
-            <w:szCs w:val="14"/>
           </w:rPr>
           <w:fldChar w:fldCharType="end"/>
         </w:r>
@@ -1598,19 +1358,16 @@
           <w:rFonts w:asciiTheme="minorHAnsi" w:eastAsiaTheme="minorEastAsia" w:hAnsiTheme="minorHAnsi" w:cstheme="minorBidi"/>
           <w:noProof/>
           <w:kern w:val="2"/>
-          <w:sz w:val="16"/>
-          <w:szCs w:val="16"/>
+          <w:szCs w:val="24"/>
           <w:lang w:val="es-ES" w:eastAsia="es-ES"/>
           <w14:ligatures w14:val="standardContextual"/>
         </w:rPr>
       </w:pPr>
-      <w:hyperlink w:anchor="_Toc187433240" w:history="1">
+      <w:hyperlink w:anchor="_Toc188018090" w:history="1">
         <w:r>
           <w:rPr>
             <w:rStyle w:val="Lienhypertexte"/>
             <w:noProof/>
-            <w:sz w:val="18"/>
-            <w:szCs w:val="14"/>
           </w:rPr>
           <w:t>2.3.5</w:t>
         </w:r>
@@ -1619,8 +1376,7 @@
             <w:rFonts w:asciiTheme="minorHAnsi" w:eastAsiaTheme="minorEastAsia" w:hAnsiTheme="minorHAnsi" w:cstheme="minorBidi"/>
             <w:noProof/>
             <w:kern w:val="2"/>
-            <w:sz w:val="16"/>
-            <w:szCs w:val="16"/>
+            <w:szCs w:val="24"/>
             <w:lang w:val="es-ES" w:eastAsia="es-ES"/>
             <w14:ligatures w14:val="standardContextual"/>
           </w:rPr>
@@ -1630,8 +1386,6 @@
           <w:rPr>
             <w:rStyle w:val="Lienhypertexte"/>
             <w:noProof/>
-            <w:sz w:val="18"/>
-            <w:szCs w:val="14"/>
           </w:rPr>
           <w:t>Affichage de la liste des fichiers médias locaux</w:t>
         </w:r>
@@ -1639,8 +1393,6 @@
           <w:rPr>
             <w:noProof/>
             <w:webHidden/>
-            <w:sz w:val="18"/>
-            <w:szCs w:val="14"/>
           </w:rPr>
           <w:tab/>
         </w:r>
@@ -1648,8 +1400,6 @@
           <w:rPr>
             <w:noProof/>
             <w:webHidden/>
-            <w:sz w:val="18"/>
-            <w:szCs w:val="14"/>
           </w:rPr>
           <w:fldChar w:fldCharType="begin"/>
         </w:r>
@@ -1657,25 +1407,19 @@
           <w:rPr>
             <w:noProof/>
             <w:webHidden/>
-            <w:sz w:val="18"/>
-            <w:szCs w:val="14"/>
-          </w:rPr>
-          <w:instrText xml:space="preserve"> PAGEREF _Toc187433240 \h </w:instrText>
-        </w:r>
-        <w:r>
-          <w:rPr>
-            <w:noProof/>
-            <w:webHidden/>
-            <w:sz w:val="18"/>
-            <w:szCs w:val="14"/>
-          </w:rPr>
-        </w:r>
-        <w:r>
-          <w:rPr>
-            <w:noProof/>
-            <w:webHidden/>
-            <w:sz w:val="18"/>
-            <w:szCs w:val="14"/>
+          </w:rPr>
+          <w:instrText xml:space="preserve"> PAGEREF _Toc188018090 \h </w:instrText>
+        </w:r>
+        <w:r>
+          <w:rPr>
+            <w:noProof/>
+            <w:webHidden/>
+          </w:rPr>
+        </w:r>
+        <w:r>
+          <w:rPr>
+            <w:noProof/>
+            <w:webHidden/>
           </w:rPr>
           <w:fldChar w:fldCharType="separate"/>
         </w:r>
@@ -1683,8 +1427,6 @@
           <w:rPr>
             <w:noProof/>
             <w:webHidden/>
-            <w:sz w:val="18"/>
-            <w:szCs w:val="14"/>
           </w:rPr>
           <w:t>8</w:t>
         </w:r>
@@ -1692,8 +1434,6 @@
           <w:rPr>
             <w:noProof/>
             <w:webHidden/>
-            <w:sz w:val="18"/>
-            <w:szCs w:val="14"/>
           </w:rPr>
           <w:fldChar w:fldCharType="end"/>
         </w:r>
@@ -1710,19 +1450,16 @@
           <w:rFonts w:asciiTheme="minorHAnsi" w:eastAsiaTheme="minorEastAsia" w:hAnsiTheme="minorHAnsi" w:cstheme="minorBidi"/>
           <w:noProof/>
           <w:kern w:val="2"/>
-          <w:sz w:val="16"/>
-          <w:szCs w:val="16"/>
+          <w:szCs w:val="24"/>
           <w:lang w:val="es-ES" w:eastAsia="es-ES"/>
           <w14:ligatures w14:val="standardContextual"/>
         </w:rPr>
       </w:pPr>
-      <w:hyperlink w:anchor="_Toc187433241" w:history="1">
+      <w:hyperlink w:anchor="_Toc188018091" w:history="1">
         <w:r>
           <w:rPr>
             <w:rStyle w:val="Lienhypertexte"/>
             <w:noProof/>
-            <w:sz w:val="18"/>
-            <w:szCs w:val="14"/>
           </w:rPr>
           <w:t>2.3.6</w:t>
         </w:r>
@@ -1731,8 +1468,7 @@
             <w:rFonts w:asciiTheme="minorHAnsi" w:eastAsiaTheme="minorEastAsia" w:hAnsiTheme="minorHAnsi" w:cstheme="minorBidi"/>
             <w:noProof/>
             <w:kern w:val="2"/>
-            <w:sz w:val="16"/>
-            <w:szCs w:val="16"/>
+            <w:szCs w:val="24"/>
             <w:lang w:val="es-ES" w:eastAsia="es-ES"/>
             <w14:ligatures w14:val="standardContextual"/>
           </w:rPr>
@@ -1742,8 +1478,6 @@
           <w:rPr>
             <w:rStyle w:val="Lienhypertexte"/>
             <w:noProof/>
-            <w:sz w:val="18"/>
-            <w:szCs w:val="14"/>
           </w:rPr>
           <w:t>Ajouter un fichier du réseaux dans ma médiathèque</w:t>
         </w:r>
@@ -1751,8 +1485,6 @@
           <w:rPr>
             <w:noProof/>
             <w:webHidden/>
-            <w:sz w:val="18"/>
-            <w:szCs w:val="14"/>
           </w:rPr>
           <w:tab/>
         </w:r>
@@ -1760,8 +1492,6 @@
           <w:rPr>
             <w:noProof/>
             <w:webHidden/>
-            <w:sz w:val="18"/>
-            <w:szCs w:val="14"/>
           </w:rPr>
           <w:fldChar w:fldCharType="begin"/>
         </w:r>
@@ -1769,25 +1499,19 @@
           <w:rPr>
             <w:noProof/>
             <w:webHidden/>
-            <w:sz w:val="18"/>
-            <w:szCs w:val="14"/>
-          </w:rPr>
-          <w:instrText xml:space="preserve"> PAGEREF _Toc187433241 \h </w:instrText>
-        </w:r>
-        <w:r>
-          <w:rPr>
-            <w:noProof/>
-            <w:webHidden/>
-            <w:sz w:val="18"/>
-            <w:szCs w:val="14"/>
-          </w:rPr>
-        </w:r>
-        <w:r>
-          <w:rPr>
-            <w:noProof/>
-            <w:webHidden/>
-            <w:sz w:val="18"/>
-            <w:szCs w:val="14"/>
+          </w:rPr>
+          <w:instrText xml:space="preserve"> PAGEREF _Toc188018091 \h </w:instrText>
+        </w:r>
+        <w:r>
+          <w:rPr>
+            <w:noProof/>
+            <w:webHidden/>
+          </w:rPr>
+        </w:r>
+        <w:r>
+          <w:rPr>
+            <w:noProof/>
+            <w:webHidden/>
           </w:rPr>
           <w:fldChar w:fldCharType="separate"/>
         </w:r>
@@ -1795,8 +1519,6 @@
           <w:rPr>
             <w:noProof/>
             <w:webHidden/>
-            <w:sz w:val="18"/>
-            <w:szCs w:val="14"/>
           </w:rPr>
           <w:t>8</w:t>
         </w:r>
@@ -1804,8 +1526,6 @@
           <w:rPr>
             <w:noProof/>
             <w:webHidden/>
-            <w:sz w:val="18"/>
-            <w:szCs w:val="14"/>
           </w:rPr>
           <w:fldChar w:fldCharType="end"/>
         </w:r>
@@ -1822,19 +1542,16 @@
           <w:rFonts w:asciiTheme="minorHAnsi" w:eastAsiaTheme="minorEastAsia" w:hAnsiTheme="minorHAnsi" w:cstheme="minorBidi"/>
           <w:noProof/>
           <w:kern w:val="2"/>
-          <w:sz w:val="16"/>
-          <w:szCs w:val="16"/>
+          <w:szCs w:val="24"/>
           <w:lang w:val="es-ES" w:eastAsia="es-ES"/>
           <w14:ligatures w14:val="standardContextual"/>
         </w:rPr>
       </w:pPr>
-      <w:hyperlink w:anchor="_Toc187433242" w:history="1">
+      <w:hyperlink w:anchor="_Toc188018092" w:history="1">
         <w:r>
           <w:rPr>
             <w:rStyle w:val="Lienhypertexte"/>
             <w:noProof/>
-            <w:sz w:val="18"/>
-            <w:szCs w:val="14"/>
           </w:rPr>
           <w:t>2.3.7</w:t>
         </w:r>
@@ -1843,8 +1560,7 @@
             <w:rFonts w:asciiTheme="minorHAnsi" w:eastAsiaTheme="minorEastAsia" w:hAnsiTheme="minorHAnsi" w:cstheme="minorBidi"/>
             <w:noProof/>
             <w:kern w:val="2"/>
-            <w:sz w:val="16"/>
-            <w:szCs w:val="16"/>
+            <w:szCs w:val="24"/>
             <w:lang w:val="es-ES" w:eastAsia="es-ES"/>
             <w14:ligatures w14:val="standardContextual"/>
           </w:rPr>
@@ -1854,8 +1570,6 @@
           <w:rPr>
             <w:rStyle w:val="Lienhypertexte"/>
             <w:noProof/>
-            <w:sz w:val="18"/>
-            <w:szCs w:val="14"/>
           </w:rPr>
           <w:t>Lire un contenu depuis le réseau de la communauté</w:t>
         </w:r>
@@ -1863,8 +1577,6 @@
           <w:rPr>
             <w:noProof/>
             <w:webHidden/>
-            <w:sz w:val="18"/>
-            <w:szCs w:val="14"/>
           </w:rPr>
           <w:tab/>
         </w:r>
@@ -1872,8 +1584,6 @@
           <w:rPr>
             <w:noProof/>
             <w:webHidden/>
-            <w:sz w:val="18"/>
-            <w:szCs w:val="14"/>
           </w:rPr>
           <w:fldChar w:fldCharType="begin"/>
         </w:r>
@@ -1881,25 +1591,19 @@
           <w:rPr>
             <w:noProof/>
             <w:webHidden/>
-            <w:sz w:val="18"/>
-            <w:szCs w:val="14"/>
-          </w:rPr>
-          <w:instrText xml:space="preserve"> PAGEREF _Toc187433242 \h </w:instrText>
-        </w:r>
-        <w:r>
-          <w:rPr>
-            <w:noProof/>
-            <w:webHidden/>
-            <w:sz w:val="18"/>
-            <w:szCs w:val="14"/>
-          </w:rPr>
-        </w:r>
-        <w:r>
-          <w:rPr>
-            <w:noProof/>
-            <w:webHidden/>
-            <w:sz w:val="18"/>
-            <w:szCs w:val="14"/>
+          </w:rPr>
+          <w:instrText xml:space="preserve"> PAGEREF _Toc188018092 \h </w:instrText>
+        </w:r>
+        <w:r>
+          <w:rPr>
+            <w:noProof/>
+            <w:webHidden/>
+          </w:rPr>
+        </w:r>
+        <w:r>
+          <w:rPr>
+            <w:noProof/>
+            <w:webHidden/>
           </w:rPr>
           <w:fldChar w:fldCharType="separate"/>
         </w:r>
@@ -1907,8 +1611,6 @@
           <w:rPr>
             <w:noProof/>
             <w:webHidden/>
-            <w:sz w:val="18"/>
-            <w:szCs w:val="14"/>
           </w:rPr>
           <w:t>9</w:t>
         </w:r>
@@ -1916,8 +1618,6 @@
           <w:rPr>
             <w:noProof/>
             <w:webHidden/>
-            <w:sz w:val="18"/>
-            <w:szCs w:val="14"/>
           </w:rPr>
           <w:fldChar w:fldCharType="end"/>
         </w:r>
@@ -1934,19 +1634,16 @@
           <w:rFonts w:asciiTheme="minorHAnsi" w:eastAsiaTheme="minorEastAsia" w:hAnsiTheme="minorHAnsi" w:cstheme="minorBidi"/>
           <w:noProof/>
           <w:kern w:val="2"/>
-          <w:sz w:val="16"/>
-          <w:szCs w:val="16"/>
+          <w:szCs w:val="24"/>
           <w:lang w:val="es-ES" w:eastAsia="es-ES"/>
           <w14:ligatures w14:val="standardContextual"/>
         </w:rPr>
       </w:pPr>
-      <w:hyperlink w:anchor="_Toc187433243" w:history="1">
+      <w:hyperlink w:anchor="_Toc188018093" w:history="1">
         <w:r>
           <w:rPr>
             <w:rStyle w:val="Lienhypertexte"/>
             <w:noProof/>
-            <w:sz w:val="18"/>
-            <w:szCs w:val="14"/>
           </w:rPr>
           <w:t>2.3.8</w:t>
         </w:r>
@@ -1955,8 +1652,7 @@
             <w:rFonts w:asciiTheme="minorHAnsi" w:eastAsiaTheme="minorEastAsia" w:hAnsiTheme="minorHAnsi" w:cstheme="minorBidi"/>
             <w:noProof/>
             <w:kern w:val="2"/>
-            <w:sz w:val="16"/>
-            <w:szCs w:val="16"/>
+            <w:szCs w:val="24"/>
             <w:lang w:val="es-ES" w:eastAsia="es-ES"/>
             <w14:ligatures w14:val="standardContextual"/>
           </w:rPr>
@@ -1966,8 +1662,6 @@
           <w:rPr>
             <w:rStyle w:val="Lienhypertexte"/>
             <w:noProof/>
-            <w:sz w:val="18"/>
-            <w:szCs w:val="14"/>
           </w:rPr>
           <w:t>Télécharger un titre depuis le réseau de la communauté</w:t>
         </w:r>
@@ -1975,8 +1669,6 @@
           <w:rPr>
             <w:noProof/>
             <w:webHidden/>
-            <w:sz w:val="18"/>
-            <w:szCs w:val="14"/>
           </w:rPr>
           <w:tab/>
         </w:r>
@@ -1984,8 +1676,6 @@
           <w:rPr>
             <w:noProof/>
             <w:webHidden/>
-            <w:sz w:val="18"/>
-            <w:szCs w:val="14"/>
           </w:rPr>
           <w:fldChar w:fldCharType="begin"/>
         </w:r>
@@ -1993,25 +1683,19 @@
           <w:rPr>
             <w:noProof/>
             <w:webHidden/>
-            <w:sz w:val="18"/>
-            <w:szCs w:val="14"/>
-          </w:rPr>
-          <w:instrText xml:space="preserve"> PAGEREF _Toc187433243 \h </w:instrText>
-        </w:r>
-        <w:r>
-          <w:rPr>
-            <w:noProof/>
-            <w:webHidden/>
-            <w:sz w:val="18"/>
-            <w:szCs w:val="14"/>
-          </w:rPr>
-        </w:r>
-        <w:r>
-          <w:rPr>
-            <w:noProof/>
-            <w:webHidden/>
-            <w:sz w:val="18"/>
-            <w:szCs w:val="14"/>
+          </w:rPr>
+          <w:instrText xml:space="preserve"> PAGEREF _Toc188018093 \h </w:instrText>
+        </w:r>
+        <w:r>
+          <w:rPr>
+            <w:noProof/>
+            <w:webHidden/>
+          </w:rPr>
+        </w:r>
+        <w:r>
+          <w:rPr>
+            <w:noProof/>
+            <w:webHidden/>
           </w:rPr>
           <w:fldChar w:fldCharType="separate"/>
         </w:r>
@@ -2019,8 +1703,6 @@
           <w:rPr>
             <w:noProof/>
             <w:webHidden/>
-            <w:sz w:val="18"/>
-            <w:szCs w:val="14"/>
           </w:rPr>
           <w:t>9</w:t>
         </w:r>
@@ -2028,8 +1710,6 @@
           <w:rPr>
             <w:noProof/>
             <w:webHidden/>
-            <w:sz w:val="18"/>
-            <w:szCs w:val="14"/>
           </w:rPr>
           <w:fldChar w:fldCharType="end"/>
         </w:r>
@@ -2046,19 +1726,16 @@
           <w:rFonts w:asciiTheme="minorHAnsi" w:eastAsiaTheme="minorEastAsia" w:hAnsiTheme="minorHAnsi" w:cstheme="minorBidi"/>
           <w:noProof/>
           <w:kern w:val="2"/>
-          <w:sz w:val="16"/>
-          <w:szCs w:val="16"/>
+          <w:szCs w:val="24"/>
           <w:lang w:val="es-ES" w:eastAsia="es-ES"/>
           <w14:ligatures w14:val="standardContextual"/>
         </w:rPr>
       </w:pPr>
-      <w:hyperlink w:anchor="_Toc187433244" w:history="1">
+      <w:hyperlink w:anchor="_Toc188018094" w:history="1">
         <w:r>
           <w:rPr>
             <w:rStyle w:val="Lienhypertexte"/>
             <w:noProof/>
-            <w:sz w:val="18"/>
-            <w:szCs w:val="14"/>
           </w:rPr>
           <w:t>2.3.9</w:t>
         </w:r>
@@ -2067,8 +1744,7 @@
             <w:rFonts w:asciiTheme="minorHAnsi" w:eastAsiaTheme="minorEastAsia" w:hAnsiTheme="minorHAnsi" w:cstheme="minorBidi"/>
             <w:noProof/>
             <w:kern w:val="2"/>
-            <w:sz w:val="16"/>
-            <w:szCs w:val="16"/>
+            <w:szCs w:val="24"/>
             <w:lang w:val="es-ES" w:eastAsia="es-ES"/>
             <w14:ligatures w14:val="standardContextual"/>
           </w:rPr>
@@ -2078,8 +1754,6 @@
           <w:rPr>
             <w:rStyle w:val="Lienhypertexte"/>
             <w:noProof/>
-            <w:sz w:val="18"/>
-            <w:szCs w:val="14"/>
           </w:rPr>
           <w:t>Connexion au réseau de la communauté</w:t>
         </w:r>
@@ -2087,8 +1761,6 @@
           <w:rPr>
             <w:noProof/>
             <w:webHidden/>
-            <w:sz w:val="18"/>
-            <w:szCs w:val="14"/>
           </w:rPr>
           <w:tab/>
         </w:r>
@@ -2096,8 +1768,6 @@
           <w:rPr>
             <w:noProof/>
             <w:webHidden/>
-            <w:sz w:val="18"/>
-            <w:szCs w:val="14"/>
           </w:rPr>
           <w:fldChar w:fldCharType="begin"/>
         </w:r>
@@ -2105,25 +1775,19 @@
           <w:rPr>
             <w:noProof/>
             <w:webHidden/>
-            <w:sz w:val="18"/>
-            <w:szCs w:val="14"/>
-          </w:rPr>
-          <w:instrText xml:space="preserve"> PAGEREF _Toc187433244 \h </w:instrText>
-        </w:r>
-        <w:r>
-          <w:rPr>
-            <w:noProof/>
-            <w:webHidden/>
-            <w:sz w:val="18"/>
-            <w:szCs w:val="14"/>
-          </w:rPr>
-        </w:r>
-        <w:r>
-          <w:rPr>
-            <w:noProof/>
-            <w:webHidden/>
-            <w:sz w:val="18"/>
-            <w:szCs w:val="14"/>
+          </w:rPr>
+          <w:instrText xml:space="preserve"> PAGEREF _Toc188018094 \h </w:instrText>
+        </w:r>
+        <w:r>
+          <w:rPr>
+            <w:noProof/>
+            <w:webHidden/>
+          </w:rPr>
+        </w:r>
+        <w:r>
+          <w:rPr>
+            <w:noProof/>
+            <w:webHidden/>
           </w:rPr>
           <w:fldChar w:fldCharType="separate"/>
         </w:r>
@@ -2131,8 +1795,6 @@
           <w:rPr>
             <w:noProof/>
             <w:webHidden/>
-            <w:sz w:val="18"/>
-            <w:szCs w:val="14"/>
           </w:rPr>
           <w:t>9</w:t>
         </w:r>
@@ -2140,8 +1802,6 @@
           <w:rPr>
             <w:noProof/>
             <w:webHidden/>
-            <w:sz w:val="18"/>
-            <w:szCs w:val="14"/>
           </w:rPr>
           <w:fldChar w:fldCharType="end"/>
         </w:r>
@@ -2158,19 +1818,16 @@
           <w:rFonts w:asciiTheme="minorHAnsi" w:eastAsiaTheme="minorEastAsia" w:hAnsiTheme="minorHAnsi" w:cstheme="minorBidi"/>
           <w:noProof/>
           <w:kern w:val="2"/>
-          <w:sz w:val="16"/>
-          <w:szCs w:val="16"/>
+          <w:szCs w:val="24"/>
           <w:lang w:val="es-ES" w:eastAsia="es-ES"/>
           <w14:ligatures w14:val="standardContextual"/>
         </w:rPr>
       </w:pPr>
-      <w:hyperlink w:anchor="_Toc187433245" w:history="1">
+      <w:hyperlink w:anchor="_Toc188018095" w:history="1">
         <w:r>
           <w:rPr>
             <w:rStyle w:val="Lienhypertexte"/>
             <w:noProof/>
-            <w:sz w:val="18"/>
-            <w:szCs w:val="14"/>
           </w:rPr>
           <w:t>2.3.10</w:t>
         </w:r>
@@ -2179,8 +1836,7 @@
             <w:rFonts w:asciiTheme="minorHAnsi" w:eastAsiaTheme="minorEastAsia" w:hAnsiTheme="minorHAnsi" w:cstheme="minorBidi"/>
             <w:noProof/>
             <w:kern w:val="2"/>
-            <w:sz w:val="16"/>
-            <w:szCs w:val="16"/>
+            <w:szCs w:val="24"/>
             <w:lang w:val="es-ES" w:eastAsia="es-ES"/>
             <w14:ligatures w14:val="standardContextual"/>
           </w:rPr>
@@ -2190,8 +1846,6 @@
           <w:rPr>
             <w:rStyle w:val="Lienhypertexte"/>
             <w:noProof/>
-            <w:sz w:val="18"/>
-            <w:szCs w:val="14"/>
           </w:rPr>
           <w:t>Changer la disponibilité de ma médiathèque sur le réseau</w:t>
         </w:r>
@@ -2199,8 +1853,6 @@
           <w:rPr>
             <w:noProof/>
             <w:webHidden/>
-            <w:sz w:val="18"/>
-            <w:szCs w:val="14"/>
           </w:rPr>
           <w:tab/>
         </w:r>
@@ -2208,8 +1860,6 @@
           <w:rPr>
             <w:noProof/>
             <w:webHidden/>
-            <w:sz w:val="18"/>
-            <w:szCs w:val="14"/>
           </w:rPr>
           <w:fldChar w:fldCharType="begin"/>
         </w:r>
@@ -2217,25 +1867,19 @@
           <w:rPr>
             <w:noProof/>
             <w:webHidden/>
-            <w:sz w:val="18"/>
-            <w:szCs w:val="14"/>
-          </w:rPr>
-          <w:instrText xml:space="preserve"> PAGEREF _Toc187433245 \h </w:instrText>
-        </w:r>
-        <w:r>
-          <w:rPr>
-            <w:noProof/>
-            <w:webHidden/>
-            <w:sz w:val="18"/>
-            <w:szCs w:val="14"/>
-          </w:rPr>
-        </w:r>
-        <w:r>
-          <w:rPr>
-            <w:noProof/>
-            <w:webHidden/>
-            <w:sz w:val="18"/>
-            <w:szCs w:val="14"/>
+          </w:rPr>
+          <w:instrText xml:space="preserve"> PAGEREF _Toc188018095 \h </w:instrText>
+        </w:r>
+        <w:r>
+          <w:rPr>
+            <w:noProof/>
+            <w:webHidden/>
+          </w:rPr>
+        </w:r>
+        <w:r>
+          <w:rPr>
+            <w:noProof/>
+            <w:webHidden/>
           </w:rPr>
           <w:fldChar w:fldCharType="separate"/>
         </w:r>
@@ -2243,8 +1887,6 @@
           <w:rPr>
             <w:noProof/>
             <w:webHidden/>
-            <w:sz w:val="18"/>
-            <w:szCs w:val="14"/>
           </w:rPr>
           <w:t>9</w:t>
         </w:r>
@@ -2252,8 +1894,6 @@
           <w:rPr>
             <w:noProof/>
             <w:webHidden/>
-            <w:sz w:val="18"/>
-            <w:szCs w:val="14"/>
           </w:rPr>
           <w:fldChar w:fldCharType="end"/>
         </w:r>
@@ -2270,19 +1910,16 @@
           <w:rFonts w:asciiTheme="minorHAnsi" w:eastAsiaTheme="minorEastAsia" w:hAnsiTheme="minorHAnsi" w:cstheme="minorBidi"/>
           <w:noProof/>
           <w:kern w:val="2"/>
-          <w:sz w:val="16"/>
-          <w:szCs w:val="16"/>
+          <w:szCs w:val="24"/>
           <w:lang w:val="es-ES" w:eastAsia="es-ES"/>
           <w14:ligatures w14:val="standardContextual"/>
         </w:rPr>
       </w:pPr>
-      <w:hyperlink w:anchor="_Toc187433246" w:history="1">
+      <w:hyperlink w:anchor="_Toc188018096" w:history="1">
         <w:r>
           <w:rPr>
             <w:rStyle w:val="Lienhypertexte"/>
             <w:noProof/>
-            <w:sz w:val="18"/>
-            <w:szCs w:val="14"/>
           </w:rPr>
           <w:t>2.3.11</w:t>
         </w:r>
@@ -2291,8 +1928,7 @@
             <w:rFonts w:asciiTheme="minorHAnsi" w:eastAsiaTheme="minorEastAsia" w:hAnsiTheme="minorHAnsi" w:cstheme="minorBidi"/>
             <w:noProof/>
             <w:kern w:val="2"/>
-            <w:sz w:val="16"/>
-            <w:szCs w:val="16"/>
+            <w:szCs w:val="24"/>
             <w:lang w:val="es-ES" w:eastAsia="es-ES"/>
             <w14:ligatures w14:val="standardContextual"/>
           </w:rPr>
@@ -2302,8 +1938,6 @@
           <w:rPr>
             <w:rStyle w:val="Lienhypertexte"/>
             <w:noProof/>
-            <w:sz w:val="18"/>
-            <w:szCs w:val="14"/>
           </w:rPr>
           <w:t>Supprimer un fichier de la médiathèque</w:t>
         </w:r>
@@ -2311,8 +1945,6 @@
           <w:rPr>
             <w:noProof/>
             <w:webHidden/>
-            <w:sz w:val="18"/>
-            <w:szCs w:val="14"/>
           </w:rPr>
           <w:tab/>
         </w:r>
@@ -2320,8 +1952,6 @@
           <w:rPr>
             <w:noProof/>
             <w:webHidden/>
-            <w:sz w:val="18"/>
-            <w:szCs w:val="14"/>
           </w:rPr>
           <w:fldChar w:fldCharType="begin"/>
         </w:r>
@@ -2329,25 +1959,19 @@
           <w:rPr>
             <w:noProof/>
             <w:webHidden/>
-            <w:sz w:val="18"/>
-            <w:szCs w:val="14"/>
-          </w:rPr>
-          <w:instrText xml:space="preserve"> PAGEREF _Toc187433246 \h </w:instrText>
-        </w:r>
-        <w:r>
-          <w:rPr>
-            <w:noProof/>
-            <w:webHidden/>
-            <w:sz w:val="18"/>
-            <w:szCs w:val="14"/>
-          </w:rPr>
-        </w:r>
-        <w:r>
-          <w:rPr>
-            <w:noProof/>
-            <w:webHidden/>
-            <w:sz w:val="18"/>
-            <w:szCs w:val="14"/>
+          </w:rPr>
+          <w:instrText xml:space="preserve"> PAGEREF _Toc188018096 \h </w:instrText>
+        </w:r>
+        <w:r>
+          <w:rPr>
+            <w:noProof/>
+            <w:webHidden/>
+          </w:rPr>
+        </w:r>
+        <w:r>
+          <w:rPr>
+            <w:noProof/>
+            <w:webHidden/>
           </w:rPr>
           <w:fldChar w:fldCharType="separate"/>
         </w:r>
@@ -2355,8 +1979,6 @@
           <w:rPr>
             <w:noProof/>
             <w:webHidden/>
-            <w:sz w:val="18"/>
-            <w:szCs w:val="14"/>
           </w:rPr>
           <w:t>10</w:t>
         </w:r>
@@ -2364,8 +1986,6 @@
           <w:rPr>
             <w:noProof/>
             <w:webHidden/>
-            <w:sz w:val="18"/>
-            <w:szCs w:val="14"/>
           </w:rPr>
           <w:fldChar w:fldCharType="end"/>
         </w:r>
@@ -2382,19 +2002,16 @@
           <w:rFonts w:asciiTheme="minorHAnsi" w:eastAsiaTheme="minorEastAsia" w:hAnsiTheme="minorHAnsi" w:cstheme="minorBidi"/>
           <w:noProof/>
           <w:kern w:val="2"/>
-          <w:sz w:val="16"/>
-          <w:szCs w:val="16"/>
+          <w:szCs w:val="24"/>
           <w:lang w:val="es-ES" w:eastAsia="es-ES"/>
           <w14:ligatures w14:val="standardContextual"/>
         </w:rPr>
       </w:pPr>
-      <w:hyperlink w:anchor="_Toc187433247" w:history="1">
+      <w:hyperlink w:anchor="_Toc188018097" w:history="1">
         <w:r>
           <w:rPr>
             <w:rStyle w:val="Lienhypertexte"/>
             <w:noProof/>
-            <w:sz w:val="18"/>
-            <w:szCs w:val="14"/>
           </w:rPr>
           <w:t>2.3.12</w:t>
         </w:r>
@@ -2403,8 +2020,7 @@
             <w:rFonts w:asciiTheme="minorHAnsi" w:eastAsiaTheme="minorEastAsia" w:hAnsiTheme="minorHAnsi" w:cstheme="minorBidi"/>
             <w:noProof/>
             <w:kern w:val="2"/>
-            <w:sz w:val="16"/>
-            <w:szCs w:val="16"/>
+            <w:szCs w:val="24"/>
             <w:lang w:val="es-ES" w:eastAsia="es-ES"/>
             <w14:ligatures w14:val="standardContextual"/>
           </w:rPr>
@@ -2414,8 +2030,6 @@
           <w:rPr>
             <w:rStyle w:val="Lienhypertexte"/>
             <w:noProof/>
-            <w:sz w:val="18"/>
-            <w:szCs w:val="14"/>
           </w:rPr>
           <w:t>Jouer un fichier média de la médiathèque</w:t>
         </w:r>
@@ -2423,8 +2037,6 @@
           <w:rPr>
             <w:noProof/>
             <w:webHidden/>
-            <w:sz w:val="18"/>
-            <w:szCs w:val="14"/>
           </w:rPr>
           <w:tab/>
         </w:r>
@@ -2432,8 +2044,6 @@
           <w:rPr>
             <w:noProof/>
             <w:webHidden/>
-            <w:sz w:val="18"/>
-            <w:szCs w:val="14"/>
           </w:rPr>
           <w:fldChar w:fldCharType="begin"/>
         </w:r>
@@ -2441,25 +2051,19 @@
           <w:rPr>
             <w:noProof/>
             <w:webHidden/>
-            <w:sz w:val="18"/>
-            <w:szCs w:val="14"/>
-          </w:rPr>
-          <w:instrText xml:space="preserve"> PAGEREF _Toc187433247 \h </w:instrText>
-        </w:r>
-        <w:r>
-          <w:rPr>
-            <w:noProof/>
-            <w:webHidden/>
-            <w:sz w:val="18"/>
-            <w:szCs w:val="14"/>
-          </w:rPr>
-        </w:r>
-        <w:r>
-          <w:rPr>
-            <w:noProof/>
-            <w:webHidden/>
-            <w:sz w:val="18"/>
-            <w:szCs w:val="14"/>
+          </w:rPr>
+          <w:instrText xml:space="preserve"> PAGEREF _Toc188018097 \h </w:instrText>
+        </w:r>
+        <w:r>
+          <w:rPr>
+            <w:noProof/>
+            <w:webHidden/>
+          </w:rPr>
+        </w:r>
+        <w:r>
+          <w:rPr>
+            <w:noProof/>
+            <w:webHidden/>
           </w:rPr>
           <w:fldChar w:fldCharType="separate"/>
         </w:r>
@@ -2467,8 +2071,6 @@
           <w:rPr>
             <w:noProof/>
             <w:webHidden/>
-            <w:sz w:val="18"/>
-            <w:szCs w:val="14"/>
           </w:rPr>
           <w:t>10</w:t>
         </w:r>
@@ -2476,8 +2078,6 @@
           <w:rPr>
             <w:noProof/>
             <w:webHidden/>
-            <w:sz w:val="18"/>
-            <w:szCs w:val="14"/>
           </w:rPr>
           <w:fldChar w:fldCharType="end"/>
         </w:r>
@@ -2494,19 +2094,16 @@
           <w:rFonts w:asciiTheme="minorHAnsi" w:eastAsiaTheme="minorEastAsia" w:hAnsiTheme="minorHAnsi" w:cstheme="minorBidi"/>
           <w:noProof/>
           <w:kern w:val="2"/>
-          <w:sz w:val="16"/>
-          <w:szCs w:val="16"/>
+          <w:szCs w:val="24"/>
           <w:lang w:val="es-ES" w:eastAsia="es-ES"/>
           <w14:ligatures w14:val="standardContextual"/>
         </w:rPr>
       </w:pPr>
-      <w:hyperlink w:anchor="_Toc187433248" w:history="1">
+      <w:hyperlink w:anchor="_Toc188018098" w:history="1">
         <w:r>
           <w:rPr>
             <w:rStyle w:val="Lienhypertexte"/>
             <w:noProof/>
-            <w:sz w:val="18"/>
-            <w:szCs w:val="14"/>
           </w:rPr>
           <w:t>2.3.13</w:t>
         </w:r>
@@ -2515,8 +2112,7 @@
             <w:rFonts w:asciiTheme="minorHAnsi" w:eastAsiaTheme="minorEastAsia" w:hAnsiTheme="minorHAnsi" w:cstheme="minorBidi"/>
             <w:noProof/>
             <w:kern w:val="2"/>
-            <w:sz w:val="16"/>
-            <w:szCs w:val="16"/>
+            <w:szCs w:val="24"/>
             <w:lang w:val="es-ES" w:eastAsia="es-ES"/>
             <w14:ligatures w14:val="standardContextual"/>
           </w:rPr>
@@ -2526,8 +2122,6 @@
           <w:rPr>
             <w:rStyle w:val="Lienhypertexte"/>
             <w:noProof/>
-            <w:sz w:val="18"/>
-            <w:szCs w:val="14"/>
           </w:rPr>
           <w:t>Voir les détails d'un fichier</w:t>
         </w:r>
@@ -2535,8 +2129,6 @@
           <w:rPr>
             <w:noProof/>
             <w:webHidden/>
-            <w:sz w:val="18"/>
-            <w:szCs w:val="14"/>
           </w:rPr>
           <w:tab/>
         </w:r>
@@ -2544,8 +2136,6 @@
           <w:rPr>
             <w:noProof/>
             <w:webHidden/>
-            <w:sz w:val="18"/>
-            <w:szCs w:val="14"/>
           </w:rPr>
           <w:fldChar w:fldCharType="begin"/>
         </w:r>
@@ -2553,25 +2143,19 @@
           <w:rPr>
             <w:noProof/>
             <w:webHidden/>
-            <w:sz w:val="18"/>
-            <w:szCs w:val="14"/>
-          </w:rPr>
-          <w:instrText xml:space="preserve"> PAGEREF _Toc187433248 \h </w:instrText>
-        </w:r>
-        <w:r>
-          <w:rPr>
-            <w:noProof/>
-            <w:webHidden/>
-            <w:sz w:val="18"/>
-            <w:szCs w:val="14"/>
-          </w:rPr>
-        </w:r>
-        <w:r>
-          <w:rPr>
-            <w:noProof/>
-            <w:webHidden/>
-            <w:sz w:val="18"/>
-            <w:szCs w:val="14"/>
+          </w:rPr>
+          <w:instrText xml:space="preserve"> PAGEREF _Toc188018098 \h </w:instrText>
+        </w:r>
+        <w:r>
+          <w:rPr>
+            <w:noProof/>
+            <w:webHidden/>
+          </w:rPr>
+        </w:r>
+        <w:r>
+          <w:rPr>
+            <w:noProof/>
+            <w:webHidden/>
           </w:rPr>
           <w:fldChar w:fldCharType="separate"/>
         </w:r>
@@ -2579,8 +2163,6 @@
           <w:rPr>
             <w:noProof/>
             <w:webHidden/>
-            <w:sz w:val="18"/>
-            <w:szCs w:val="14"/>
           </w:rPr>
           <w:t>10</w:t>
         </w:r>
@@ -2588,8 +2170,6 @@
           <w:rPr>
             <w:noProof/>
             <w:webHidden/>
-            <w:sz w:val="18"/>
-            <w:szCs w:val="14"/>
           </w:rPr>
           <w:fldChar w:fldCharType="end"/>
         </w:r>
@@ -2606,19 +2186,16 @@
           <w:rFonts w:asciiTheme="minorHAnsi" w:eastAsiaTheme="minorEastAsia" w:hAnsiTheme="minorHAnsi" w:cstheme="minorBidi"/>
           <w:noProof/>
           <w:kern w:val="2"/>
-          <w:sz w:val="16"/>
-          <w:szCs w:val="16"/>
+          <w:szCs w:val="24"/>
           <w:lang w:val="es-ES" w:eastAsia="es-ES"/>
           <w14:ligatures w14:val="standardContextual"/>
         </w:rPr>
       </w:pPr>
-      <w:hyperlink w:anchor="_Toc187433249" w:history="1">
+      <w:hyperlink w:anchor="_Toc188018099" w:history="1">
         <w:r>
           <w:rPr>
             <w:rStyle w:val="Lienhypertexte"/>
             <w:noProof/>
-            <w:sz w:val="18"/>
-            <w:szCs w:val="14"/>
           </w:rPr>
           <w:t>2.3.14</w:t>
         </w:r>
@@ -2627,8 +2204,7 @@
             <w:rFonts w:asciiTheme="minorHAnsi" w:eastAsiaTheme="minorEastAsia" w:hAnsiTheme="minorHAnsi" w:cstheme="minorBidi"/>
             <w:noProof/>
             <w:kern w:val="2"/>
-            <w:sz w:val="16"/>
-            <w:szCs w:val="16"/>
+            <w:szCs w:val="24"/>
             <w:lang w:val="es-ES" w:eastAsia="es-ES"/>
             <w14:ligatures w14:val="standardContextual"/>
           </w:rPr>
@@ -2638,8 +2214,6 @@
           <w:rPr>
             <w:rStyle w:val="Lienhypertexte"/>
             <w:noProof/>
-            <w:sz w:val="18"/>
-            <w:szCs w:val="14"/>
           </w:rPr>
           <w:t>Ajout de ma médiathèque dans le réseau de la communauté</w:t>
         </w:r>
@@ -2647,8 +2221,6 @@
           <w:rPr>
             <w:noProof/>
             <w:webHidden/>
-            <w:sz w:val="18"/>
-            <w:szCs w:val="14"/>
           </w:rPr>
           <w:tab/>
         </w:r>
@@ -2656,8 +2228,6 @@
           <w:rPr>
             <w:noProof/>
             <w:webHidden/>
-            <w:sz w:val="18"/>
-            <w:szCs w:val="14"/>
           </w:rPr>
           <w:fldChar w:fldCharType="begin"/>
         </w:r>
@@ -2665,25 +2235,19 @@
           <w:rPr>
             <w:noProof/>
             <w:webHidden/>
-            <w:sz w:val="18"/>
-            <w:szCs w:val="14"/>
-          </w:rPr>
-          <w:instrText xml:space="preserve"> PAGEREF _Toc187433249 \h </w:instrText>
-        </w:r>
-        <w:r>
-          <w:rPr>
-            <w:noProof/>
-            <w:webHidden/>
-            <w:sz w:val="18"/>
-            <w:szCs w:val="14"/>
-          </w:rPr>
-        </w:r>
-        <w:r>
-          <w:rPr>
-            <w:noProof/>
-            <w:webHidden/>
-            <w:sz w:val="18"/>
-            <w:szCs w:val="14"/>
+          </w:rPr>
+          <w:instrText xml:space="preserve"> PAGEREF _Toc188018099 \h </w:instrText>
+        </w:r>
+        <w:r>
+          <w:rPr>
+            <w:noProof/>
+            <w:webHidden/>
+          </w:rPr>
+        </w:r>
+        <w:r>
+          <w:rPr>
+            <w:noProof/>
+            <w:webHidden/>
           </w:rPr>
           <w:fldChar w:fldCharType="separate"/>
         </w:r>
@@ -2691,8 +2255,6 @@
           <w:rPr>
             <w:noProof/>
             <w:webHidden/>
-            <w:sz w:val="18"/>
-            <w:szCs w:val="14"/>
           </w:rPr>
           <w:t>11</w:t>
         </w:r>
@@ -2700,8 +2262,6 @@
           <w:rPr>
             <w:noProof/>
             <w:webHidden/>
-            <w:sz w:val="18"/>
-            <w:szCs w:val="14"/>
           </w:rPr>
           <w:fldChar w:fldCharType="end"/>
         </w:r>
@@ -2718,19 +2278,16 @@
           <w:rFonts w:asciiTheme="minorHAnsi" w:eastAsiaTheme="minorEastAsia" w:hAnsiTheme="minorHAnsi" w:cstheme="minorBidi"/>
           <w:noProof/>
           <w:kern w:val="2"/>
-          <w:sz w:val="16"/>
-          <w:szCs w:val="16"/>
+          <w:szCs w:val="24"/>
           <w:lang w:val="es-ES" w:eastAsia="es-ES"/>
           <w14:ligatures w14:val="standardContextual"/>
         </w:rPr>
       </w:pPr>
-      <w:hyperlink w:anchor="_Toc187433250" w:history="1">
+      <w:hyperlink w:anchor="_Toc188018100" w:history="1">
         <w:r>
           <w:rPr>
             <w:rStyle w:val="Lienhypertexte"/>
             <w:noProof/>
-            <w:sz w:val="18"/>
-            <w:szCs w:val="14"/>
           </w:rPr>
           <w:t>2.3.15</w:t>
         </w:r>
@@ -2739,8 +2296,7 @@
             <w:rFonts w:asciiTheme="minorHAnsi" w:eastAsiaTheme="minorEastAsia" w:hAnsiTheme="minorHAnsi" w:cstheme="minorBidi"/>
             <w:noProof/>
             <w:kern w:val="2"/>
-            <w:sz w:val="16"/>
-            <w:szCs w:val="16"/>
+            <w:szCs w:val="24"/>
             <w:lang w:val="es-ES" w:eastAsia="es-ES"/>
             <w14:ligatures w14:val="standardContextual"/>
           </w:rPr>
@@ -2750,8 +2306,6 @@
           <w:rPr>
             <w:rStyle w:val="Lienhypertexte"/>
             <w:noProof/>
-            <w:sz w:val="18"/>
-            <w:szCs w:val="14"/>
           </w:rPr>
           <w:t>Lire un contenu depuis le réseau de la communauté</w:t>
         </w:r>
@@ -2759,8 +2313,6 @@
           <w:rPr>
             <w:noProof/>
             <w:webHidden/>
-            <w:sz w:val="18"/>
-            <w:szCs w:val="14"/>
           </w:rPr>
           <w:tab/>
         </w:r>
@@ -2768,8 +2320,6 @@
           <w:rPr>
             <w:noProof/>
             <w:webHidden/>
-            <w:sz w:val="18"/>
-            <w:szCs w:val="14"/>
           </w:rPr>
           <w:fldChar w:fldCharType="begin"/>
         </w:r>
@@ -2777,25 +2327,19 @@
           <w:rPr>
             <w:noProof/>
             <w:webHidden/>
-            <w:sz w:val="18"/>
-            <w:szCs w:val="14"/>
-          </w:rPr>
-          <w:instrText xml:space="preserve"> PAGEREF _Toc187433250 \h </w:instrText>
-        </w:r>
-        <w:r>
-          <w:rPr>
-            <w:noProof/>
-            <w:webHidden/>
-            <w:sz w:val="18"/>
-            <w:szCs w:val="14"/>
-          </w:rPr>
-        </w:r>
-        <w:r>
-          <w:rPr>
-            <w:noProof/>
-            <w:webHidden/>
-            <w:sz w:val="18"/>
-            <w:szCs w:val="14"/>
+          </w:rPr>
+          <w:instrText xml:space="preserve"> PAGEREF _Toc188018100 \h </w:instrText>
+        </w:r>
+        <w:r>
+          <w:rPr>
+            <w:noProof/>
+            <w:webHidden/>
+          </w:rPr>
+        </w:r>
+        <w:r>
+          <w:rPr>
+            <w:noProof/>
+            <w:webHidden/>
           </w:rPr>
           <w:fldChar w:fldCharType="separate"/>
         </w:r>
@@ -2803,8 +2347,6 @@
           <w:rPr>
             <w:noProof/>
             <w:webHidden/>
-            <w:sz w:val="18"/>
-            <w:szCs w:val="14"/>
           </w:rPr>
           <w:t>11</w:t>
         </w:r>
@@ -2812,8 +2354,6 @@
           <w:rPr>
             <w:noProof/>
             <w:webHidden/>
-            <w:sz w:val="18"/>
-            <w:szCs w:val="14"/>
           </w:rPr>
           <w:fldChar w:fldCharType="end"/>
         </w:r>
@@ -2830,19 +2370,16 @@
           <w:rFonts w:asciiTheme="minorHAnsi" w:eastAsiaTheme="minorEastAsia" w:hAnsiTheme="minorHAnsi" w:cstheme="minorBidi"/>
           <w:noProof/>
           <w:kern w:val="2"/>
-          <w:sz w:val="16"/>
-          <w:szCs w:val="16"/>
+          <w:szCs w:val="24"/>
           <w:lang w:val="es-ES" w:eastAsia="es-ES"/>
           <w14:ligatures w14:val="standardContextual"/>
         </w:rPr>
       </w:pPr>
-      <w:hyperlink w:anchor="_Toc187433251" w:history="1">
+      <w:hyperlink w:anchor="_Toc188018101" w:history="1">
         <w:r>
           <w:rPr>
             <w:rStyle w:val="Lienhypertexte"/>
             <w:noProof/>
-            <w:sz w:val="18"/>
-            <w:szCs w:val="14"/>
           </w:rPr>
           <w:t>2.3.16</w:t>
         </w:r>
@@ -2851,8 +2388,7 @@
             <w:rFonts w:asciiTheme="minorHAnsi" w:eastAsiaTheme="minorEastAsia" w:hAnsiTheme="minorHAnsi" w:cstheme="minorBidi"/>
             <w:noProof/>
             <w:kern w:val="2"/>
-            <w:sz w:val="16"/>
-            <w:szCs w:val="16"/>
+            <w:szCs w:val="24"/>
             <w:lang w:val="es-ES" w:eastAsia="es-ES"/>
             <w14:ligatures w14:val="standardContextual"/>
           </w:rPr>
@@ -2862,8 +2398,6 @@
           <w:rPr>
             <w:rStyle w:val="Lienhypertexte"/>
             <w:noProof/>
-            <w:sz w:val="18"/>
-            <w:szCs w:val="14"/>
           </w:rPr>
           <w:t>Télécharger un titre depuis le réseau de la communauté</w:t>
         </w:r>
@@ -2871,8 +2405,6 @@
           <w:rPr>
             <w:noProof/>
             <w:webHidden/>
-            <w:sz w:val="18"/>
-            <w:szCs w:val="14"/>
           </w:rPr>
           <w:tab/>
         </w:r>
@@ -2880,8 +2412,6 @@
           <w:rPr>
             <w:noProof/>
             <w:webHidden/>
-            <w:sz w:val="18"/>
-            <w:szCs w:val="14"/>
           </w:rPr>
           <w:fldChar w:fldCharType="begin"/>
         </w:r>
@@ -2889,25 +2419,19 @@
           <w:rPr>
             <w:noProof/>
             <w:webHidden/>
-            <w:sz w:val="18"/>
-            <w:szCs w:val="14"/>
-          </w:rPr>
-          <w:instrText xml:space="preserve"> PAGEREF _Toc187433251 \h </w:instrText>
-        </w:r>
-        <w:r>
-          <w:rPr>
-            <w:noProof/>
-            <w:webHidden/>
-            <w:sz w:val="18"/>
-            <w:szCs w:val="14"/>
-          </w:rPr>
-        </w:r>
-        <w:r>
-          <w:rPr>
-            <w:noProof/>
-            <w:webHidden/>
-            <w:sz w:val="18"/>
-            <w:szCs w:val="14"/>
+          </w:rPr>
+          <w:instrText xml:space="preserve"> PAGEREF _Toc188018101 \h </w:instrText>
+        </w:r>
+        <w:r>
+          <w:rPr>
+            <w:noProof/>
+            <w:webHidden/>
+          </w:rPr>
+        </w:r>
+        <w:r>
+          <w:rPr>
+            <w:noProof/>
+            <w:webHidden/>
           </w:rPr>
           <w:fldChar w:fldCharType="separate"/>
         </w:r>
@@ -2915,8 +2439,6 @@
           <w:rPr>
             <w:noProof/>
             <w:webHidden/>
-            <w:sz w:val="18"/>
-            <w:szCs w:val="14"/>
           </w:rPr>
           <w:t>11</w:t>
         </w:r>
@@ -2924,8 +2446,6 @@
           <w:rPr>
             <w:noProof/>
             <w:webHidden/>
-            <w:sz w:val="18"/>
-            <w:szCs w:val="14"/>
           </w:rPr>
           <w:fldChar w:fldCharType="end"/>
         </w:r>
@@ -2942,19 +2462,16 @@
           <w:rFonts w:asciiTheme="minorHAnsi" w:eastAsiaTheme="minorEastAsia" w:hAnsiTheme="minorHAnsi" w:cstheme="minorBidi"/>
           <w:noProof/>
           <w:kern w:val="2"/>
-          <w:sz w:val="16"/>
-          <w:szCs w:val="16"/>
+          <w:szCs w:val="24"/>
           <w:lang w:val="es-ES" w:eastAsia="es-ES"/>
           <w14:ligatures w14:val="standardContextual"/>
         </w:rPr>
       </w:pPr>
-      <w:hyperlink w:anchor="_Toc187433252" w:history="1">
+      <w:hyperlink w:anchor="_Toc188018102" w:history="1">
         <w:r>
           <w:rPr>
             <w:rStyle w:val="Lienhypertexte"/>
             <w:noProof/>
-            <w:sz w:val="18"/>
-            <w:szCs w:val="14"/>
           </w:rPr>
           <w:t>2.3.17</w:t>
         </w:r>
@@ -2963,8 +2480,7 @@
             <w:rFonts w:asciiTheme="minorHAnsi" w:eastAsiaTheme="minorEastAsia" w:hAnsiTheme="minorHAnsi" w:cstheme="minorBidi"/>
             <w:noProof/>
             <w:kern w:val="2"/>
-            <w:sz w:val="16"/>
-            <w:szCs w:val="16"/>
+            <w:szCs w:val="24"/>
             <w:lang w:val="es-ES" w:eastAsia="es-ES"/>
             <w14:ligatures w14:val="standardContextual"/>
           </w:rPr>
@@ -2974,8 +2490,6 @@
           <w:rPr>
             <w:rStyle w:val="Lienhypertexte"/>
             <w:noProof/>
-            <w:sz w:val="18"/>
-            <w:szCs w:val="14"/>
           </w:rPr>
           <w:t>Mettre à jour la bibliothèque du réseau de la communauté</w:t>
         </w:r>
@@ -2983,8 +2497,6 @@
           <w:rPr>
             <w:noProof/>
             <w:webHidden/>
-            <w:sz w:val="18"/>
-            <w:szCs w:val="14"/>
           </w:rPr>
           <w:tab/>
         </w:r>
@@ -2992,8 +2504,6 @@
           <w:rPr>
             <w:noProof/>
             <w:webHidden/>
-            <w:sz w:val="18"/>
-            <w:szCs w:val="14"/>
           </w:rPr>
           <w:fldChar w:fldCharType="begin"/>
         </w:r>
@@ -3001,25 +2511,19 @@
           <w:rPr>
             <w:noProof/>
             <w:webHidden/>
-            <w:sz w:val="18"/>
-            <w:szCs w:val="14"/>
-          </w:rPr>
-          <w:instrText xml:space="preserve"> PAGEREF _Toc187433252 \h </w:instrText>
-        </w:r>
-        <w:r>
-          <w:rPr>
-            <w:noProof/>
-            <w:webHidden/>
-            <w:sz w:val="18"/>
-            <w:szCs w:val="14"/>
-          </w:rPr>
-        </w:r>
-        <w:r>
-          <w:rPr>
-            <w:noProof/>
-            <w:webHidden/>
-            <w:sz w:val="18"/>
-            <w:szCs w:val="14"/>
+          </w:rPr>
+          <w:instrText xml:space="preserve"> PAGEREF _Toc188018102 \h </w:instrText>
+        </w:r>
+        <w:r>
+          <w:rPr>
+            <w:noProof/>
+            <w:webHidden/>
+          </w:rPr>
+        </w:r>
+        <w:r>
+          <w:rPr>
+            <w:noProof/>
+            <w:webHidden/>
           </w:rPr>
           <w:fldChar w:fldCharType="separate"/>
         </w:r>
@@ -3027,8 +2531,6 @@
           <w:rPr>
             <w:noProof/>
             <w:webHidden/>
-            <w:sz w:val="18"/>
-            <w:szCs w:val="14"/>
           </w:rPr>
           <w:t>12</w:t>
         </w:r>
@@ -3036,8 +2538,6 @@
           <w:rPr>
             <w:noProof/>
             <w:webHidden/>
-            <w:sz w:val="18"/>
-            <w:szCs w:val="14"/>
           </w:rPr>
           <w:fldChar w:fldCharType="end"/>
         </w:r>
@@ -3054,19 +2554,16 @@
           <w:rFonts w:asciiTheme="minorHAnsi" w:eastAsiaTheme="minorEastAsia" w:hAnsiTheme="minorHAnsi" w:cstheme="minorBidi"/>
           <w:noProof/>
           <w:kern w:val="2"/>
-          <w:sz w:val="16"/>
-          <w:szCs w:val="16"/>
+          <w:szCs w:val="24"/>
           <w:lang w:val="es-ES" w:eastAsia="es-ES"/>
           <w14:ligatures w14:val="standardContextual"/>
         </w:rPr>
       </w:pPr>
-      <w:hyperlink w:anchor="_Toc187433253" w:history="1">
+      <w:hyperlink w:anchor="_Toc188018103" w:history="1">
         <w:r>
           <w:rPr>
             <w:rStyle w:val="Lienhypertexte"/>
             <w:noProof/>
-            <w:sz w:val="18"/>
-            <w:szCs w:val="14"/>
           </w:rPr>
           <w:t>2.3.18</w:t>
         </w:r>
@@ -3075,8 +2572,7 @@
             <w:rFonts w:asciiTheme="minorHAnsi" w:eastAsiaTheme="minorEastAsia" w:hAnsiTheme="minorHAnsi" w:cstheme="minorBidi"/>
             <w:noProof/>
             <w:kern w:val="2"/>
-            <w:sz w:val="16"/>
-            <w:szCs w:val="16"/>
+            <w:szCs w:val="24"/>
             <w:lang w:val="es-ES" w:eastAsia="es-ES"/>
             <w14:ligatures w14:val="standardContextual"/>
           </w:rPr>
@@ -3086,8 +2582,6 @@
           <w:rPr>
             <w:rStyle w:val="Lienhypertexte"/>
             <w:noProof/>
-            <w:sz w:val="18"/>
-            <w:szCs w:val="14"/>
           </w:rPr>
           <w:t>Connexion au réseau de la communauté</w:t>
         </w:r>
@@ -3095,8 +2589,6 @@
           <w:rPr>
             <w:noProof/>
             <w:webHidden/>
-            <w:sz w:val="18"/>
-            <w:szCs w:val="14"/>
           </w:rPr>
           <w:tab/>
         </w:r>
@@ -3104,8 +2596,6 @@
           <w:rPr>
             <w:noProof/>
             <w:webHidden/>
-            <w:sz w:val="18"/>
-            <w:szCs w:val="14"/>
           </w:rPr>
           <w:fldChar w:fldCharType="begin"/>
         </w:r>
@@ -3113,25 +2603,19 @@
           <w:rPr>
             <w:noProof/>
             <w:webHidden/>
-            <w:sz w:val="18"/>
-            <w:szCs w:val="14"/>
-          </w:rPr>
-          <w:instrText xml:space="preserve"> PAGEREF _Toc187433253 \h </w:instrText>
-        </w:r>
-        <w:r>
-          <w:rPr>
-            <w:noProof/>
-            <w:webHidden/>
-            <w:sz w:val="18"/>
-            <w:szCs w:val="14"/>
-          </w:rPr>
-        </w:r>
-        <w:r>
-          <w:rPr>
-            <w:noProof/>
-            <w:webHidden/>
-            <w:sz w:val="18"/>
-            <w:szCs w:val="14"/>
+          </w:rPr>
+          <w:instrText xml:space="preserve"> PAGEREF _Toc188018103 \h </w:instrText>
+        </w:r>
+        <w:r>
+          <w:rPr>
+            <w:noProof/>
+            <w:webHidden/>
+          </w:rPr>
+        </w:r>
+        <w:r>
+          <w:rPr>
+            <w:noProof/>
+            <w:webHidden/>
           </w:rPr>
           <w:fldChar w:fldCharType="separate"/>
         </w:r>
@@ -3139,8 +2623,6 @@
           <w:rPr>
             <w:noProof/>
             <w:webHidden/>
-            <w:sz w:val="18"/>
-            <w:szCs w:val="14"/>
           </w:rPr>
           <w:t>12</w:t>
         </w:r>
@@ -3148,8 +2630,6 @@
           <w:rPr>
             <w:noProof/>
             <w:webHidden/>
-            <w:sz w:val="18"/>
-            <w:szCs w:val="14"/>
           </w:rPr>
           <w:fldChar w:fldCharType="end"/>
         </w:r>
@@ -3166,20 +2646,17 @@
           <w:rFonts w:asciiTheme="minorHAnsi" w:eastAsiaTheme="minorEastAsia" w:hAnsiTheme="minorHAnsi" w:cstheme="minorBidi"/>
           <w:noProof/>
           <w:kern w:val="2"/>
-          <w:sz w:val="16"/>
-          <w:szCs w:val="16"/>
+          <w:szCs w:val="24"/>
           <w:lang w:val="es-ES" w:eastAsia="es-ES"/>
           <w14:ligatures w14:val="standardContextual"/>
         </w:rPr>
       </w:pPr>
-      <w:hyperlink w:anchor="_Toc187433254" w:history="1">
+      <w:hyperlink w:anchor="_Toc188018104" w:history="1">
         <w:r>
           <w:rPr>
             <w:rStyle w:val="Lienhypertexte"/>
             <w:rFonts w:ascii="Calibri" w:hAnsi="Calibri"/>
             <w:noProof/>
-            <w:sz w:val="18"/>
-            <w:szCs w:val="14"/>
             <w:lang w:val="fr-CH" w:eastAsia="fr-CH"/>
           </w:rPr>
           <w:t>2.3.19</w:t>
@@ -3189,8 +2666,7 @@
             <w:rFonts w:asciiTheme="minorHAnsi" w:eastAsiaTheme="minorEastAsia" w:hAnsiTheme="minorHAnsi" w:cstheme="minorBidi"/>
             <w:noProof/>
             <w:kern w:val="2"/>
-            <w:sz w:val="16"/>
-            <w:szCs w:val="16"/>
+            <w:szCs w:val="24"/>
             <w:lang w:val="es-ES" w:eastAsia="es-ES"/>
             <w14:ligatures w14:val="standardContextual"/>
           </w:rPr>
@@ -3200,8 +2676,6 @@
           <w:rPr>
             <w:rStyle w:val="Lienhypertexte"/>
             <w:noProof/>
-            <w:sz w:val="18"/>
-            <w:szCs w:val="14"/>
           </w:rPr>
           <w:t>Changer la disponibilité de ma médiathèque sur le réseau</w:t>
         </w:r>
@@ -3209,8 +2683,6 @@
           <w:rPr>
             <w:noProof/>
             <w:webHidden/>
-            <w:sz w:val="18"/>
-            <w:szCs w:val="14"/>
           </w:rPr>
           <w:tab/>
         </w:r>
@@ -3218,8 +2690,6 @@
           <w:rPr>
             <w:noProof/>
             <w:webHidden/>
-            <w:sz w:val="18"/>
-            <w:szCs w:val="14"/>
           </w:rPr>
           <w:fldChar w:fldCharType="begin"/>
         </w:r>
@@ -3227,25 +2697,19 @@
           <w:rPr>
             <w:noProof/>
             <w:webHidden/>
-            <w:sz w:val="18"/>
-            <w:szCs w:val="14"/>
-          </w:rPr>
-          <w:instrText xml:space="preserve"> PAGEREF _Toc187433254 \h </w:instrText>
-        </w:r>
-        <w:r>
-          <w:rPr>
-            <w:noProof/>
-            <w:webHidden/>
-            <w:sz w:val="18"/>
-            <w:szCs w:val="14"/>
-          </w:rPr>
-        </w:r>
-        <w:r>
-          <w:rPr>
-            <w:noProof/>
-            <w:webHidden/>
-            <w:sz w:val="18"/>
-            <w:szCs w:val="14"/>
+          </w:rPr>
+          <w:instrText xml:space="preserve"> PAGEREF _Toc188018104 \h </w:instrText>
+        </w:r>
+        <w:r>
+          <w:rPr>
+            <w:noProof/>
+            <w:webHidden/>
+          </w:rPr>
+        </w:r>
+        <w:r>
+          <w:rPr>
+            <w:noProof/>
+            <w:webHidden/>
           </w:rPr>
           <w:fldChar w:fldCharType="separate"/>
         </w:r>
@@ -3253,8 +2717,6 @@
           <w:rPr>
             <w:noProof/>
             <w:webHidden/>
-            <w:sz w:val="18"/>
-            <w:szCs w:val="14"/>
           </w:rPr>
           <w:t>12</w:t>
         </w:r>
@@ -3262,8 +2724,6 @@
           <w:rPr>
             <w:noProof/>
             <w:webHidden/>
-            <w:sz w:val="18"/>
-            <w:szCs w:val="14"/>
           </w:rPr>
           <w:fldChar w:fldCharType="end"/>
         </w:r>
@@ -3280,20 +2740,17 @@
           <w:rFonts w:asciiTheme="minorHAnsi" w:eastAsiaTheme="minorEastAsia" w:hAnsiTheme="minorHAnsi" w:cstheme="minorBidi"/>
           <w:noProof/>
           <w:kern w:val="2"/>
-          <w:sz w:val="16"/>
-          <w:szCs w:val="16"/>
+          <w:szCs w:val="24"/>
           <w:lang w:val="es-ES" w:eastAsia="es-ES"/>
           <w14:ligatures w14:val="standardContextual"/>
         </w:rPr>
       </w:pPr>
-      <w:hyperlink w:anchor="_Toc187433255" w:history="1">
+      <w:hyperlink w:anchor="_Toc188018105" w:history="1">
         <w:r>
           <w:rPr>
             <w:rStyle w:val="Lienhypertexte"/>
             <w:rFonts w:ascii="Calibri" w:hAnsi="Calibri"/>
             <w:noProof/>
-            <w:sz w:val="18"/>
-            <w:szCs w:val="14"/>
             <w:lang w:val="fr-CH" w:eastAsia="fr-CH"/>
           </w:rPr>
           <w:t>2.3.20</w:t>
@@ -3303,8 +2760,7 @@
             <w:rFonts w:asciiTheme="minorHAnsi" w:eastAsiaTheme="minorEastAsia" w:hAnsiTheme="minorHAnsi" w:cstheme="minorBidi"/>
             <w:noProof/>
             <w:kern w:val="2"/>
-            <w:sz w:val="16"/>
-            <w:szCs w:val="16"/>
+            <w:szCs w:val="24"/>
             <w:lang w:val="es-ES" w:eastAsia="es-ES"/>
             <w14:ligatures w14:val="standardContextual"/>
           </w:rPr>
@@ -3314,8 +2770,6 @@
           <w:rPr>
             <w:rStyle w:val="Lienhypertexte"/>
             <w:noProof/>
-            <w:sz w:val="18"/>
-            <w:szCs w:val="14"/>
           </w:rPr>
           <w:t>Affichage des titres d'une médiathèque</w:t>
         </w:r>
@@ -3323,8 +2777,6 @@
           <w:rPr>
             <w:noProof/>
             <w:webHidden/>
-            <w:sz w:val="18"/>
-            <w:szCs w:val="14"/>
           </w:rPr>
           <w:tab/>
         </w:r>
@@ -3332,8 +2784,6 @@
           <w:rPr>
             <w:noProof/>
             <w:webHidden/>
-            <w:sz w:val="18"/>
-            <w:szCs w:val="14"/>
           </w:rPr>
           <w:fldChar w:fldCharType="begin"/>
         </w:r>
@@ -3341,25 +2791,19 @@
           <w:rPr>
             <w:noProof/>
             <w:webHidden/>
-            <w:sz w:val="18"/>
-            <w:szCs w:val="14"/>
-          </w:rPr>
-          <w:instrText xml:space="preserve"> PAGEREF _Toc187433255 \h </w:instrText>
-        </w:r>
-        <w:r>
-          <w:rPr>
-            <w:noProof/>
-            <w:webHidden/>
-            <w:sz w:val="18"/>
-            <w:szCs w:val="14"/>
-          </w:rPr>
-        </w:r>
-        <w:r>
-          <w:rPr>
-            <w:noProof/>
-            <w:webHidden/>
-            <w:sz w:val="18"/>
-            <w:szCs w:val="14"/>
+          </w:rPr>
+          <w:instrText xml:space="preserve"> PAGEREF _Toc188018105 \h </w:instrText>
+        </w:r>
+        <w:r>
+          <w:rPr>
+            <w:noProof/>
+            <w:webHidden/>
+          </w:rPr>
+        </w:r>
+        <w:r>
+          <w:rPr>
+            <w:noProof/>
+            <w:webHidden/>
           </w:rPr>
           <w:fldChar w:fldCharType="separate"/>
         </w:r>
@@ -3367,8 +2811,6 @@
           <w:rPr>
             <w:noProof/>
             <w:webHidden/>
-            <w:sz w:val="18"/>
-            <w:szCs w:val="14"/>
           </w:rPr>
           <w:t>13</w:t>
         </w:r>
@@ -3376,8 +2818,6 @@
           <w:rPr>
             <w:noProof/>
             <w:webHidden/>
-            <w:sz w:val="18"/>
-            <w:szCs w:val="14"/>
           </w:rPr>
           <w:fldChar w:fldCharType="end"/>
         </w:r>
@@ -3394,19 +2834,16 @@
           <w:rFonts w:asciiTheme="minorHAnsi" w:eastAsiaTheme="minorEastAsia" w:hAnsiTheme="minorHAnsi" w:cstheme="minorBidi"/>
           <w:noProof/>
           <w:kern w:val="2"/>
-          <w:sz w:val="16"/>
-          <w:szCs w:val="16"/>
+          <w:szCs w:val="24"/>
           <w:lang w:val="es-ES" w:eastAsia="es-ES"/>
           <w14:ligatures w14:val="standardContextual"/>
         </w:rPr>
       </w:pPr>
-      <w:hyperlink w:anchor="_Toc187433256" w:history="1">
+      <w:hyperlink w:anchor="_Toc188018106" w:history="1">
         <w:r>
           <w:rPr>
             <w:rStyle w:val="Lienhypertexte"/>
             <w:noProof/>
-            <w:sz w:val="18"/>
-            <w:szCs w:val="14"/>
           </w:rPr>
           <w:t>2.4</w:t>
         </w:r>
@@ -3415,8 +2852,7 @@
             <w:rFonts w:asciiTheme="minorHAnsi" w:eastAsiaTheme="minorEastAsia" w:hAnsiTheme="minorHAnsi" w:cstheme="minorBidi"/>
             <w:noProof/>
             <w:kern w:val="2"/>
-            <w:sz w:val="16"/>
-            <w:szCs w:val="16"/>
+            <w:szCs w:val="24"/>
             <w:lang w:val="es-ES" w:eastAsia="es-ES"/>
             <w14:ligatures w14:val="standardContextual"/>
           </w:rPr>
@@ -3426,8 +2862,6 @@
           <w:rPr>
             <w:rStyle w:val="Lienhypertexte"/>
             <w:noProof/>
-            <w:sz w:val="18"/>
-            <w:szCs w:val="14"/>
           </w:rPr>
           <w:t>Maquettes</w:t>
         </w:r>
@@ -3435,8 +2869,6 @@
           <w:rPr>
             <w:noProof/>
             <w:webHidden/>
-            <w:sz w:val="18"/>
-            <w:szCs w:val="14"/>
           </w:rPr>
           <w:tab/>
         </w:r>
@@ -3444,8 +2876,6 @@
           <w:rPr>
             <w:noProof/>
             <w:webHidden/>
-            <w:sz w:val="18"/>
-            <w:szCs w:val="14"/>
           </w:rPr>
           <w:fldChar w:fldCharType="begin"/>
         </w:r>
@@ -3453,25 +2883,19 @@
           <w:rPr>
             <w:noProof/>
             <w:webHidden/>
-            <w:sz w:val="18"/>
-            <w:szCs w:val="14"/>
-          </w:rPr>
-          <w:instrText xml:space="preserve"> PAGEREF _Toc187433256 \h </w:instrText>
-        </w:r>
-        <w:r>
-          <w:rPr>
-            <w:noProof/>
-            <w:webHidden/>
-            <w:sz w:val="18"/>
-            <w:szCs w:val="14"/>
-          </w:rPr>
-        </w:r>
-        <w:r>
-          <w:rPr>
-            <w:noProof/>
-            <w:webHidden/>
-            <w:sz w:val="18"/>
-            <w:szCs w:val="14"/>
+          </w:rPr>
+          <w:instrText xml:space="preserve"> PAGEREF _Toc188018106 \h </w:instrText>
+        </w:r>
+        <w:r>
+          <w:rPr>
+            <w:noProof/>
+            <w:webHidden/>
+          </w:rPr>
+        </w:r>
+        <w:r>
+          <w:rPr>
+            <w:noProof/>
+            <w:webHidden/>
           </w:rPr>
           <w:fldChar w:fldCharType="separate"/>
         </w:r>
@@ -3479,8 +2903,6 @@
           <w:rPr>
             <w:noProof/>
             <w:webHidden/>
-            <w:sz w:val="18"/>
-            <w:szCs w:val="14"/>
           </w:rPr>
           <w:t>13</w:t>
         </w:r>
@@ -3488,8 +2910,6 @@
           <w:rPr>
             <w:noProof/>
             <w:webHidden/>
-            <w:sz w:val="18"/>
-            <w:szCs w:val="14"/>
           </w:rPr>
           <w:fldChar w:fldCharType="end"/>
         </w:r>
@@ -3506,19 +2926,16 @@
           <w:rFonts w:asciiTheme="minorHAnsi" w:eastAsiaTheme="minorEastAsia" w:hAnsiTheme="minorHAnsi" w:cstheme="minorBidi"/>
           <w:noProof/>
           <w:kern w:val="2"/>
-          <w:sz w:val="16"/>
-          <w:szCs w:val="16"/>
+          <w:szCs w:val="24"/>
           <w:lang w:val="es-ES" w:eastAsia="es-ES"/>
           <w14:ligatures w14:val="standardContextual"/>
         </w:rPr>
       </w:pPr>
-      <w:hyperlink w:anchor="_Toc187433257" w:history="1">
+      <w:hyperlink w:anchor="_Toc188018107" w:history="1">
         <w:r>
           <w:rPr>
             <w:rStyle w:val="Lienhypertexte"/>
             <w:noProof/>
-            <w:sz w:val="18"/>
-            <w:szCs w:val="14"/>
           </w:rPr>
           <w:t>2.4.1</w:t>
         </w:r>
@@ -3527,8 +2944,7 @@
             <w:rFonts w:asciiTheme="minorHAnsi" w:eastAsiaTheme="minorEastAsia" w:hAnsiTheme="minorHAnsi" w:cstheme="minorBidi"/>
             <w:noProof/>
             <w:kern w:val="2"/>
-            <w:sz w:val="16"/>
-            <w:szCs w:val="16"/>
+            <w:szCs w:val="24"/>
             <w:lang w:val="es-ES" w:eastAsia="es-ES"/>
             <w14:ligatures w14:val="standardContextual"/>
           </w:rPr>
@@ -3538,8 +2954,6 @@
           <w:rPr>
             <w:rStyle w:val="Lienhypertexte"/>
             <w:noProof/>
-            <w:sz w:val="18"/>
-            <w:szCs w:val="14"/>
           </w:rPr>
           <w:t>Numériques</w:t>
         </w:r>
@@ -3547,8 +2961,6 @@
           <w:rPr>
             <w:noProof/>
             <w:webHidden/>
-            <w:sz w:val="18"/>
-            <w:szCs w:val="14"/>
           </w:rPr>
           <w:tab/>
         </w:r>
@@ -3556,8 +2968,6 @@
           <w:rPr>
             <w:noProof/>
             <w:webHidden/>
-            <w:sz w:val="18"/>
-            <w:szCs w:val="14"/>
           </w:rPr>
           <w:fldChar w:fldCharType="begin"/>
         </w:r>
@@ -3565,25 +2975,19 @@
           <w:rPr>
             <w:noProof/>
             <w:webHidden/>
-            <w:sz w:val="18"/>
-            <w:szCs w:val="14"/>
-          </w:rPr>
-          <w:instrText xml:space="preserve"> PAGEREF _Toc187433257 \h </w:instrText>
-        </w:r>
-        <w:r>
-          <w:rPr>
-            <w:noProof/>
-            <w:webHidden/>
-            <w:sz w:val="18"/>
-            <w:szCs w:val="14"/>
-          </w:rPr>
-        </w:r>
-        <w:r>
-          <w:rPr>
-            <w:noProof/>
-            <w:webHidden/>
-            <w:sz w:val="18"/>
-            <w:szCs w:val="14"/>
+          </w:rPr>
+          <w:instrText xml:space="preserve"> PAGEREF _Toc188018107 \h </w:instrText>
+        </w:r>
+        <w:r>
+          <w:rPr>
+            <w:noProof/>
+            <w:webHidden/>
+          </w:rPr>
+        </w:r>
+        <w:r>
+          <w:rPr>
+            <w:noProof/>
+            <w:webHidden/>
           </w:rPr>
           <w:fldChar w:fldCharType="separate"/>
         </w:r>
@@ -3591,8 +2995,6 @@
           <w:rPr>
             <w:noProof/>
             <w:webHidden/>
-            <w:sz w:val="18"/>
-            <w:szCs w:val="14"/>
           </w:rPr>
           <w:t>13</w:t>
         </w:r>
@@ -3600,8 +3002,6 @@
           <w:rPr>
             <w:noProof/>
             <w:webHidden/>
-            <w:sz w:val="18"/>
-            <w:szCs w:val="14"/>
           </w:rPr>
           <w:fldChar w:fldCharType="end"/>
         </w:r>
@@ -3618,19 +3018,16 @@
           <w:rFonts w:asciiTheme="minorHAnsi" w:eastAsiaTheme="minorEastAsia" w:hAnsiTheme="minorHAnsi" w:cstheme="minorBidi"/>
           <w:noProof/>
           <w:kern w:val="2"/>
-          <w:sz w:val="16"/>
-          <w:szCs w:val="16"/>
+          <w:szCs w:val="24"/>
           <w:lang w:val="es-ES" w:eastAsia="es-ES"/>
           <w14:ligatures w14:val="standardContextual"/>
         </w:rPr>
       </w:pPr>
-      <w:hyperlink w:anchor="_Toc187433258" w:history="1">
+      <w:hyperlink w:anchor="_Toc188018108" w:history="1">
         <w:r>
           <w:rPr>
             <w:rStyle w:val="Lienhypertexte"/>
             <w:noProof/>
-            <w:sz w:val="18"/>
-            <w:szCs w:val="14"/>
           </w:rPr>
           <w:t>2.4.2</w:t>
         </w:r>
@@ -3639,8 +3036,7 @@
             <w:rFonts w:asciiTheme="minorHAnsi" w:eastAsiaTheme="minorEastAsia" w:hAnsiTheme="minorHAnsi" w:cstheme="minorBidi"/>
             <w:noProof/>
             <w:kern w:val="2"/>
-            <w:sz w:val="16"/>
-            <w:szCs w:val="16"/>
+            <w:szCs w:val="24"/>
             <w:lang w:val="es-ES" w:eastAsia="es-ES"/>
             <w14:ligatures w14:val="standardContextual"/>
           </w:rPr>
@@ -3650,8 +3046,6 @@
           <w:rPr>
             <w:rStyle w:val="Lienhypertexte"/>
             <w:noProof/>
-            <w:sz w:val="18"/>
-            <w:szCs w:val="14"/>
           </w:rPr>
           <w:t>Faites à la main</w:t>
         </w:r>
@@ -3659,8 +3053,6 @@
           <w:rPr>
             <w:noProof/>
             <w:webHidden/>
-            <w:sz w:val="18"/>
-            <w:szCs w:val="14"/>
           </w:rPr>
           <w:tab/>
         </w:r>
@@ -3668,8 +3060,6 @@
           <w:rPr>
             <w:noProof/>
             <w:webHidden/>
-            <w:sz w:val="18"/>
-            <w:szCs w:val="14"/>
           </w:rPr>
           <w:fldChar w:fldCharType="begin"/>
         </w:r>
@@ -3677,25 +3067,19 @@
           <w:rPr>
             <w:noProof/>
             <w:webHidden/>
-            <w:sz w:val="18"/>
-            <w:szCs w:val="14"/>
-          </w:rPr>
-          <w:instrText xml:space="preserve"> PAGEREF _Toc187433258 \h </w:instrText>
-        </w:r>
-        <w:r>
-          <w:rPr>
-            <w:noProof/>
-            <w:webHidden/>
-            <w:sz w:val="18"/>
-            <w:szCs w:val="14"/>
-          </w:rPr>
-        </w:r>
-        <w:r>
-          <w:rPr>
-            <w:noProof/>
-            <w:webHidden/>
-            <w:sz w:val="18"/>
-            <w:szCs w:val="14"/>
+          </w:rPr>
+          <w:instrText xml:space="preserve"> PAGEREF _Toc188018108 \h </w:instrText>
+        </w:r>
+        <w:r>
+          <w:rPr>
+            <w:noProof/>
+            <w:webHidden/>
+          </w:rPr>
+        </w:r>
+        <w:r>
+          <w:rPr>
+            <w:noProof/>
+            <w:webHidden/>
           </w:rPr>
           <w:fldChar w:fldCharType="separate"/>
         </w:r>
@@ -3703,8 +3087,6 @@
           <w:rPr>
             <w:noProof/>
             <w:webHidden/>
-            <w:sz w:val="18"/>
-            <w:szCs w:val="14"/>
           </w:rPr>
           <w:t>14</w:t>
         </w:r>
@@ -3712,8 +3094,6 @@
           <w:rPr>
             <w:noProof/>
             <w:webHidden/>
-            <w:sz w:val="18"/>
-            <w:szCs w:val="14"/>
           </w:rPr>
           <w:fldChar w:fldCharType="end"/>
         </w:r>
@@ -3725,18 +3105,15 @@
         <w:rPr>
           <w:rFonts w:asciiTheme="minorHAnsi" w:eastAsiaTheme="minorEastAsia" w:hAnsiTheme="minorHAnsi" w:cstheme="minorBidi"/>
           <w:kern w:val="2"/>
-          <w:sz w:val="16"/>
-          <w:szCs w:val="16"/>
+          <w:szCs w:val="24"/>
           <w:lang w:val="es-ES" w:eastAsia="es-ES"/>
           <w14:ligatures w14:val="standardContextual"/>
         </w:rPr>
       </w:pPr>
-      <w:hyperlink w:anchor="_Toc187433259" w:history="1">
+      <w:hyperlink w:anchor="_Toc188018109" w:history="1">
         <w:r>
           <w:rPr>
             <w:rStyle w:val="Lienhypertexte"/>
-            <w:sz w:val="18"/>
-            <w:szCs w:val="14"/>
           </w:rPr>
           <w:t>3</w:t>
         </w:r>
@@ -3744,8 +3121,7 @@
           <w:rPr>
             <w:rFonts w:asciiTheme="minorHAnsi" w:eastAsiaTheme="minorEastAsia" w:hAnsiTheme="minorHAnsi" w:cstheme="minorBidi"/>
             <w:kern w:val="2"/>
-            <w:sz w:val="16"/>
-            <w:szCs w:val="16"/>
+            <w:szCs w:val="24"/>
             <w:lang w:val="es-ES" w:eastAsia="es-ES"/>
             <w14:ligatures w14:val="standardContextual"/>
           </w:rPr>
@@ -3754,63 +3130,47 @@
         <w:r>
           <w:rPr>
             <w:rStyle w:val="Lienhypertexte"/>
-            <w:sz w:val="18"/>
-            <w:szCs w:val="14"/>
           </w:rPr>
           <w:t>Réalisation</w:t>
         </w:r>
         <w:r>
           <w:rPr>
             <w:webHidden/>
-            <w:sz w:val="18"/>
-            <w:szCs w:val="14"/>
           </w:rPr>
           <w:tab/>
         </w:r>
         <w:r>
           <w:rPr>
             <w:webHidden/>
-            <w:sz w:val="18"/>
-            <w:szCs w:val="14"/>
           </w:rPr>
           <w:fldChar w:fldCharType="begin"/>
         </w:r>
         <w:r>
           <w:rPr>
             <w:webHidden/>
-            <w:sz w:val="18"/>
-            <w:szCs w:val="14"/>
-          </w:rPr>
-          <w:instrText xml:space="preserve"> PAGEREF _Toc187433259 \h </w:instrText>
-        </w:r>
-        <w:r>
-          <w:rPr>
-            <w:webHidden/>
-            <w:sz w:val="18"/>
-            <w:szCs w:val="14"/>
-          </w:rPr>
-        </w:r>
-        <w:r>
-          <w:rPr>
-            <w:webHidden/>
-            <w:sz w:val="18"/>
-            <w:szCs w:val="14"/>
+          </w:rPr>
+          <w:instrText xml:space="preserve"> PAGEREF _Toc188018109 \h </w:instrText>
+        </w:r>
+        <w:r>
+          <w:rPr>
+            <w:webHidden/>
+          </w:rPr>
+        </w:r>
+        <w:r>
+          <w:rPr>
+            <w:webHidden/>
           </w:rPr>
           <w:fldChar w:fldCharType="separate"/>
         </w:r>
         <w:r>
           <w:rPr>
             <w:webHidden/>
-            <w:sz w:val="18"/>
-            <w:szCs w:val="14"/>
           </w:rPr>
           <w:t>14</w:t>
         </w:r>
         <w:r>
           <w:rPr>
             <w:webHidden/>
-            <w:sz w:val="18"/>
-            <w:szCs w:val="14"/>
           </w:rPr>
           <w:fldChar w:fldCharType="end"/>
         </w:r>
@@ -3827,19 +3187,16 @@
           <w:rFonts w:asciiTheme="minorHAnsi" w:eastAsiaTheme="minorEastAsia" w:hAnsiTheme="minorHAnsi" w:cstheme="minorBidi"/>
           <w:noProof/>
           <w:kern w:val="2"/>
-          <w:sz w:val="16"/>
-          <w:szCs w:val="16"/>
+          <w:szCs w:val="24"/>
           <w:lang w:val="es-ES" w:eastAsia="es-ES"/>
           <w14:ligatures w14:val="standardContextual"/>
         </w:rPr>
       </w:pPr>
-      <w:hyperlink w:anchor="_Toc187433260" w:history="1">
+      <w:hyperlink w:anchor="_Toc188018110" w:history="1">
         <w:r>
           <w:rPr>
             <w:rStyle w:val="Lienhypertexte"/>
             <w:noProof/>
-            <w:sz w:val="18"/>
-            <w:szCs w:val="14"/>
           </w:rPr>
           <w:t>3.1</w:t>
         </w:r>
@@ -3848,8 +3205,7 @@
             <w:rFonts w:asciiTheme="minorHAnsi" w:eastAsiaTheme="minorEastAsia" w:hAnsiTheme="minorHAnsi" w:cstheme="minorBidi"/>
             <w:noProof/>
             <w:kern w:val="2"/>
-            <w:sz w:val="16"/>
-            <w:szCs w:val="16"/>
+            <w:szCs w:val="24"/>
             <w:lang w:val="es-ES" w:eastAsia="es-ES"/>
             <w14:ligatures w14:val="standardContextual"/>
           </w:rPr>
@@ -3859,8 +3215,6 @@
           <w:rPr>
             <w:rStyle w:val="Lienhypertexte"/>
             <w:noProof/>
-            <w:sz w:val="18"/>
-            <w:szCs w:val="14"/>
           </w:rPr>
           <w:t>Points de design spécifiques</w:t>
         </w:r>
@@ -3868,8 +3222,6 @@
           <w:rPr>
             <w:noProof/>
             <w:webHidden/>
-            <w:sz w:val="18"/>
-            <w:szCs w:val="14"/>
           </w:rPr>
           <w:tab/>
         </w:r>
@@ -3877,8 +3229,6 @@
           <w:rPr>
             <w:noProof/>
             <w:webHidden/>
-            <w:sz w:val="18"/>
-            <w:szCs w:val="14"/>
           </w:rPr>
           <w:fldChar w:fldCharType="begin"/>
         </w:r>
@@ -3886,25 +3236,19 @@
           <w:rPr>
             <w:noProof/>
             <w:webHidden/>
-            <w:sz w:val="18"/>
-            <w:szCs w:val="14"/>
-          </w:rPr>
-          <w:instrText xml:space="preserve"> PAGEREF _Toc187433260 \h </w:instrText>
-        </w:r>
-        <w:r>
-          <w:rPr>
-            <w:noProof/>
-            <w:webHidden/>
-            <w:sz w:val="18"/>
-            <w:szCs w:val="14"/>
-          </w:rPr>
-        </w:r>
-        <w:r>
-          <w:rPr>
-            <w:noProof/>
-            <w:webHidden/>
-            <w:sz w:val="18"/>
-            <w:szCs w:val="14"/>
+          </w:rPr>
+          <w:instrText xml:space="preserve"> PAGEREF _Toc188018110 \h </w:instrText>
+        </w:r>
+        <w:r>
+          <w:rPr>
+            <w:noProof/>
+            <w:webHidden/>
+          </w:rPr>
+        </w:r>
+        <w:r>
+          <w:rPr>
+            <w:noProof/>
+            <w:webHidden/>
           </w:rPr>
           <w:fldChar w:fldCharType="separate"/>
         </w:r>
@@ -3912,8 +3256,6 @@
           <w:rPr>
             <w:noProof/>
             <w:webHidden/>
-            <w:sz w:val="18"/>
-            <w:szCs w:val="14"/>
           </w:rPr>
           <w:t>14</w:t>
         </w:r>
@@ -3921,8 +3263,6 @@
           <w:rPr>
             <w:noProof/>
             <w:webHidden/>
-            <w:sz w:val="18"/>
-            <w:szCs w:val="14"/>
           </w:rPr>
           <w:fldChar w:fldCharType="end"/>
         </w:r>
@@ -3939,19 +3279,16 @@
           <w:rFonts w:asciiTheme="minorHAnsi" w:eastAsiaTheme="minorEastAsia" w:hAnsiTheme="minorHAnsi" w:cstheme="minorBidi"/>
           <w:noProof/>
           <w:kern w:val="2"/>
-          <w:sz w:val="16"/>
-          <w:szCs w:val="16"/>
+          <w:szCs w:val="24"/>
           <w:lang w:val="es-ES" w:eastAsia="es-ES"/>
           <w14:ligatures w14:val="standardContextual"/>
         </w:rPr>
       </w:pPr>
-      <w:hyperlink w:anchor="_Toc187433261" w:history="1">
+      <w:hyperlink w:anchor="_Toc188018111" w:history="1">
         <w:r>
           <w:rPr>
             <w:rStyle w:val="Lienhypertexte"/>
             <w:noProof/>
-            <w:sz w:val="18"/>
-            <w:szCs w:val="14"/>
           </w:rPr>
           <w:t>3.1.1</w:t>
         </w:r>
@@ -3960,8 +3297,7 @@
             <w:rFonts w:asciiTheme="minorHAnsi" w:eastAsiaTheme="minorEastAsia" w:hAnsiTheme="minorHAnsi" w:cstheme="minorBidi"/>
             <w:noProof/>
             <w:kern w:val="2"/>
-            <w:sz w:val="16"/>
-            <w:szCs w:val="16"/>
+            <w:szCs w:val="24"/>
             <w:lang w:val="es-ES" w:eastAsia="es-ES"/>
             <w14:ligatures w14:val="standardContextual"/>
           </w:rPr>
@@ -3971,8 +3307,6 @@
           <w:rPr>
             <w:rStyle w:val="Lienhypertexte"/>
             <w:noProof/>
-            <w:sz w:val="18"/>
-            <w:szCs w:val="14"/>
           </w:rPr>
           <w:t>Architecture du système P2P :</w:t>
         </w:r>
@@ -3980,8 +3314,6 @@
           <w:rPr>
             <w:noProof/>
             <w:webHidden/>
-            <w:sz w:val="18"/>
-            <w:szCs w:val="14"/>
           </w:rPr>
           <w:tab/>
         </w:r>
@@ -3989,8 +3321,6 @@
           <w:rPr>
             <w:noProof/>
             <w:webHidden/>
-            <w:sz w:val="18"/>
-            <w:szCs w:val="14"/>
           </w:rPr>
           <w:fldChar w:fldCharType="begin"/>
         </w:r>
@@ -3998,25 +3328,19 @@
           <w:rPr>
             <w:noProof/>
             <w:webHidden/>
-            <w:sz w:val="18"/>
-            <w:szCs w:val="14"/>
-          </w:rPr>
-          <w:instrText xml:space="preserve"> PAGEREF _Toc187433261 \h </w:instrText>
-        </w:r>
-        <w:r>
-          <w:rPr>
-            <w:noProof/>
-            <w:webHidden/>
-            <w:sz w:val="18"/>
-            <w:szCs w:val="14"/>
-          </w:rPr>
-        </w:r>
-        <w:r>
-          <w:rPr>
-            <w:noProof/>
-            <w:webHidden/>
-            <w:sz w:val="18"/>
-            <w:szCs w:val="14"/>
+          </w:rPr>
+          <w:instrText xml:space="preserve"> PAGEREF _Toc188018111 \h </w:instrText>
+        </w:r>
+        <w:r>
+          <w:rPr>
+            <w:noProof/>
+            <w:webHidden/>
+          </w:rPr>
+        </w:r>
+        <w:r>
+          <w:rPr>
+            <w:noProof/>
+            <w:webHidden/>
           </w:rPr>
           <w:fldChar w:fldCharType="separate"/>
         </w:r>
@@ -4024,8 +3348,6 @@
           <w:rPr>
             <w:noProof/>
             <w:webHidden/>
-            <w:sz w:val="18"/>
-            <w:szCs w:val="14"/>
           </w:rPr>
           <w:t>14</w:t>
         </w:r>
@@ -4033,8 +3355,6 @@
           <w:rPr>
             <w:noProof/>
             <w:webHidden/>
-            <w:sz w:val="18"/>
-            <w:szCs w:val="14"/>
           </w:rPr>
           <w:fldChar w:fldCharType="end"/>
         </w:r>
@@ -4051,19 +3371,16 @@
           <w:rFonts w:asciiTheme="minorHAnsi" w:eastAsiaTheme="minorEastAsia" w:hAnsiTheme="minorHAnsi" w:cstheme="minorBidi"/>
           <w:noProof/>
           <w:kern w:val="2"/>
-          <w:sz w:val="16"/>
-          <w:szCs w:val="16"/>
+          <w:szCs w:val="24"/>
           <w:lang w:val="es-ES" w:eastAsia="es-ES"/>
           <w14:ligatures w14:val="standardContextual"/>
         </w:rPr>
       </w:pPr>
-      <w:hyperlink w:anchor="_Toc187433262" w:history="1">
+      <w:hyperlink w:anchor="_Toc188018112" w:history="1">
         <w:r>
           <w:rPr>
             <w:rStyle w:val="Lienhypertexte"/>
             <w:noProof/>
-            <w:sz w:val="18"/>
-            <w:szCs w:val="14"/>
           </w:rPr>
           <w:t>3.1.2</w:t>
         </w:r>
@@ -4072,8 +3389,7 @@
             <w:rFonts w:asciiTheme="minorHAnsi" w:eastAsiaTheme="minorEastAsia" w:hAnsiTheme="minorHAnsi" w:cstheme="minorBidi"/>
             <w:noProof/>
             <w:kern w:val="2"/>
-            <w:sz w:val="16"/>
-            <w:szCs w:val="16"/>
+            <w:szCs w:val="24"/>
             <w:lang w:val="es-ES" w:eastAsia="es-ES"/>
             <w14:ligatures w14:val="standardContextual"/>
           </w:rPr>
@@ -4083,8 +3399,6 @@
           <w:rPr>
             <w:rStyle w:val="Lienhypertexte"/>
             <w:noProof/>
-            <w:sz w:val="18"/>
-            <w:szCs w:val="14"/>
           </w:rPr>
           <w:t>Fonctionnalités principales :</w:t>
         </w:r>
@@ -4092,8 +3406,6 @@
           <w:rPr>
             <w:noProof/>
             <w:webHidden/>
-            <w:sz w:val="18"/>
-            <w:szCs w:val="14"/>
           </w:rPr>
           <w:tab/>
         </w:r>
@@ -4101,8 +3413,6 @@
           <w:rPr>
             <w:noProof/>
             <w:webHidden/>
-            <w:sz w:val="18"/>
-            <w:szCs w:val="14"/>
           </w:rPr>
           <w:fldChar w:fldCharType="begin"/>
         </w:r>
@@ -4110,25 +3420,19 @@
           <w:rPr>
             <w:noProof/>
             <w:webHidden/>
-            <w:sz w:val="18"/>
-            <w:szCs w:val="14"/>
-          </w:rPr>
-          <w:instrText xml:space="preserve"> PAGEREF _Toc187433262 \h </w:instrText>
-        </w:r>
-        <w:r>
-          <w:rPr>
-            <w:noProof/>
-            <w:webHidden/>
-            <w:sz w:val="18"/>
-            <w:szCs w:val="14"/>
-          </w:rPr>
-        </w:r>
-        <w:r>
-          <w:rPr>
-            <w:noProof/>
-            <w:webHidden/>
-            <w:sz w:val="18"/>
-            <w:szCs w:val="14"/>
+          </w:rPr>
+          <w:instrText xml:space="preserve"> PAGEREF _Toc188018112 \h </w:instrText>
+        </w:r>
+        <w:r>
+          <w:rPr>
+            <w:noProof/>
+            <w:webHidden/>
+          </w:rPr>
+        </w:r>
+        <w:r>
+          <w:rPr>
+            <w:noProof/>
+            <w:webHidden/>
           </w:rPr>
           <w:fldChar w:fldCharType="separate"/>
         </w:r>
@@ -4136,8 +3440,6 @@
           <w:rPr>
             <w:noProof/>
             <w:webHidden/>
-            <w:sz w:val="18"/>
-            <w:szCs w:val="14"/>
           </w:rPr>
           <w:t>15</w:t>
         </w:r>
@@ -4145,8 +3447,6 @@
           <w:rPr>
             <w:noProof/>
             <w:webHidden/>
-            <w:sz w:val="18"/>
-            <w:szCs w:val="14"/>
           </w:rPr>
           <w:fldChar w:fldCharType="end"/>
         </w:r>
@@ -4163,19 +3463,16 @@
           <w:rFonts w:asciiTheme="minorHAnsi" w:eastAsiaTheme="minorEastAsia" w:hAnsiTheme="minorHAnsi" w:cstheme="minorBidi"/>
           <w:noProof/>
           <w:kern w:val="2"/>
-          <w:sz w:val="16"/>
-          <w:szCs w:val="16"/>
+          <w:szCs w:val="24"/>
           <w:lang w:val="es-ES" w:eastAsia="es-ES"/>
           <w14:ligatures w14:val="standardContextual"/>
         </w:rPr>
       </w:pPr>
-      <w:hyperlink w:anchor="_Toc187433263" w:history="1">
+      <w:hyperlink w:anchor="_Toc188018113" w:history="1">
         <w:r>
           <w:rPr>
             <w:rStyle w:val="Lienhypertexte"/>
             <w:noProof/>
-            <w:sz w:val="18"/>
-            <w:szCs w:val="14"/>
           </w:rPr>
           <w:t>3.1.3</w:t>
         </w:r>
@@ -4184,8 +3481,7 @@
             <w:rFonts w:asciiTheme="minorHAnsi" w:eastAsiaTheme="minorEastAsia" w:hAnsiTheme="minorHAnsi" w:cstheme="minorBidi"/>
             <w:noProof/>
             <w:kern w:val="2"/>
-            <w:sz w:val="16"/>
-            <w:szCs w:val="16"/>
+            <w:szCs w:val="24"/>
             <w:lang w:val="es-ES" w:eastAsia="es-ES"/>
             <w14:ligatures w14:val="standardContextual"/>
           </w:rPr>
@@ -4195,8 +3491,6 @@
           <w:rPr>
             <w:rStyle w:val="Lienhypertexte"/>
             <w:noProof/>
-            <w:sz w:val="18"/>
-            <w:szCs w:val="14"/>
           </w:rPr>
           <w:t>Gestion des playlists personnalisées</w:t>
         </w:r>
@@ -4204,8 +3498,6 @@
           <w:rPr>
             <w:noProof/>
             <w:webHidden/>
-            <w:sz w:val="18"/>
-            <w:szCs w:val="14"/>
           </w:rPr>
           <w:tab/>
         </w:r>
@@ -4213,8 +3505,6 @@
           <w:rPr>
             <w:noProof/>
             <w:webHidden/>
-            <w:sz w:val="18"/>
-            <w:szCs w:val="14"/>
           </w:rPr>
           <w:fldChar w:fldCharType="begin"/>
         </w:r>
@@ -4222,25 +3512,19 @@
           <w:rPr>
             <w:noProof/>
             <w:webHidden/>
-            <w:sz w:val="18"/>
-            <w:szCs w:val="14"/>
-          </w:rPr>
-          <w:instrText xml:space="preserve"> PAGEREF _Toc187433263 \h </w:instrText>
-        </w:r>
-        <w:r>
-          <w:rPr>
-            <w:noProof/>
-            <w:webHidden/>
-            <w:sz w:val="18"/>
-            <w:szCs w:val="14"/>
-          </w:rPr>
-        </w:r>
-        <w:r>
-          <w:rPr>
-            <w:noProof/>
-            <w:webHidden/>
-            <w:sz w:val="18"/>
-            <w:szCs w:val="14"/>
+          </w:rPr>
+          <w:instrText xml:space="preserve"> PAGEREF _Toc188018113 \h </w:instrText>
+        </w:r>
+        <w:r>
+          <w:rPr>
+            <w:noProof/>
+            <w:webHidden/>
+          </w:rPr>
+        </w:r>
+        <w:r>
+          <w:rPr>
+            <w:noProof/>
+            <w:webHidden/>
           </w:rPr>
           <w:fldChar w:fldCharType="separate"/>
         </w:r>
@@ -4248,8 +3532,6 @@
           <w:rPr>
             <w:noProof/>
             <w:webHidden/>
-            <w:sz w:val="18"/>
-            <w:szCs w:val="14"/>
           </w:rPr>
           <w:t>15</w:t>
         </w:r>
@@ -4257,8 +3539,6 @@
           <w:rPr>
             <w:noProof/>
             <w:webHidden/>
-            <w:sz w:val="18"/>
-            <w:szCs w:val="14"/>
           </w:rPr>
           <w:fldChar w:fldCharType="end"/>
         </w:r>
@@ -4275,19 +3555,16 @@
           <w:rFonts w:asciiTheme="minorHAnsi" w:eastAsiaTheme="minorEastAsia" w:hAnsiTheme="minorHAnsi" w:cstheme="minorBidi"/>
           <w:noProof/>
           <w:kern w:val="2"/>
-          <w:sz w:val="16"/>
-          <w:szCs w:val="16"/>
+          <w:szCs w:val="24"/>
           <w:lang w:val="es-ES" w:eastAsia="es-ES"/>
           <w14:ligatures w14:val="standardContextual"/>
         </w:rPr>
       </w:pPr>
-      <w:hyperlink w:anchor="_Toc187433264" w:history="1">
+      <w:hyperlink w:anchor="_Toc188018114" w:history="1">
         <w:r>
           <w:rPr>
             <w:rStyle w:val="Lienhypertexte"/>
             <w:noProof/>
-            <w:sz w:val="18"/>
-            <w:szCs w:val="14"/>
           </w:rPr>
           <w:t>3.2</w:t>
         </w:r>
@@ -4296,8 +3573,7 @@
             <w:rFonts w:asciiTheme="minorHAnsi" w:eastAsiaTheme="minorEastAsia" w:hAnsiTheme="minorHAnsi" w:cstheme="minorBidi"/>
             <w:noProof/>
             <w:kern w:val="2"/>
-            <w:sz w:val="16"/>
-            <w:szCs w:val="16"/>
+            <w:szCs w:val="24"/>
             <w:lang w:val="es-ES" w:eastAsia="es-ES"/>
             <w14:ligatures w14:val="standardContextual"/>
           </w:rPr>
@@ -4307,8 +3583,6 @@
           <w:rPr>
             <w:rStyle w:val="Lienhypertexte"/>
             <w:noProof/>
-            <w:sz w:val="18"/>
-            <w:szCs w:val="14"/>
           </w:rPr>
           <w:t>Déroulement</w:t>
         </w:r>
@@ -4316,8 +3590,6 @@
           <w:rPr>
             <w:noProof/>
             <w:webHidden/>
-            <w:sz w:val="18"/>
-            <w:szCs w:val="14"/>
           </w:rPr>
           <w:tab/>
         </w:r>
@@ -4325,8 +3597,6 @@
           <w:rPr>
             <w:noProof/>
             <w:webHidden/>
-            <w:sz w:val="18"/>
-            <w:szCs w:val="14"/>
           </w:rPr>
           <w:fldChar w:fldCharType="begin"/>
         </w:r>
@@ -4334,25 +3604,19 @@
           <w:rPr>
             <w:noProof/>
             <w:webHidden/>
-            <w:sz w:val="18"/>
-            <w:szCs w:val="14"/>
-          </w:rPr>
-          <w:instrText xml:space="preserve"> PAGEREF _Toc187433264 \h </w:instrText>
-        </w:r>
-        <w:r>
-          <w:rPr>
-            <w:noProof/>
-            <w:webHidden/>
-            <w:sz w:val="18"/>
-            <w:szCs w:val="14"/>
-          </w:rPr>
-        </w:r>
-        <w:r>
-          <w:rPr>
-            <w:noProof/>
-            <w:webHidden/>
-            <w:sz w:val="18"/>
-            <w:szCs w:val="14"/>
+          </w:rPr>
+          <w:instrText xml:space="preserve"> PAGEREF _Toc188018114 \h </w:instrText>
+        </w:r>
+        <w:r>
+          <w:rPr>
+            <w:noProof/>
+            <w:webHidden/>
+          </w:rPr>
+        </w:r>
+        <w:r>
+          <w:rPr>
+            <w:noProof/>
+            <w:webHidden/>
           </w:rPr>
           <w:fldChar w:fldCharType="separate"/>
         </w:r>
@@ -4360,8 +3624,6 @@
           <w:rPr>
             <w:noProof/>
             <w:webHidden/>
-            <w:sz w:val="18"/>
-            <w:szCs w:val="14"/>
           </w:rPr>
           <w:t>15</w:t>
         </w:r>
@@ -4369,8 +3631,6 @@
           <w:rPr>
             <w:noProof/>
             <w:webHidden/>
-            <w:sz w:val="18"/>
-            <w:szCs w:val="14"/>
           </w:rPr>
           <w:fldChar w:fldCharType="end"/>
         </w:r>
@@ -4387,19 +3647,16 @@
           <w:rFonts w:asciiTheme="minorHAnsi" w:eastAsiaTheme="minorEastAsia" w:hAnsiTheme="minorHAnsi" w:cstheme="minorBidi"/>
           <w:noProof/>
           <w:kern w:val="2"/>
-          <w:sz w:val="16"/>
-          <w:szCs w:val="16"/>
+          <w:szCs w:val="24"/>
           <w:lang w:val="es-ES" w:eastAsia="es-ES"/>
           <w14:ligatures w14:val="standardContextual"/>
         </w:rPr>
       </w:pPr>
-      <w:hyperlink w:anchor="_Toc187433265" w:history="1">
+      <w:hyperlink w:anchor="_Toc188018115" w:history="1">
         <w:r>
           <w:rPr>
             <w:rStyle w:val="Lienhypertexte"/>
             <w:noProof/>
-            <w:sz w:val="18"/>
-            <w:szCs w:val="14"/>
             <w:lang w:val="es-ES" w:eastAsia="es-ES"/>
           </w:rPr>
           <w:t>3.2.1</w:t>
@@ -4409,8 +3666,7 @@
             <w:rFonts w:asciiTheme="minorHAnsi" w:eastAsiaTheme="minorEastAsia" w:hAnsiTheme="minorHAnsi" w:cstheme="minorBidi"/>
             <w:noProof/>
             <w:kern w:val="2"/>
-            <w:sz w:val="16"/>
-            <w:szCs w:val="16"/>
+            <w:szCs w:val="24"/>
             <w:lang w:val="es-ES" w:eastAsia="es-ES"/>
             <w14:ligatures w14:val="standardContextual"/>
           </w:rPr>
@@ -4420,8 +3676,6 @@
           <w:rPr>
             <w:rStyle w:val="Lienhypertexte"/>
             <w:noProof/>
-            <w:sz w:val="18"/>
-            <w:szCs w:val="14"/>
             <w:lang w:val="es-ES" w:eastAsia="es-ES"/>
           </w:rPr>
           <w:t>Lecture des fichiers multimédias :</w:t>
@@ -4430,8 +3684,6 @@
           <w:rPr>
             <w:noProof/>
             <w:webHidden/>
-            <w:sz w:val="18"/>
-            <w:szCs w:val="14"/>
           </w:rPr>
           <w:tab/>
         </w:r>
@@ -4439,8 +3691,6 @@
           <w:rPr>
             <w:noProof/>
             <w:webHidden/>
-            <w:sz w:val="18"/>
-            <w:szCs w:val="14"/>
           </w:rPr>
           <w:fldChar w:fldCharType="begin"/>
         </w:r>
@@ -4448,25 +3698,19 @@
           <w:rPr>
             <w:noProof/>
             <w:webHidden/>
-            <w:sz w:val="18"/>
-            <w:szCs w:val="14"/>
-          </w:rPr>
-          <w:instrText xml:space="preserve"> PAGEREF _Toc187433265 \h </w:instrText>
-        </w:r>
-        <w:r>
-          <w:rPr>
-            <w:noProof/>
-            <w:webHidden/>
-            <w:sz w:val="18"/>
-            <w:szCs w:val="14"/>
-          </w:rPr>
-        </w:r>
-        <w:r>
-          <w:rPr>
-            <w:noProof/>
-            <w:webHidden/>
-            <w:sz w:val="18"/>
-            <w:szCs w:val="14"/>
+          </w:rPr>
+          <w:instrText xml:space="preserve"> PAGEREF _Toc188018115 \h </w:instrText>
+        </w:r>
+        <w:r>
+          <w:rPr>
+            <w:noProof/>
+            <w:webHidden/>
+          </w:rPr>
+        </w:r>
+        <w:r>
+          <w:rPr>
+            <w:noProof/>
+            <w:webHidden/>
           </w:rPr>
           <w:fldChar w:fldCharType="separate"/>
         </w:r>
@@ -4474,8 +3718,6 @@
           <w:rPr>
             <w:noProof/>
             <w:webHidden/>
-            <w:sz w:val="18"/>
-            <w:szCs w:val="14"/>
           </w:rPr>
           <w:t>15</w:t>
         </w:r>
@@ -4483,8 +3725,6 @@
           <w:rPr>
             <w:noProof/>
             <w:webHidden/>
-            <w:sz w:val="18"/>
-            <w:szCs w:val="14"/>
           </w:rPr>
           <w:fldChar w:fldCharType="end"/>
         </w:r>
@@ -4501,19 +3741,16 @@
           <w:rFonts w:asciiTheme="minorHAnsi" w:eastAsiaTheme="minorEastAsia" w:hAnsiTheme="minorHAnsi" w:cstheme="minorBidi"/>
           <w:noProof/>
           <w:kern w:val="2"/>
-          <w:sz w:val="16"/>
-          <w:szCs w:val="16"/>
+          <w:szCs w:val="24"/>
           <w:lang w:val="es-ES" w:eastAsia="es-ES"/>
           <w14:ligatures w14:val="standardContextual"/>
         </w:rPr>
       </w:pPr>
-      <w:hyperlink w:anchor="_Toc187433266" w:history="1">
+      <w:hyperlink w:anchor="_Toc188018116" w:history="1">
         <w:r>
           <w:rPr>
             <w:rStyle w:val="Lienhypertexte"/>
             <w:noProof/>
-            <w:sz w:val="18"/>
-            <w:szCs w:val="14"/>
             <w:lang w:val="fr-CH" w:eastAsia="es-ES"/>
           </w:rPr>
           <w:t>3.2.2</w:t>
@@ -4523,8 +3760,7 @@
             <w:rFonts w:asciiTheme="minorHAnsi" w:eastAsiaTheme="minorEastAsia" w:hAnsiTheme="minorHAnsi" w:cstheme="minorBidi"/>
             <w:noProof/>
             <w:kern w:val="2"/>
-            <w:sz w:val="16"/>
-            <w:szCs w:val="16"/>
+            <w:szCs w:val="24"/>
             <w:lang w:val="es-ES" w:eastAsia="es-ES"/>
             <w14:ligatures w14:val="standardContextual"/>
           </w:rPr>
@@ -4534,8 +3770,6 @@
           <w:rPr>
             <w:rStyle w:val="Lienhypertexte"/>
             <w:noProof/>
-            <w:sz w:val="18"/>
-            <w:szCs w:val="14"/>
             <w:lang w:val="fr-CH" w:eastAsia="es-ES"/>
           </w:rPr>
           <w:t>Changement de l’interface :</w:t>
@@ -4544,8 +3778,6 @@
           <w:rPr>
             <w:noProof/>
             <w:webHidden/>
-            <w:sz w:val="18"/>
-            <w:szCs w:val="14"/>
           </w:rPr>
           <w:tab/>
         </w:r>
@@ -4553,8 +3785,6 @@
           <w:rPr>
             <w:noProof/>
             <w:webHidden/>
-            <w:sz w:val="18"/>
-            <w:szCs w:val="14"/>
           </w:rPr>
           <w:fldChar w:fldCharType="begin"/>
         </w:r>
@@ -4562,25 +3792,19 @@
           <w:rPr>
             <w:noProof/>
             <w:webHidden/>
-            <w:sz w:val="18"/>
-            <w:szCs w:val="14"/>
-          </w:rPr>
-          <w:instrText xml:space="preserve"> PAGEREF _Toc187433266 \h </w:instrText>
-        </w:r>
-        <w:r>
-          <w:rPr>
-            <w:noProof/>
-            <w:webHidden/>
-            <w:sz w:val="18"/>
-            <w:szCs w:val="14"/>
-          </w:rPr>
-        </w:r>
-        <w:r>
-          <w:rPr>
-            <w:noProof/>
-            <w:webHidden/>
-            <w:sz w:val="18"/>
-            <w:szCs w:val="14"/>
+          </w:rPr>
+          <w:instrText xml:space="preserve"> PAGEREF _Toc188018116 \h </w:instrText>
+        </w:r>
+        <w:r>
+          <w:rPr>
+            <w:noProof/>
+            <w:webHidden/>
+          </w:rPr>
+        </w:r>
+        <w:r>
+          <w:rPr>
+            <w:noProof/>
+            <w:webHidden/>
           </w:rPr>
           <w:fldChar w:fldCharType="separate"/>
         </w:r>
@@ -4588,8 +3812,6 @@
           <w:rPr>
             <w:noProof/>
             <w:webHidden/>
-            <w:sz w:val="18"/>
-            <w:szCs w:val="14"/>
           </w:rPr>
           <w:t>15</w:t>
         </w:r>
@@ -4597,8 +3819,6 @@
           <w:rPr>
             <w:noProof/>
             <w:webHidden/>
-            <w:sz w:val="18"/>
-            <w:szCs w:val="14"/>
           </w:rPr>
           <w:fldChar w:fldCharType="end"/>
         </w:r>
@@ -4615,19 +3835,16 @@
           <w:rFonts w:asciiTheme="minorHAnsi" w:eastAsiaTheme="minorEastAsia" w:hAnsiTheme="minorHAnsi" w:cstheme="minorBidi"/>
           <w:noProof/>
           <w:kern w:val="2"/>
-          <w:sz w:val="16"/>
-          <w:szCs w:val="16"/>
+          <w:szCs w:val="24"/>
           <w:lang w:val="es-ES" w:eastAsia="es-ES"/>
           <w14:ligatures w14:val="standardContextual"/>
         </w:rPr>
       </w:pPr>
-      <w:hyperlink w:anchor="_Toc187433267" w:history="1">
+      <w:hyperlink w:anchor="_Toc188018117" w:history="1">
         <w:r>
           <w:rPr>
             <w:rStyle w:val="Lienhypertexte"/>
             <w:noProof/>
-            <w:sz w:val="18"/>
-            <w:szCs w:val="14"/>
             <w:lang w:eastAsia="es-ES"/>
           </w:rPr>
           <w:t>3.2.3</w:t>
@@ -4637,8 +3854,7 @@
             <w:rFonts w:asciiTheme="minorHAnsi" w:eastAsiaTheme="minorEastAsia" w:hAnsiTheme="minorHAnsi" w:cstheme="minorBidi"/>
             <w:noProof/>
             <w:kern w:val="2"/>
-            <w:sz w:val="16"/>
-            <w:szCs w:val="16"/>
+            <w:szCs w:val="24"/>
             <w:lang w:val="es-ES" w:eastAsia="es-ES"/>
             <w14:ligatures w14:val="standardContextual"/>
           </w:rPr>
@@ -4648,8 +3864,6 @@
           <w:rPr>
             <w:rStyle w:val="Lienhypertexte"/>
             <w:noProof/>
-            <w:sz w:val="18"/>
-            <w:szCs w:val="14"/>
             <w:lang w:eastAsia="es-ES"/>
           </w:rPr>
           <w:t>Mise en œuvre du protocole P2P :</w:t>
@@ -4658,8 +3872,6 @@
           <w:rPr>
             <w:noProof/>
             <w:webHidden/>
-            <w:sz w:val="18"/>
-            <w:szCs w:val="14"/>
           </w:rPr>
           <w:tab/>
         </w:r>
@@ -4667,8 +3879,6 @@
           <w:rPr>
             <w:noProof/>
             <w:webHidden/>
-            <w:sz w:val="18"/>
-            <w:szCs w:val="14"/>
           </w:rPr>
           <w:fldChar w:fldCharType="begin"/>
         </w:r>
@@ -4676,25 +3886,19 @@
           <w:rPr>
             <w:noProof/>
             <w:webHidden/>
-            <w:sz w:val="18"/>
-            <w:szCs w:val="14"/>
-          </w:rPr>
-          <w:instrText xml:space="preserve"> PAGEREF _Toc187433267 \h </w:instrText>
-        </w:r>
-        <w:r>
-          <w:rPr>
-            <w:noProof/>
-            <w:webHidden/>
-            <w:sz w:val="18"/>
-            <w:szCs w:val="14"/>
-          </w:rPr>
-        </w:r>
-        <w:r>
-          <w:rPr>
-            <w:noProof/>
-            <w:webHidden/>
-            <w:sz w:val="18"/>
-            <w:szCs w:val="14"/>
+          </w:rPr>
+          <w:instrText xml:space="preserve"> PAGEREF _Toc188018117 \h </w:instrText>
+        </w:r>
+        <w:r>
+          <w:rPr>
+            <w:noProof/>
+            <w:webHidden/>
+          </w:rPr>
+        </w:r>
+        <w:r>
+          <w:rPr>
+            <w:noProof/>
+            <w:webHidden/>
           </w:rPr>
           <w:fldChar w:fldCharType="separate"/>
         </w:r>
@@ -4702,8 +3906,6 @@
           <w:rPr>
             <w:noProof/>
             <w:webHidden/>
-            <w:sz w:val="18"/>
-            <w:szCs w:val="14"/>
           </w:rPr>
           <w:t>15</w:t>
         </w:r>
@@ -4711,8 +3913,6 @@
           <w:rPr>
             <w:noProof/>
             <w:webHidden/>
-            <w:sz w:val="18"/>
-            <w:szCs w:val="14"/>
           </w:rPr>
           <w:fldChar w:fldCharType="end"/>
         </w:r>
@@ -4729,19 +3929,16 @@
           <w:rFonts w:asciiTheme="minorHAnsi" w:eastAsiaTheme="minorEastAsia" w:hAnsiTheme="minorHAnsi" w:cstheme="minorBidi"/>
           <w:noProof/>
           <w:kern w:val="2"/>
-          <w:sz w:val="16"/>
-          <w:szCs w:val="16"/>
+          <w:szCs w:val="24"/>
           <w:lang w:val="es-ES" w:eastAsia="es-ES"/>
           <w14:ligatures w14:val="standardContextual"/>
         </w:rPr>
       </w:pPr>
-      <w:hyperlink w:anchor="_Toc187433268" w:history="1">
+      <w:hyperlink w:anchor="_Toc188018118" w:history="1">
         <w:r>
           <w:rPr>
             <w:rStyle w:val="Lienhypertexte"/>
             <w:noProof/>
-            <w:sz w:val="18"/>
-            <w:szCs w:val="14"/>
           </w:rPr>
           <w:t>3.3</w:t>
         </w:r>
@@ -4750,8 +3947,7 @@
             <w:rFonts w:asciiTheme="minorHAnsi" w:eastAsiaTheme="minorEastAsia" w:hAnsiTheme="minorHAnsi" w:cstheme="minorBidi"/>
             <w:noProof/>
             <w:kern w:val="2"/>
-            <w:sz w:val="16"/>
-            <w:szCs w:val="16"/>
+            <w:szCs w:val="24"/>
             <w:lang w:val="es-ES" w:eastAsia="es-ES"/>
             <w14:ligatures w14:val="standardContextual"/>
           </w:rPr>
@@ -4761,8 +3957,6 @@
           <w:rPr>
             <w:rStyle w:val="Lienhypertexte"/>
             <w:noProof/>
-            <w:sz w:val="18"/>
-            <w:szCs w:val="14"/>
           </w:rPr>
           <w:t>Mise en place de l’environnement de travail</w:t>
         </w:r>
@@ -4770,8 +3964,6 @@
           <w:rPr>
             <w:noProof/>
             <w:webHidden/>
-            <w:sz w:val="18"/>
-            <w:szCs w:val="14"/>
           </w:rPr>
           <w:tab/>
         </w:r>
@@ -4779,8 +3971,6 @@
           <w:rPr>
             <w:noProof/>
             <w:webHidden/>
-            <w:sz w:val="18"/>
-            <w:szCs w:val="14"/>
           </w:rPr>
           <w:fldChar w:fldCharType="begin"/>
         </w:r>
@@ -4788,25 +3978,19 @@
           <w:rPr>
             <w:noProof/>
             <w:webHidden/>
-            <w:sz w:val="18"/>
-            <w:szCs w:val="14"/>
-          </w:rPr>
-          <w:instrText xml:space="preserve"> PAGEREF _Toc187433268 \h </w:instrText>
-        </w:r>
-        <w:r>
-          <w:rPr>
-            <w:noProof/>
-            <w:webHidden/>
-            <w:sz w:val="18"/>
-            <w:szCs w:val="14"/>
-          </w:rPr>
-        </w:r>
-        <w:r>
-          <w:rPr>
-            <w:noProof/>
-            <w:webHidden/>
-            <w:sz w:val="18"/>
-            <w:szCs w:val="14"/>
+          </w:rPr>
+          <w:instrText xml:space="preserve"> PAGEREF _Toc188018118 \h </w:instrText>
+        </w:r>
+        <w:r>
+          <w:rPr>
+            <w:noProof/>
+            <w:webHidden/>
+          </w:rPr>
+        </w:r>
+        <w:r>
+          <w:rPr>
+            <w:noProof/>
+            <w:webHidden/>
           </w:rPr>
           <w:fldChar w:fldCharType="separate"/>
         </w:r>
@@ -4814,8 +3998,6 @@
           <w:rPr>
             <w:noProof/>
             <w:webHidden/>
-            <w:sz w:val="18"/>
-            <w:szCs w:val="14"/>
           </w:rPr>
           <w:t>15</w:t>
         </w:r>
@@ -4823,8 +4005,6 @@
           <w:rPr>
             <w:noProof/>
             <w:webHidden/>
-            <w:sz w:val="18"/>
-            <w:szCs w:val="14"/>
           </w:rPr>
           <w:fldChar w:fldCharType="end"/>
         </w:r>
@@ -4841,19 +4021,16 @@
           <w:rFonts w:asciiTheme="minorHAnsi" w:eastAsiaTheme="minorEastAsia" w:hAnsiTheme="minorHAnsi" w:cstheme="minorBidi"/>
           <w:noProof/>
           <w:kern w:val="2"/>
-          <w:sz w:val="16"/>
-          <w:szCs w:val="16"/>
+          <w:szCs w:val="24"/>
           <w:lang w:val="es-ES" w:eastAsia="es-ES"/>
           <w14:ligatures w14:val="standardContextual"/>
         </w:rPr>
       </w:pPr>
-      <w:hyperlink w:anchor="_Toc187433269" w:history="1">
+      <w:hyperlink w:anchor="_Toc188018119" w:history="1">
         <w:r>
           <w:rPr>
             <w:rStyle w:val="Lienhypertexte"/>
             <w:noProof/>
-            <w:sz w:val="18"/>
-            <w:szCs w:val="14"/>
           </w:rPr>
           <w:t>3.4</w:t>
         </w:r>
@@ -4862,8 +4039,7 @@
             <w:rFonts w:asciiTheme="minorHAnsi" w:eastAsiaTheme="minorEastAsia" w:hAnsiTheme="minorHAnsi" w:cstheme="minorBidi"/>
             <w:noProof/>
             <w:kern w:val="2"/>
-            <w:sz w:val="16"/>
-            <w:szCs w:val="16"/>
+            <w:szCs w:val="24"/>
             <w:lang w:val="es-ES" w:eastAsia="es-ES"/>
             <w14:ligatures w14:val="standardContextual"/>
           </w:rPr>
@@ -4873,17 +4049,27 @@
           <w:rPr>
             <w:rStyle w:val="Lienhypertexte"/>
             <w:noProof/>
-            <w:sz w:val="18"/>
-            <w:szCs w:val="14"/>
-          </w:rPr>
-          <w:t>Description des tests effectués</w:t>
-        </w:r>
-        <w:r>
-          <w:rPr>
-            <w:noProof/>
-            <w:webHidden/>
-            <w:sz w:val="18"/>
-            <w:szCs w:val="14"/>
+          </w:rPr>
+          <w:t>Description</w:t>
+        </w:r>
+        <w:r>
+          <w:rPr>
+            <w:rStyle w:val="Lienhypertexte"/>
+            <w:noProof/>
+          </w:rPr>
+          <w:t xml:space="preserve"> </w:t>
+        </w:r>
+        <w:r>
+          <w:rPr>
+            <w:rStyle w:val="Lienhypertexte"/>
+            <w:noProof/>
+          </w:rPr>
+          <w:t>des tests effectués</w:t>
+        </w:r>
+        <w:r>
+          <w:rPr>
+            <w:noProof/>
+            <w:webHidden/>
           </w:rPr>
           <w:tab/>
         </w:r>
@@ -4891,8 +4077,6 @@
           <w:rPr>
             <w:noProof/>
             <w:webHidden/>
-            <w:sz w:val="18"/>
-            <w:szCs w:val="14"/>
           </w:rPr>
           <w:fldChar w:fldCharType="begin"/>
         </w:r>
@@ -4900,25 +4084,19 @@
           <w:rPr>
             <w:noProof/>
             <w:webHidden/>
-            <w:sz w:val="18"/>
-            <w:szCs w:val="14"/>
-          </w:rPr>
-          <w:instrText xml:space="preserve"> PAGEREF _Toc187433269 \h </w:instrText>
-        </w:r>
-        <w:r>
-          <w:rPr>
-            <w:noProof/>
-            <w:webHidden/>
-            <w:sz w:val="18"/>
-            <w:szCs w:val="14"/>
-          </w:rPr>
-        </w:r>
-        <w:r>
-          <w:rPr>
-            <w:noProof/>
-            <w:webHidden/>
-            <w:sz w:val="18"/>
-            <w:szCs w:val="14"/>
+          </w:rPr>
+          <w:instrText xml:space="preserve"> PAGEREF _Toc188018119 \h </w:instrText>
+        </w:r>
+        <w:r>
+          <w:rPr>
+            <w:noProof/>
+            <w:webHidden/>
+          </w:rPr>
+        </w:r>
+        <w:r>
+          <w:rPr>
+            <w:noProof/>
+            <w:webHidden/>
           </w:rPr>
           <w:fldChar w:fldCharType="separate"/>
         </w:r>
@@ -4926,8 +4104,6 @@
           <w:rPr>
             <w:noProof/>
             <w:webHidden/>
-            <w:sz w:val="18"/>
-            <w:szCs w:val="14"/>
           </w:rPr>
           <w:t>16</w:t>
         </w:r>
@@ -4935,8 +4111,6 @@
           <w:rPr>
             <w:noProof/>
             <w:webHidden/>
-            <w:sz w:val="18"/>
-            <w:szCs w:val="14"/>
           </w:rPr>
           <w:fldChar w:fldCharType="end"/>
         </w:r>
@@ -4953,19 +4127,16 @@
           <w:rFonts w:asciiTheme="minorHAnsi" w:eastAsiaTheme="minorEastAsia" w:hAnsiTheme="minorHAnsi" w:cstheme="minorBidi"/>
           <w:noProof/>
           <w:kern w:val="2"/>
-          <w:sz w:val="16"/>
-          <w:szCs w:val="16"/>
+          <w:szCs w:val="24"/>
           <w:lang w:val="es-ES" w:eastAsia="es-ES"/>
           <w14:ligatures w14:val="standardContextual"/>
         </w:rPr>
       </w:pPr>
-      <w:hyperlink w:anchor="_Toc187433270" w:history="1">
+      <w:hyperlink w:anchor="_Toc188018120" w:history="1">
         <w:r>
           <w:rPr>
             <w:rStyle w:val="Lienhypertexte"/>
             <w:noProof/>
-            <w:sz w:val="18"/>
-            <w:szCs w:val="14"/>
           </w:rPr>
           <w:t>3.5</w:t>
         </w:r>
@@ -4974,8 +4145,7 @@
             <w:rFonts w:asciiTheme="minorHAnsi" w:eastAsiaTheme="minorEastAsia" w:hAnsiTheme="minorHAnsi" w:cstheme="minorBidi"/>
             <w:noProof/>
             <w:kern w:val="2"/>
-            <w:sz w:val="16"/>
-            <w:szCs w:val="16"/>
+            <w:szCs w:val="24"/>
             <w:lang w:val="es-ES" w:eastAsia="es-ES"/>
             <w14:ligatures w14:val="standardContextual"/>
           </w:rPr>
@@ -4985,8 +4155,6 @@
           <w:rPr>
             <w:rStyle w:val="Lienhypertexte"/>
             <w:noProof/>
-            <w:sz w:val="18"/>
-            <w:szCs w:val="14"/>
           </w:rPr>
           <w:t>Bilan</w:t>
         </w:r>
@@ -4994,8 +4162,6 @@
           <w:rPr>
             <w:noProof/>
             <w:webHidden/>
-            <w:sz w:val="18"/>
-            <w:szCs w:val="14"/>
           </w:rPr>
           <w:tab/>
         </w:r>
@@ -5003,8 +4169,6 @@
           <w:rPr>
             <w:noProof/>
             <w:webHidden/>
-            <w:sz w:val="18"/>
-            <w:szCs w:val="14"/>
           </w:rPr>
           <w:fldChar w:fldCharType="begin"/>
         </w:r>
@@ -5012,43 +4176,29 @@
           <w:rPr>
             <w:noProof/>
             <w:webHidden/>
-            <w:sz w:val="18"/>
-            <w:szCs w:val="14"/>
-          </w:rPr>
-          <w:instrText xml:space="preserve"> PAGEREF _Toc187433270 \h </w:instrText>
-        </w:r>
-        <w:r>
-          <w:rPr>
-            <w:noProof/>
-            <w:webHidden/>
-            <w:sz w:val="18"/>
-            <w:szCs w:val="14"/>
-          </w:rPr>
-        </w:r>
-        <w:r>
-          <w:rPr>
-            <w:noProof/>
-            <w:webHidden/>
-            <w:sz w:val="18"/>
-            <w:szCs w:val="14"/>
+          </w:rPr>
+          <w:instrText xml:space="preserve"> PAGEREF _Toc188018120 \h </w:instrText>
+        </w:r>
+        <w:r>
+          <w:rPr>
+            <w:noProof/>
+            <w:webHidden/>
           </w:rPr>
           <w:fldChar w:fldCharType="separate"/>
         </w:r>
         <w:r>
           <w:rPr>
-            <w:noProof/>
-            <w:webHidden/>
-            <w:sz w:val="18"/>
-            <w:szCs w:val="14"/>
-          </w:rPr>
-          <w:t>16</w:t>
-        </w:r>
-        <w:r>
-          <w:rPr>
-            <w:noProof/>
-            <w:webHidden/>
-            <w:sz w:val="18"/>
-            <w:szCs w:val="14"/>
+            <w:b/>
+            <w:bCs/>
+            <w:noProof/>
+            <w:webHidden/>
+          </w:rPr>
+          <w:t>Erreur ! Signet non défini.</w:t>
+        </w:r>
+        <w:r>
+          <w:rPr>
+            <w:noProof/>
+            <w:webHidden/>
           </w:rPr>
           <w:fldChar w:fldCharType="end"/>
         </w:r>
@@ -5065,19 +4215,16 @@
           <w:rFonts w:asciiTheme="minorHAnsi" w:eastAsiaTheme="minorEastAsia" w:hAnsiTheme="minorHAnsi" w:cstheme="minorBidi"/>
           <w:noProof/>
           <w:kern w:val="2"/>
-          <w:sz w:val="16"/>
-          <w:szCs w:val="16"/>
+          <w:szCs w:val="24"/>
           <w:lang w:val="es-ES" w:eastAsia="es-ES"/>
           <w14:ligatures w14:val="standardContextual"/>
         </w:rPr>
       </w:pPr>
-      <w:hyperlink w:anchor="_Toc187433271" w:history="1">
+      <w:hyperlink w:anchor="_Toc188018121" w:history="1">
         <w:r>
           <w:rPr>
             <w:rStyle w:val="Lienhypertexte"/>
             <w:noProof/>
-            <w:sz w:val="18"/>
-            <w:szCs w:val="14"/>
           </w:rPr>
           <w:t>3.5.1</w:t>
         </w:r>
@@ -5086,8 +4233,7 @@
             <w:rFonts w:asciiTheme="minorHAnsi" w:eastAsiaTheme="minorEastAsia" w:hAnsiTheme="minorHAnsi" w:cstheme="minorBidi"/>
             <w:noProof/>
             <w:kern w:val="2"/>
-            <w:sz w:val="16"/>
-            <w:szCs w:val="16"/>
+            <w:szCs w:val="24"/>
             <w:lang w:val="es-ES" w:eastAsia="es-ES"/>
             <w14:ligatures w14:val="standardContextual"/>
           </w:rPr>
@@ -5097,8 +4243,6 @@
           <w:rPr>
             <w:rStyle w:val="Lienhypertexte"/>
             <w:noProof/>
-            <w:sz w:val="18"/>
-            <w:szCs w:val="14"/>
           </w:rPr>
           <w:t>Erreurs restantes</w:t>
         </w:r>
@@ -5106,8 +4250,6 @@
           <w:rPr>
             <w:noProof/>
             <w:webHidden/>
-            <w:sz w:val="18"/>
-            <w:szCs w:val="14"/>
           </w:rPr>
           <w:tab/>
         </w:r>
@@ -5115,8 +4257,6 @@
           <w:rPr>
             <w:noProof/>
             <w:webHidden/>
-            <w:sz w:val="18"/>
-            <w:szCs w:val="14"/>
           </w:rPr>
           <w:fldChar w:fldCharType="begin"/>
         </w:r>
@@ -5124,25 +4264,19 @@
           <w:rPr>
             <w:noProof/>
             <w:webHidden/>
-            <w:sz w:val="18"/>
-            <w:szCs w:val="14"/>
-          </w:rPr>
-          <w:instrText xml:space="preserve"> PAGEREF _Toc187433271 \h </w:instrText>
-        </w:r>
-        <w:r>
-          <w:rPr>
-            <w:noProof/>
-            <w:webHidden/>
-            <w:sz w:val="18"/>
-            <w:szCs w:val="14"/>
-          </w:rPr>
-        </w:r>
-        <w:r>
-          <w:rPr>
-            <w:noProof/>
-            <w:webHidden/>
-            <w:sz w:val="18"/>
-            <w:szCs w:val="14"/>
+          </w:rPr>
+          <w:instrText xml:space="preserve"> PAGEREF _Toc188018121 \h </w:instrText>
+        </w:r>
+        <w:r>
+          <w:rPr>
+            <w:noProof/>
+            <w:webHidden/>
+          </w:rPr>
+        </w:r>
+        <w:r>
+          <w:rPr>
+            <w:noProof/>
+            <w:webHidden/>
           </w:rPr>
           <w:fldChar w:fldCharType="separate"/>
         </w:r>
@@ -5150,8 +4284,6 @@
           <w:rPr>
             <w:noProof/>
             <w:webHidden/>
-            <w:sz w:val="18"/>
-            <w:szCs w:val="14"/>
           </w:rPr>
           <w:t>16</w:t>
         </w:r>
@@ -5159,8 +4291,6 @@
           <w:rPr>
             <w:noProof/>
             <w:webHidden/>
-            <w:sz w:val="18"/>
-            <w:szCs w:val="14"/>
           </w:rPr>
           <w:fldChar w:fldCharType="end"/>
         </w:r>
@@ -5177,19 +4307,16 @@
           <w:rFonts w:asciiTheme="minorHAnsi" w:eastAsiaTheme="minorEastAsia" w:hAnsiTheme="minorHAnsi" w:cstheme="minorBidi"/>
           <w:noProof/>
           <w:kern w:val="2"/>
-          <w:sz w:val="16"/>
-          <w:szCs w:val="16"/>
+          <w:szCs w:val="24"/>
           <w:lang w:val="es-ES" w:eastAsia="es-ES"/>
           <w14:ligatures w14:val="standardContextual"/>
         </w:rPr>
       </w:pPr>
-      <w:hyperlink w:anchor="_Toc187433272" w:history="1">
+      <w:hyperlink w:anchor="_Toc188018122" w:history="1">
         <w:r>
           <w:rPr>
             <w:rStyle w:val="Lienhypertexte"/>
             <w:noProof/>
-            <w:sz w:val="18"/>
-            <w:szCs w:val="14"/>
           </w:rPr>
           <w:t>3.5.2</w:t>
         </w:r>
@@ -5198,8 +4325,7 @@
             <w:rFonts w:asciiTheme="minorHAnsi" w:eastAsiaTheme="minorEastAsia" w:hAnsiTheme="minorHAnsi" w:cstheme="minorBidi"/>
             <w:noProof/>
             <w:kern w:val="2"/>
-            <w:sz w:val="16"/>
-            <w:szCs w:val="16"/>
+            <w:szCs w:val="24"/>
             <w:lang w:val="es-ES" w:eastAsia="es-ES"/>
             <w14:ligatures w14:val="standardContextual"/>
           </w:rPr>
@@ -5209,8 +4335,6 @@
           <w:rPr>
             <w:rStyle w:val="Lienhypertexte"/>
             <w:noProof/>
-            <w:sz w:val="18"/>
-            <w:szCs w:val="14"/>
           </w:rPr>
           <w:t>Stories</w:t>
         </w:r>
@@ -5218,8 +4342,6 @@
           <w:rPr>
             <w:noProof/>
             <w:webHidden/>
-            <w:sz w:val="18"/>
-            <w:szCs w:val="14"/>
           </w:rPr>
           <w:tab/>
         </w:r>
@@ -5227,8 +4349,6 @@
           <w:rPr>
             <w:noProof/>
             <w:webHidden/>
-            <w:sz w:val="18"/>
-            <w:szCs w:val="14"/>
           </w:rPr>
           <w:fldChar w:fldCharType="begin"/>
         </w:r>
@@ -5236,25 +4356,19 @@
           <w:rPr>
             <w:noProof/>
             <w:webHidden/>
-            <w:sz w:val="18"/>
-            <w:szCs w:val="14"/>
-          </w:rPr>
-          <w:instrText xml:space="preserve"> PAGEREF _Toc187433272 \h </w:instrText>
-        </w:r>
-        <w:r>
-          <w:rPr>
-            <w:noProof/>
-            <w:webHidden/>
-            <w:sz w:val="18"/>
-            <w:szCs w:val="14"/>
-          </w:rPr>
-        </w:r>
-        <w:r>
-          <w:rPr>
-            <w:noProof/>
-            <w:webHidden/>
-            <w:sz w:val="18"/>
-            <w:szCs w:val="14"/>
+          </w:rPr>
+          <w:instrText xml:space="preserve"> PAGEREF _Toc188018122 \h </w:instrText>
+        </w:r>
+        <w:r>
+          <w:rPr>
+            <w:noProof/>
+            <w:webHidden/>
+          </w:rPr>
+        </w:r>
+        <w:r>
+          <w:rPr>
+            <w:noProof/>
+            <w:webHidden/>
           </w:rPr>
           <w:fldChar w:fldCharType="separate"/>
         </w:r>
@@ -5262,8 +4376,6 @@
           <w:rPr>
             <w:noProof/>
             <w:webHidden/>
-            <w:sz w:val="18"/>
-            <w:szCs w:val="14"/>
           </w:rPr>
           <w:t>16</w:t>
         </w:r>
@@ -5271,8 +4383,6 @@
           <w:rPr>
             <w:noProof/>
             <w:webHidden/>
-            <w:sz w:val="18"/>
-            <w:szCs w:val="14"/>
           </w:rPr>
           <w:fldChar w:fldCharType="end"/>
         </w:r>
@@ -5289,19 +4399,16 @@
           <w:rFonts w:asciiTheme="minorHAnsi" w:eastAsiaTheme="minorEastAsia" w:hAnsiTheme="minorHAnsi" w:cstheme="minorBidi"/>
           <w:noProof/>
           <w:kern w:val="2"/>
-          <w:sz w:val="16"/>
-          <w:szCs w:val="16"/>
+          <w:szCs w:val="24"/>
           <w:lang w:val="es-ES" w:eastAsia="es-ES"/>
           <w14:ligatures w14:val="standardContextual"/>
         </w:rPr>
       </w:pPr>
-      <w:hyperlink w:anchor="_Toc187433273" w:history="1">
+      <w:hyperlink w:anchor="_Toc188018123" w:history="1">
         <w:r>
           <w:rPr>
             <w:rStyle w:val="Lienhypertexte"/>
             <w:noProof/>
-            <w:sz w:val="18"/>
-            <w:szCs w:val="14"/>
           </w:rPr>
           <w:t>3.5.3</w:t>
         </w:r>
@@ -5310,8 +4417,7 @@
             <w:rFonts w:asciiTheme="minorHAnsi" w:eastAsiaTheme="minorEastAsia" w:hAnsiTheme="minorHAnsi" w:cstheme="minorBidi"/>
             <w:noProof/>
             <w:kern w:val="2"/>
-            <w:sz w:val="16"/>
-            <w:szCs w:val="16"/>
+            <w:szCs w:val="24"/>
             <w:lang w:val="es-ES" w:eastAsia="es-ES"/>
             <w14:ligatures w14:val="standardContextual"/>
           </w:rPr>
@@ -5321,8 +4427,6 @@
           <w:rPr>
             <w:rStyle w:val="Lienhypertexte"/>
             <w:noProof/>
-            <w:sz w:val="18"/>
-            <w:szCs w:val="14"/>
           </w:rPr>
           <w:t>Dette technique</w:t>
         </w:r>
@@ -5330,8 +4434,6 @@
           <w:rPr>
             <w:noProof/>
             <w:webHidden/>
-            <w:sz w:val="18"/>
-            <w:szCs w:val="14"/>
           </w:rPr>
           <w:tab/>
         </w:r>
@@ -5339,8 +4441,6 @@
           <w:rPr>
             <w:noProof/>
             <w:webHidden/>
-            <w:sz w:val="18"/>
-            <w:szCs w:val="14"/>
           </w:rPr>
           <w:fldChar w:fldCharType="begin"/>
         </w:r>
@@ -5348,25 +4448,19 @@
           <w:rPr>
             <w:noProof/>
             <w:webHidden/>
-            <w:sz w:val="18"/>
-            <w:szCs w:val="14"/>
-          </w:rPr>
-          <w:instrText xml:space="preserve"> PAGEREF _Toc187433273 \h </w:instrText>
-        </w:r>
-        <w:r>
-          <w:rPr>
-            <w:noProof/>
-            <w:webHidden/>
-            <w:sz w:val="18"/>
-            <w:szCs w:val="14"/>
-          </w:rPr>
-        </w:r>
-        <w:r>
-          <w:rPr>
-            <w:noProof/>
-            <w:webHidden/>
-            <w:sz w:val="18"/>
-            <w:szCs w:val="14"/>
+          </w:rPr>
+          <w:instrText xml:space="preserve"> PAGEREF _Toc188018123 \h </w:instrText>
+        </w:r>
+        <w:r>
+          <w:rPr>
+            <w:noProof/>
+            <w:webHidden/>
+          </w:rPr>
+        </w:r>
+        <w:r>
+          <w:rPr>
+            <w:noProof/>
+            <w:webHidden/>
           </w:rPr>
           <w:fldChar w:fldCharType="separate"/>
         </w:r>
@@ -5374,17 +4468,13 @@
           <w:rPr>
             <w:noProof/>
             <w:webHidden/>
-            <w:sz w:val="18"/>
-            <w:szCs w:val="14"/>
-          </w:rPr>
-          <w:t>16</w:t>
-        </w:r>
-        <w:r>
-          <w:rPr>
-            <w:noProof/>
-            <w:webHidden/>
-            <w:sz w:val="18"/>
-            <w:szCs w:val="14"/>
+          </w:rPr>
+          <w:t>17</w:t>
+        </w:r>
+        <w:r>
+          <w:rPr>
+            <w:noProof/>
+            <w:webHidden/>
           </w:rPr>
           <w:fldChar w:fldCharType="end"/>
         </w:r>
@@ -5401,19 +4491,16 @@
           <w:rFonts w:asciiTheme="minorHAnsi" w:eastAsiaTheme="minorEastAsia" w:hAnsiTheme="minorHAnsi" w:cstheme="minorBidi"/>
           <w:noProof/>
           <w:kern w:val="2"/>
-          <w:sz w:val="16"/>
-          <w:szCs w:val="16"/>
+          <w:szCs w:val="24"/>
           <w:lang w:val="es-ES" w:eastAsia="es-ES"/>
           <w14:ligatures w14:val="standardContextual"/>
         </w:rPr>
       </w:pPr>
-      <w:hyperlink w:anchor="_Toc187433274" w:history="1">
+      <w:hyperlink w:anchor="_Toc188018124" w:history="1">
         <w:r>
           <w:rPr>
             <w:rStyle w:val="Lienhypertexte"/>
             <w:noProof/>
-            <w:sz w:val="18"/>
-            <w:szCs w:val="14"/>
           </w:rPr>
           <w:t>3.6</w:t>
         </w:r>
@@ -5422,8 +4509,7 @@
             <w:rFonts w:asciiTheme="minorHAnsi" w:eastAsiaTheme="minorEastAsia" w:hAnsiTheme="minorHAnsi" w:cstheme="minorBidi"/>
             <w:noProof/>
             <w:kern w:val="2"/>
-            <w:sz w:val="16"/>
-            <w:szCs w:val="16"/>
+            <w:szCs w:val="24"/>
             <w:lang w:val="es-ES" w:eastAsia="es-ES"/>
             <w14:ligatures w14:val="standardContextual"/>
           </w:rPr>
@@ -5433,8 +4519,6 @@
           <w:rPr>
             <w:rStyle w:val="Lienhypertexte"/>
             <w:noProof/>
-            <w:sz w:val="18"/>
-            <w:szCs w:val="14"/>
           </w:rPr>
           <w:t>Recours à l’intelligence artificielle</w:t>
         </w:r>
@@ -5442,8 +4526,6 @@
           <w:rPr>
             <w:noProof/>
             <w:webHidden/>
-            <w:sz w:val="18"/>
-            <w:szCs w:val="14"/>
           </w:rPr>
           <w:tab/>
         </w:r>
@@ -5451,8 +4533,6 @@
           <w:rPr>
             <w:noProof/>
             <w:webHidden/>
-            <w:sz w:val="18"/>
-            <w:szCs w:val="14"/>
           </w:rPr>
           <w:fldChar w:fldCharType="begin"/>
         </w:r>
@@ -5460,25 +4540,19 @@
           <w:rPr>
             <w:noProof/>
             <w:webHidden/>
-            <w:sz w:val="18"/>
-            <w:szCs w:val="14"/>
-          </w:rPr>
-          <w:instrText xml:space="preserve"> PAGEREF _Toc187433274 \h </w:instrText>
-        </w:r>
-        <w:r>
-          <w:rPr>
-            <w:noProof/>
-            <w:webHidden/>
-            <w:sz w:val="18"/>
-            <w:szCs w:val="14"/>
-          </w:rPr>
-        </w:r>
-        <w:r>
-          <w:rPr>
-            <w:noProof/>
-            <w:webHidden/>
-            <w:sz w:val="18"/>
-            <w:szCs w:val="14"/>
+          </w:rPr>
+          <w:instrText xml:space="preserve"> PAGEREF _Toc188018124 \h </w:instrText>
+        </w:r>
+        <w:r>
+          <w:rPr>
+            <w:noProof/>
+            <w:webHidden/>
+          </w:rPr>
+        </w:r>
+        <w:r>
+          <w:rPr>
+            <w:noProof/>
+            <w:webHidden/>
           </w:rPr>
           <w:fldChar w:fldCharType="separate"/>
         </w:r>
@@ -5486,17 +4560,13 @@
           <w:rPr>
             <w:noProof/>
             <w:webHidden/>
-            <w:sz w:val="18"/>
-            <w:szCs w:val="14"/>
-          </w:rPr>
-          <w:t>16</w:t>
-        </w:r>
-        <w:r>
-          <w:rPr>
-            <w:noProof/>
-            <w:webHidden/>
-            <w:sz w:val="18"/>
-            <w:szCs w:val="14"/>
+          </w:rPr>
+          <w:t>17</w:t>
+        </w:r>
+        <w:r>
+          <w:rPr>
+            <w:noProof/>
+            <w:webHidden/>
           </w:rPr>
           <w:fldChar w:fldCharType="end"/>
         </w:r>
@@ -5513,19 +4583,16 @@
           <w:rFonts w:asciiTheme="minorHAnsi" w:eastAsiaTheme="minorEastAsia" w:hAnsiTheme="minorHAnsi" w:cstheme="minorBidi"/>
           <w:noProof/>
           <w:kern w:val="2"/>
-          <w:sz w:val="16"/>
-          <w:szCs w:val="16"/>
+          <w:szCs w:val="24"/>
           <w:lang w:val="es-ES" w:eastAsia="es-ES"/>
           <w14:ligatures w14:val="standardContextual"/>
         </w:rPr>
       </w:pPr>
-      <w:hyperlink w:anchor="_Toc187433275" w:history="1">
+      <w:hyperlink w:anchor="_Toc188018125" w:history="1">
         <w:r>
           <w:rPr>
             <w:rStyle w:val="Lienhypertexte"/>
             <w:noProof/>
-            <w:sz w:val="18"/>
-            <w:szCs w:val="14"/>
           </w:rPr>
           <w:t>3.6.1</w:t>
         </w:r>
@@ -5534,8 +4601,7 @@
             <w:rFonts w:asciiTheme="minorHAnsi" w:eastAsiaTheme="minorEastAsia" w:hAnsiTheme="minorHAnsi" w:cstheme="minorBidi"/>
             <w:noProof/>
             <w:kern w:val="2"/>
-            <w:sz w:val="16"/>
-            <w:szCs w:val="16"/>
+            <w:szCs w:val="24"/>
             <w:lang w:val="es-ES" w:eastAsia="es-ES"/>
             <w14:ligatures w14:val="standardContextual"/>
           </w:rPr>
@@ -5545,8 +4611,6 @@
           <w:rPr>
             <w:rStyle w:val="Lienhypertexte"/>
             <w:noProof/>
-            <w:sz w:val="18"/>
-            <w:szCs w:val="14"/>
           </w:rPr>
           <w:t>Documentation et recherche</w:t>
         </w:r>
@@ -5554,8 +4618,6 @@
           <w:rPr>
             <w:noProof/>
             <w:webHidden/>
-            <w:sz w:val="18"/>
-            <w:szCs w:val="14"/>
           </w:rPr>
           <w:tab/>
         </w:r>
@@ -5563,8 +4625,6 @@
           <w:rPr>
             <w:noProof/>
             <w:webHidden/>
-            <w:sz w:val="18"/>
-            <w:szCs w:val="14"/>
           </w:rPr>
           <w:fldChar w:fldCharType="begin"/>
         </w:r>
@@ -5572,25 +4632,19 @@
           <w:rPr>
             <w:noProof/>
             <w:webHidden/>
-            <w:sz w:val="18"/>
-            <w:szCs w:val="14"/>
-          </w:rPr>
-          <w:instrText xml:space="preserve"> PAGEREF _Toc187433275 \h </w:instrText>
-        </w:r>
-        <w:r>
-          <w:rPr>
-            <w:noProof/>
-            <w:webHidden/>
-            <w:sz w:val="18"/>
-            <w:szCs w:val="14"/>
-          </w:rPr>
-        </w:r>
-        <w:r>
-          <w:rPr>
-            <w:noProof/>
-            <w:webHidden/>
-            <w:sz w:val="18"/>
-            <w:szCs w:val="14"/>
+          </w:rPr>
+          <w:instrText xml:space="preserve"> PAGEREF _Toc188018125 \h </w:instrText>
+        </w:r>
+        <w:r>
+          <w:rPr>
+            <w:noProof/>
+            <w:webHidden/>
+          </w:rPr>
+        </w:r>
+        <w:r>
+          <w:rPr>
+            <w:noProof/>
+            <w:webHidden/>
           </w:rPr>
           <w:fldChar w:fldCharType="separate"/>
         </w:r>
@@ -5598,17 +4652,13 @@
           <w:rPr>
             <w:noProof/>
             <w:webHidden/>
-            <w:sz w:val="18"/>
-            <w:szCs w:val="14"/>
-          </w:rPr>
-          <w:t>16</w:t>
-        </w:r>
-        <w:r>
-          <w:rPr>
-            <w:noProof/>
-            <w:webHidden/>
-            <w:sz w:val="18"/>
-            <w:szCs w:val="14"/>
+          </w:rPr>
+          <w:t>17</w:t>
+        </w:r>
+        <w:r>
+          <w:rPr>
+            <w:noProof/>
+            <w:webHidden/>
           </w:rPr>
           <w:fldChar w:fldCharType="end"/>
         </w:r>
@@ -5625,19 +4675,16 @@
           <w:rFonts w:asciiTheme="minorHAnsi" w:eastAsiaTheme="minorEastAsia" w:hAnsiTheme="minorHAnsi" w:cstheme="minorBidi"/>
           <w:noProof/>
           <w:kern w:val="2"/>
-          <w:sz w:val="16"/>
-          <w:szCs w:val="16"/>
+          <w:szCs w:val="24"/>
           <w:lang w:val="es-ES" w:eastAsia="es-ES"/>
           <w14:ligatures w14:val="standardContextual"/>
         </w:rPr>
       </w:pPr>
-      <w:hyperlink w:anchor="_Toc187433276" w:history="1">
+      <w:hyperlink w:anchor="_Toc188018126" w:history="1">
         <w:r>
           <w:rPr>
             <w:rStyle w:val="Lienhypertexte"/>
             <w:noProof/>
-            <w:sz w:val="18"/>
-            <w:szCs w:val="14"/>
           </w:rPr>
           <w:t>3.6.2</w:t>
         </w:r>
@@ -5646,8 +4693,7 @@
             <w:rFonts w:asciiTheme="minorHAnsi" w:eastAsiaTheme="minorEastAsia" w:hAnsiTheme="minorHAnsi" w:cstheme="minorBidi"/>
             <w:noProof/>
             <w:kern w:val="2"/>
-            <w:sz w:val="16"/>
-            <w:szCs w:val="16"/>
+            <w:szCs w:val="24"/>
             <w:lang w:val="es-ES" w:eastAsia="es-ES"/>
             <w14:ligatures w14:val="standardContextual"/>
           </w:rPr>
@@ -5657,8 +4703,6 @@
           <w:rPr>
             <w:rStyle w:val="Lienhypertexte"/>
             <w:noProof/>
-            <w:sz w:val="18"/>
-            <w:szCs w:val="14"/>
           </w:rPr>
           <w:t>Génération d’idées de conception</w:t>
         </w:r>
@@ -5666,8 +4710,6 @@
           <w:rPr>
             <w:noProof/>
             <w:webHidden/>
-            <w:sz w:val="18"/>
-            <w:szCs w:val="14"/>
           </w:rPr>
           <w:tab/>
         </w:r>
@@ -5675,8 +4717,6 @@
           <w:rPr>
             <w:noProof/>
             <w:webHidden/>
-            <w:sz w:val="18"/>
-            <w:szCs w:val="14"/>
           </w:rPr>
           <w:fldChar w:fldCharType="begin"/>
         </w:r>
@@ -5684,25 +4724,19 @@
           <w:rPr>
             <w:noProof/>
             <w:webHidden/>
-            <w:sz w:val="18"/>
-            <w:szCs w:val="14"/>
-          </w:rPr>
-          <w:instrText xml:space="preserve"> PAGEREF _Toc187433276 \h </w:instrText>
-        </w:r>
-        <w:r>
-          <w:rPr>
-            <w:noProof/>
-            <w:webHidden/>
-            <w:sz w:val="18"/>
-            <w:szCs w:val="14"/>
-          </w:rPr>
-        </w:r>
-        <w:r>
-          <w:rPr>
-            <w:noProof/>
-            <w:webHidden/>
-            <w:sz w:val="18"/>
-            <w:szCs w:val="14"/>
+          </w:rPr>
+          <w:instrText xml:space="preserve"> PAGEREF _Toc188018126 \h </w:instrText>
+        </w:r>
+        <w:r>
+          <w:rPr>
+            <w:noProof/>
+            <w:webHidden/>
+          </w:rPr>
+        </w:r>
+        <w:r>
+          <w:rPr>
+            <w:noProof/>
+            <w:webHidden/>
           </w:rPr>
           <w:fldChar w:fldCharType="separate"/>
         </w:r>
@@ -5710,17 +4744,13 @@
           <w:rPr>
             <w:noProof/>
             <w:webHidden/>
-            <w:sz w:val="18"/>
-            <w:szCs w:val="14"/>
-          </w:rPr>
-          <w:t>16</w:t>
-        </w:r>
-        <w:r>
-          <w:rPr>
-            <w:noProof/>
-            <w:webHidden/>
-            <w:sz w:val="18"/>
-            <w:szCs w:val="14"/>
+          </w:rPr>
+          <w:t>17</w:t>
+        </w:r>
+        <w:r>
+          <w:rPr>
+            <w:noProof/>
+            <w:webHidden/>
           </w:rPr>
           <w:fldChar w:fldCharType="end"/>
         </w:r>
@@ -5732,18 +4762,15 @@
         <w:rPr>
           <w:rFonts w:asciiTheme="minorHAnsi" w:eastAsiaTheme="minorEastAsia" w:hAnsiTheme="minorHAnsi" w:cstheme="minorBidi"/>
           <w:kern w:val="2"/>
-          <w:sz w:val="16"/>
-          <w:szCs w:val="16"/>
+          <w:szCs w:val="24"/>
           <w:lang w:val="es-ES" w:eastAsia="es-ES"/>
           <w14:ligatures w14:val="standardContextual"/>
         </w:rPr>
       </w:pPr>
-      <w:hyperlink w:anchor="_Toc187433277" w:history="1">
+      <w:hyperlink w:anchor="_Toc188018127" w:history="1">
         <w:r>
           <w:rPr>
             <w:rStyle w:val="Lienhypertexte"/>
-            <w:sz w:val="18"/>
-            <w:szCs w:val="14"/>
           </w:rPr>
           <w:t>4</w:t>
         </w:r>
@@ -5751,8 +4778,7 @@
           <w:rPr>
             <w:rFonts w:asciiTheme="minorHAnsi" w:eastAsiaTheme="minorEastAsia" w:hAnsiTheme="minorHAnsi" w:cstheme="minorBidi"/>
             <w:kern w:val="2"/>
-            <w:sz w:val="16"/>
-            <w:szCs w:val="16"/>
+            <w:szCs w:val="24"/>
             <w:lang w:val="es-ES" w:eastAsia="es-ES"/>
             <w14:ligatures w14:val="standardContextual"/>
           </w:rPr>
@@ -5761,63 +4787,47 @@
         <w:r>
           <w:rPr>
             <w:rStyle w:val="Lienhypertexte"/>
-            <w:sz w:val="18"/>
-            <w:szCs w:val="14"/>
           </w:rPr>
           <w:t>Conclusions</w:t>
         </w:r>
         <w:r>
           <w:rPr>
             <w:webHidden/>
-            <w:sz w:val="18"/>
-            <w:szCs w:val="14"/>
           </w:rPr>
           <w:tab/>
         </w:r>
         <w:r>
           <w:rPr>
             <w:webHidden/>
-            <w:sz w:val="18"/>
-            <w:szCs w:val="14"/>
           </w:rPr>
           <w:fldChar w:fldCharType="begin"/>
         </w:r>
         <w:r>
           <w:rPr>
             <w:webHidden/>
-            <w:sz w:val="18"/>
-            <w:szCs w:val="14"/>
-          </w:rPr>
-          <w:instrText xml:space="preserve"> PAGEREF _Toc187433277 \h </w:instrText>
-        </w:r>
-        <w:r>
-          <w:rPr>
-            <w:webHidden/>
-            <w:sz w:val="18"/>
-            <w:szCs w:val="14"/>
-          </w:rPr>
-        </w:r>
-        <w:r>
-          <w:rPr>
-            <w:webHidden/>
-            <w:sz w:val="18"/>
-            <w:szCs w:val="14"/>
+          </w:rPr>
+          <w:instrText xml:space="preserve"> PAGEREF _Toc188018127 \h </w:instrText>
+        </w:r>
+        <w:r>
+          <w:rPr>
+            <w:webHidden/>
+          </w:rPr>
+        </w:r>
+        <w:r>
+          <w:rPr>
+            <w:webHidden/>
           </w:rPr>
           <w:fldChar w:fldCharType="separate"/>
         </w:r>
         <w:r>
           <w:rPr>
             <w:webHidden/>
-            <w:sz w:val="18"/>
-            <w:szCs w:val="14"/>
-          </w:rPr>
-          <w:t>17</w:t>
-        </w:r>
-        <w:r>
-          <w:rPr>
-            <w:webHidden/>
-            <w:sz w:val="18"/>
-            <w:szCs w:val="14"/>
+          </w:rPr>
+          <w:t>18</w:t>
+        </w:r>
+        <w:r>
+          <w:rPr>
+            <w:webHidden/>
           </w:rPr>
           <w:fldChar w:fldCharType="end"/>
         </w:r>
@@ -5834,19 +4844,16 @@
           <w:rFonts w:asciiTheme="minorHAnsi" w:eastAsiaTheme="minorEastAsia" w:hAnsiTheme="minorHAnsi" w:cstheme="minorBidi"/>
           <w:noProof/>
           <w:kern w:val="2"/>
-          <w:sz w:val="16"/>
-          <w:szCs w:val="16"/>
+          <w:szCs w:val="24"/>
           <w:lang w:val="es-ES" w:eastAsia="es-ES"/>
           <w14:ligatures w14:val="standardContextual"/>
         </w:rPr>
       </w:pPr>
-      <w:hyperlink w:anchor="_Toc187433278" w:history="1">
+      <w:hyperlink w:anchor="_Toc188018128" w:history="1">
         <w:r>
           <w:rPr>
             <w:rStyle w:val="Lienhypertexte"/>
             <w:noProof/>
-            <w:sz w:val="18"/>
-            <w:szCs w:val="14"/>
           </w:rPr>
           <w:t>4.1.1</w:t>
         </w:r>
@@ -5855,8 +4862,7 @@
             <w:rFonts w:asciiTheme="minorHAnsi" w:eastAsiaTheme="minorEastAsia" w:hAnsiTheme="minorHAnsi" w:cstheme="minorBidi"/>
             <w:noProof/>
             <w:kern w:val="2"/>
-            <w:sz w:val="16"/>
-            <w:szCs w:val="16"/>
+            <w:szCs w:val="24"/>
             <w:lang w:val="es-ES" w:eastAsia="es-ES"/>
             <w14:ligatures w14:val="standardContextual"/>
           </w:rPr>
@@ -5866,8 +4872,6 @@
           <w:rPr>
             <w:rStyle w:val="Lienhypertexte"/>
             <w:noProof/>
-            <w:sz w:val="18"/>
-            <w:szCs w:val="14"/>
           </w:rPr>
           <w:t>Ce que vous appris (ou pas), les progrès que vous avez fait (ou pas)</w:t>
         </w:r>
@@ -5875,8 +4879,6 @@
           <w:rPr>
             <w:noProof/>
             <w:webHidden/>
-            <w:sz w:val="18"/>
-            <w:szCs w:val="14"/>
           </w:rPr>
           <w:tab/>
         </w:r>
@@ -5884,8 +4886,6 @@
           <w:rPr>
             <w:noProof/>
             <w:webHidden/>
-            <w:sz w:val="18"/>
-            <w:szCs w:val="14"/>
           </w:rPr>
           <w:fldChar w:fldCharType="begin"/>
         </w:r>
@@ -5893,25 +4893,19 @@
           <w:rPr>
             <w:noProof/>
             <w:webHidden/>
-            <w:sz w:val="18"/>
-            <w:szCs w:val="14"/>
-          </w:rPr>
-          <w:instrText xml:space="preserve"> PAGEREF _Toc187433278 \h </w:instrText>
-        </w:r>
-        <w:r>
-          <w:rPr>
-            <w:noProof/>
-            <w:webHidden/>
-            <w:sz w:val="18"/>
-            <w:szCs w:val="14"/>
-          </w:rPr>
-        </w:r>
-        <w:r>
-          <w:rPr>
-            <w:noProof/>
-            <w:webHidden/>
-            <w:sz w:val="18"/>
-            <w:szCs w:val="14"/>
+          </w:rPr>
+          <w:instrText xml:space="preserve"> PAGEREF _Toc188018128 \h </w:instrText>
+        </w:r>
+        <w:r>
+          <w:rPr>
+            <w:noProof/>
+            <w:webHidden/>
+          </w:rPr>
+        </w:r>
+        <w:r>
+          <w:rPr>
+            <w:noProof/>
+            <w:webHidden/>
           </w:rPr>
           <w:fldChar w:fldCharType="separate"/>
         </w:r>
@@ -5919,17 +4913,13 @@
           <w:rPr>
             <w:noProof/>
             <w:webHidden/>
-            <w:sz w:val="18"/>
-            <w:szCs w:val="14"/>
-          </w:rPr>
-          <w:t>17</w:t>
-        </w:r>
-        <w:r>
-          <w:rPr>
-            <w:noProof/>
-            <w:webHidden/>
-            <w:sz w:val="18"/>
-            <w:szCs w:val="14"/>
+          </w:rPr>
+          <w:t>18</w:t>
+        </w:r>
+        <w:r>
+          <w:rPr>
+            <w:noProof/>
+            <w:webHidden/>
           </w:rPr>
           <w:fldChar w:fldCharType="end"/>
         </w:r>
@@ -5946,19 +4936,16 @@
           <w:rFonts w:asciiTheme="minorHAnsi" w:eastAsiaTheme="minorEastAsia" w:hAnsiTheme="minorHAnsi" w:cstheme="minorBidi"/>
           <w:noProof/>
           <w:kern w:val="2"/>
-          <w:sz w:val="16"/>
-          <w:szCs w:val="16"/>
+          <w:szCs w:val="24"/>
           <w:lang w:val="es-ES" w:eastAsia="es-ES"/>
           <w14:ligatures w14:val="standardContextual"/>
         </w:rPr>
       </w:pPr>
-      <w:hyperlink w:anchor="_Toc187433279" w:history="1">
+      <w:hyperlink w:anchor="_Toc188018129" w:history="1">
         <w:r>
           <w:rPr>
             <w:rStyle w:val="Lienhypertexte"/>
             <w:noProof/>
-            <w:sz w:val="18"/>
-            <w:szCs w:val="14"/>
           </w:rPr>
           <w:t>4.1.2</w:t>
         </w:r>
@@ -5967,8 +4954,7 @@
             <w:rFonts w:asciiTheme="minorHAnsi" w:eastAsiaTheme="minorEastAsia" w:hAnsiTheme="minorHAnsi" w:cstheme="minorBidi"/>
             <w:noProof/>
             <w:kern w:val="2"/>
-            <w:sz w:val="16"/>
-            <w:szCs w:val="16"/>
+            <w:szCs w:val="24"/>
             <w:lang w:val="es-ES" w:eastAsia="es-ES"/>
             <w14:ligatures w14:val="standardContextual"/>
           </w:rPr>
@@ -5978,8 +4964,6 @@
           <w:rPr>
             <w:rStyle w:val="Lienhypertexte"/>
             <w:noProof/>
-            <w:sz w:val="18"/>
-            <w:szCs w:val="14"/>
           </w:rPr>
           <w:t>Difficultés particulières</w:t>
         </w:r>
@@ -5987,8 +4971,6 @@
           <w:rPr>
             <w:noProof/>
             <w:webHidden/>
-            <w:sz w:val="18"/>
-            <w:szCs w:val="14"/>
           </w:rPr>
           <w:tab/>
         </w:r>
@@ -5996,8 +4978,6 @@
           <w:rPr>
             <w:noProof/>
             <w:webHidden/>
-            <w:sz w:val="18"/>
-            <w:szCs w:val="14"/>
           </w:rPr>
           <w:fldChar w:fldCharType="begin"/>
         </w:r>
@@ -6005,25 +4985,19 @@
           <w:rPr>
             <w:noProof/>
             <w:webHidden/>
-            <w:sz w:val="18"/>
-            <w:szCs w:val="14"/>
-          </w:rPr>
-          <w:instrText xml:space="preserve"> PAGEREF _Toc187433279 \h </w:instrText>
-        </w:r>
-        <w:r>
-          <w:rPr>
-            <w:noProof/>
-            <w:webHidden/>
-            <w:sz w:val="18"/>
-            <w:szCs w:val="14"/>
-          </w:rPr>
-        </w:r>
-        <w:r>
-          <w:rPr>
-            <w:noProof/>
-            <w:webHidden/>
-            <w:sz w:val="18"/>
-            <w:szCs w:val="14"/>
+          </w:rPr>
+          <w:instrText xml:space="preserve"> PAGEREF _Toc188018129 \h </w:instrText>
+        </w:r>
+        <w:r>
+          <w:rPr>
+            <w:noProof/>
+            <w:webHidden/>
+          </w:rPr>
+        </w:r>
+        <w:r>
+          <w:rPr>
+            <w:noProof/>
+            <w:webHidden/>
           </w:rPr>
           <w:fldChar w:fldCharType="separate"/>
         </w:r>
@@ -6031,17 +5005,13 @@
           <w:rPr>
             <w:noProof/>
             <w:webHidden/>
-            <w:sz w:val="18"/>
-            <w:szCs w:val="14"/>
-          </w:rPr>
-          <w:t>17</w:t>
-        </w:r>
-        <w:r>
-          <w:rPr>
-            <w:noProof/>
-            <w:webHidden/>
-            <w:sz w:val="18"/>
-            <w:szCs w:val="14"/>
+          </w:rPr>
+          <w:t>18</w:t>
+        </w:r>
+        <w:r>
+          <w:rPr>
+            <w:noProof/>
+            <w:webHidden/>
           </w:rPr>
           <w:fldChar w:fldCharType="end"/>
         </w:r>
@@ -6058,19 +5028,16 @@
           <w:rFonts w:asciiTheme="minorHAnsi" w:eastAsiaTheme="minorEastAsia" w:hAnsiTheme="minorHAnsi" w:cstheme="minorBidi"/>
           <w:noProof/>
           <w:kern w:val="2"/>
-          <w:sz w:val="16"/>
-          <w:szCs w:val="16"/>
+          <w:szCs w:val="24"/>
           <w:lang w:val="es-ES" w:eastAsia="es-ES"/>
           <w14:ligatures w14:val="standardContextual"/>
         </w:rPr>
       </w:pPr>
-      <w:hyperlink w:anchor="_Toc187433280" w:history="1">
+      <w:hyperlink w:anchor="_Toc188018130" w:history="1">
         <w:r>
           <w:rPr>
             <w:rStyle w:val="Lienhypertexte"/>
             <w:noProof/>
-            <w:sz w:val="18"/>
-            <w:szCs w:val="14"/>
           </w:rPr>
           <w:t>4.1.3</w:t>
         </w:r>
@@ -6079,8 +5046,7 @@
             <w:rFonts w:asciiTheme="minorHAnsi" w:eastAsiaTheme="minorEastAsia" w:hAnsiTheme="minorHAnsi" w:cstheme="minorBidi"/>
             <w:noProof/>
             <w:kern w:val="2"/>
-            <w:sz w:val="16"/>
-            <w:szCs w:val="16"/>
+            <w:szCs w:val="24"/>
             <w:lang w:val="es-ES" w:eastAsia="es-ES"/>
             <w14:ligatures w14:val="standardContextual"/>
           </w:rPr>
@@ -6090,8 +5056,6 @@
           <w:rPr>
             <w:rStyle w:val="Lienhypertexte"/>
             <w:noProof/>
-            <w:sz w:val="18"/>
-            <w:szCs w:val="14"/>
           </w:rPr>
           <w:t>Ce que vous pensez de votre travail</w:t>
         </w:r>
@@ -6099,8 +5063,6 @@
           <w:rPr>
             <w:noProof/>
             <w:webHidden/>
-            <w:sz w:val="18"/>
-            <w:szCs w:val="14"/>
           </w:rPr>
           <w:tab/>
         </w:r>
@@ -6108,8 +5070,6 @@
           <w:rPr>
             <w:noProof/>
             <w:webHidden/>
-            <w:sz w:val="18"/>
-            <w:szCs w:val="14"/>
           </w:rPr>
           <w:fldChar w:fldCharType="begin"/>
         </w:r>
@@ -6117,25 +5077,19 @@
           <w:rPr>
             <w:noProof/>
             <w:webHidden/>
-            <w:sz w:val="18"/>
-            <w:szCs w:val="14"/>
-          </w:rPr>
-          <w:instrText xml:space="preserve"> PAGEREF _Toc187433280 \h </w:instrText>
-        </w:r>
-        <w:r>
-          <w:rPr>
-            <w:noProof/>
-            <w:webHidden/>
-            <w:sz w:val="18"/>
-            <w:szCs w:val="14"/>
-          </w:rPr>
-        </w:r>
-        <w:r>
-          <w:rPr>
-            <w:noProof/>
-            <w:webHidden/>
-            <w:sz w:val="18"/>
-            <w:szCs w:val="14"/>
+          </w:rPr>
+          <w:instrText xml:space="preserve"> PAGEREF _Toc188018130 \h </w:instrText>
+        </w:r>
+        <w:r>
+          <w:rPr>
+            <w:noProof/>
+            <w:webHidden/>
+          </w:rPr>
+        </w:r>
+        <w:r>
+          <w:rPr>
+            <w:noProof/>
+            <w:webHidden/>
           </w:rPr>
           <w:fldChar w:fldCharType="separate"/>
         </w:r>
@@ -6143,17 +5097,13 @@
           <w:rPr>
             <w:noProof/>
             <w:webHidden/>
-            <w:sz w:val="18"/>
-            <w:szCs w:val="14"/>
-          </w:rPr>
-          <w:t>17</w:t>
-        </w:r>
-        <w:r>
-          <w:rPr>
-            <w:noProof/>
-            <w:webHidden/>
-            <w:sz w:val="18"/>
-            <w:szCs w:val="14"/>
+          </w:rPr>
+          <w:t>18</w:t>
+        </w:r>
+        <w:r>
+          <w:rPr>
+            <w:noProof/>
+            <w:webHidden/>
           </w:rPr>
           <w:fldChar w:fldCharType="end"/>
         </w:r>
@@ -6170,19 +5120,16 @@
           <w:rFonts w:asciiTheme="minorHAnsi" w:eastAsiaTheme="minorEastAsia" w:hAnsiTheme="minorHAnsi" w:cstheme="minorBidi"/>
           <w:noProof/>
           <w:kern w:val="2"/>
-          <w:sz w:val="16"/>
-          <w:szCs w:val="16"/>
+          <w:szCs w:val="24"/>
           <w:lang w:val="es-ES" w:eastAsia="es-ES"/>
           <w14:ligatures w14:val="standardContextual"/>
         </w:rPr>
       </w:pPr>
-      <w:hyperlink w:anchor="_Toc187433281" w:history="1">
+      <w:hyperlink w:anchor="_Toc188018131" w:history="1">
         <w:r>
           <w:rPr>
             <w:rStyle w:val="Lienhypertexte"/>
             <w:noProof/>
-            <w:sz w:val="18"/>
-            <w:szCs w:val="14"/>
           </w:rPr>
           <w:t>4.1.4</w:t>
         </w:r>
@@ -6191,8 +5138,7 @@
             <w:rFonts w:asciiTheme="minorHAnsi" w:eastAsiaTheme="minorEastAsia" w:hAnsiTheme="minorHAnsi" w:cstheme="minorBidi"/>
             <w:noProof/>
             <w:kern w:val="2"/>
-            <w:sz w:val="16"/>
-            <w:szCs w:val="16"/>
+            <w:szCs w:val="24"/>
             <w:lang w:val="es-ES" w:eastAsia="es-ES"/>
             <w14:ligatures w14:val="standardContextual"/>
           </w:rPr>
@@ -6202,8 +5148,6 @@
           <w:rPr>
             <w:rStyle w:val="Lienhypertexte"/>
             <w:noProof/>
-            <w:sz w:val="18"/>
-            <w:szCs w:val="14"/>
           </w:rPr>
           <w:t>Suites possibles pour le projet (évolutions &amp; améliorations)</w:t>
         </w:r>
@@ -6211,8 +5155,6 @@
           <w:rPr>
             <w:noProof/>
             <w:webHidden/>
-            <w:sz w:val="18"/>
-            <w:szCs w:val="14"/>
           </w:rPr>
           <w:tab/>
         </w:r>
@@ -6220,8 +5162,6 @@
           <w:rPr>
             <w:noProof/>
             <w:webHidden/>
-            <w:sz w:val="18"/>
-            <w:szCs w:val="14"/>
           </w:rPr>
           <w:fldChar w:fldCharType="begin"/>
         </w:r>
@@ -6229,25 +5169,19 @@
           <w:rPr>
             <w:noProof/>
             <w:webHidden/>
-            <w:sz w:val="18"/>
-            <w:szCs w:val="14"/>
-          </w:rPr>
-          <w:instrText xml:space="preserve"> PAGEREF _Toc187433281 \h </w:instrText>
-        </w:r>
-        <w:r>
-          <w:rPr>
-            <w:noProof/>
-            <w:webHidden/>
-            <w:sz w:val="18"/>
-            <w:szCs w:val="14"/>
-          </w:rPr>
-        </w:r>
-        <w:r>
-          <w:rPr>
-            <w:noProof/>
-            <w:webHidden/>
-            <w:sz w:val="18"/>
-            <w:szCs w:val="14"/>
+          </w:rPr>
+          <w:instrText xml:space="preserve"> PAGEREF _Toc188018131 \h </w:instrText>
+        </w:r>
+        <w:r>
+          <w:rPr>
+            <w:noProof/>
+            <w:webHidden/>
+          </w:rPr>
+        </w:r>
+        <w:r>
+          <w:rPr>
+            <w:noProof/>
+            <w:webHidden/>
           </w:rPr>
           <w:fldChar w:fldCharType="separate"/>
         </w:r>
@@ -6255,17 +5189,13 @@
           <w:rPr>
             <w:noProof/>
             <w:webHidden/>
-            <w:sz w:val="18"/>
-            <w:szCs w:val="14"/>
-          </w:rPr>
-          <w:t>17</w:t>
-        </w:r>
-        <w:r>
-          <w:rPr>
-            <w:noProof/>
-            <w:webHidden/>
-            <w:sz w:val="18"/>
-            <w:szCs w:val="14"/>
+          </w:rPr>
+          <w:t>18</w:t>
+        </w:r>
+        <w:r>
+          <w:rPr>
+            <w:noProof/>
+            <w:webHidden/>
           </w:rPr>
           <w:fldChar w:fldCharType="end"/>
         </w:r>
@@ -6298,9 +5228,8 @@
         <w:pStyle w:val="Titre1"/>
         <w:jc w:val="both"/>
       </w:pPr>
-      <w:bookmarkStart w:id="0" w:name="_Toc187433228"/>
-      <w:r>
-        <w:lastRenderedPageBreak/>
+      <w:bookmarkStart w:id="0" w:name="_Toc188018078"/>
+      <w:r>
         <w:t>Analyse prél</w:t>
       </w:r>
       <w:r>
@@ -6319,7 +5248,7 @@
           <w:i w:val="0"/>
         </w:rPr>
       </w:pPr>
-      <w:bookmarkStart w:id="1" w:name="_Toc187433229"/>
+      <w:bookmarkStart w:id="1" w:name="_Toc188018079"/>
       <w:r>
         <w:rPr>
           <w:i w:val="0"/>
@@ -6348,7 +5277,6 @@
           <w:lang w:val="fr-CH" w:eastAsia="fr-CH"/>
         </w:rPr>
       </w:pPr>
-      <w:bookmarkStart w:id="2" w:name="_Toc187433230"/>
       <w:r>
         <w:rPr>
           <w:lang w:eastAsia="fr-CH"/>
@@ -6367,20 +5295,34 @@
         <w:rPr>
           <w:lang w:eastAsia="fr-CH"/>
         </w:rPr>
-        <w:t>Pour la réalisation de ce projet, le langage de programmation principal utilisé est C#, avec des outils tels que Visual Studio pour le développement de l'interface graphique et de la logique applicative. De plus, l’utilisation de Git comme système de contrôle de version a été essentielle pour garantir l’organisation, le suivi des progrès et la traçabilité du projet. Chaque tâche réalisée a été documentée via des commits dans un journal de travail.</w:t>
-      </w:r>
-    </w:p>
-    <w:p>
-      <w:pPr>
-        <w:jc w:val="both"/>
+        <w:t xml:space="preserve">Pour la réalisation de ce projet, le langage de programmation principal utilisé est C#, avec des outils tels que Visual Studio pour le développement de l'interface graphique et de la logique applicative. De plus, l’utilisation de Git comme système de contrôle de version a été essentielle pour garantir l’organisation, le suivi des progrès et la traçabilité du projet. Chaque tâche réalisée a été documentée via des </w:t>
+      </w:r>
+      <w:proofErr w:type="spellStart"/>
+      <w:r>
         <w:rPr>
           <w:lang w:eastAsia="fr-CH"/>
         </w:rPr>
-      </w:pPr>
+        <w:t>commits</w:t>
+      </w:r>
+      <w:proofErr w:type="spellEnd"/>
       <w:r>
         <w:rPr>
           <w:lang w:eastAsia="fr-CH"/>
         </w:rPr>
+        <w:t xml:space="preserve"> dans un journal de travail.</w:t>
+      </w:r>
+    </w:p>
+    <w:p>
+      <w:pPr>
+        <w:jc w:val="both"/>
+        <w:rPr>
+          <w:lang w:eastAsia="fr-CH"/>
+        </w:rPr>
+      </w:pPr>
+      <w:r>
+        <w:rPr>
+          <w:lang w:eastAsia="fr-CH"/>
+        </w:rPr>
         <w:t>L’objectif final du projet est de proposer une application permettant aux utilisateurs de partager et de lire des catalogues de contenu multimédia via une interface réseau accessible et fonctionnelle.</w:t>
       </w:r>
     </w:p>
@@ -6392,6 +5334,7 @@
           <w:i w:val="0"/>
         </w:rPr>
       </w:pPr>
+      <w:bookmarkStart w:id="2" w:name="_Toc188018080"/>
       <w:r>
         <w:rPr>
           <w:i w:val="0"/>
@@ -6423,8 +5366,16 @@
         <w:rPr>
           <w:szCs w:val="14"/>
         </w:rPr>
-        <w:t>Analyse UX/UI Mediaplayer</w:t>
-      </w:r>
+        <w:t xml:space="preserve">Analyse UX/UI </w:t>
+      </w:r>
+      <w:proofErr w:type="spellStart"/>
+      <w:r>
+        <w:rPr>
+          <w:szCs w:val="14"/>
+        </w:rPr>
+        <w:t>Mediaplayer</w:t>
+      </w:r>
+      <w:proofErr w:type="spellEnd"/>
     </w:p>
     <w:p>
       <w:pPr>
@@ -6675,6 +5626,7 @@
         <w:rPr>
           <w:szCs w:val="14"/>
         </w:rPr>
+        <w:lastRenderedPageBreak/>
         <w:t>Analyse UX/UI</w:t>
       </w:r>
     </w:p>
@@ -6755,7 +5707,7 @@
         </w:rPr>
         <w:br w:type="page"/>
       </w:r>
-      <w:bookmarkStart w:id="3" w:name="_Toc187433231"/>
+      <w:bookmarkStart w:id="3" w:name="_Toc188018081"/>
       <w:r>
         <w:rPr>
           <w:bCs/>
@@ -6773,7 +5725,15 @@
         <w:jc w:val="both"/>
       </w:pPr>
       <w:r>
-        <w:t>Pour la réalisation du projet de MediaPlayer, la méthodologie de gestion de projet adoptée a été Scrum. Cette méthode agile a été choisie pour sa flexibilité et son adaptation aux projets nécessitant une évolution continue des exigences et une collaboration étroite entre les membres de l'équipe.</w:t>
+        <w:t xml:space="preserve">Pour la réalisation du projet de </w:t>
+      </w:r>
+      <w:proofErr w:type="spellStart"/>
+      <w:r>
+        <w:t>MediaPlayer</w:t>
+      </w:r>
+      <w:proofErr w:type="spellEnd"/>
+      <w:r>
+        <w:t>, la méthodologie de gestion de projet adoptée a été Scrum. Cette méthode agile a été choisie pour sa flexibilité et son adaptation aux projets nécessitant une évolution continue des exigences et une collaboration étroite entre les membres de l'équipe.</w:t>
       </w:r>
     </w:p>
     <w:p>
@@ -6781,7 +5741,7 @@
         <w:pStyle w:val="Titre1"/>
         <w:jc w:val="both"/>
       </w:pPr>
-      <w:bookmarkStart w:id="4" w:name="_Toc187433232"/>
+      <w:bookmarkStart w:id="4" w:name="_Toc188018082"/>
       <w:r>
         <w:t>Analyse</w:t>
       </w:r>
@@ -6798,7 +5758,7 @@
           <w:i w:val="0"/>
         </w:rPr>
       </w:pPr>
-      <w:bookmarkStart w:id="5" w:name="_Toc187433233"/>
+      <w:bookmarkStart w:id="5" w:name="_Toc188018083"/>
       <w:r>
         <w:rPr>
           <w:i w:val="0"/>
@@ -6845,7 +5805,23 @@
           <w:rFonts w:ascii="Century Gothic" w:hAnsi="Century Gothic"/>
           <w:lang w:val="fr-CH"/>
         </w:rPr>
-        <w:t>Il s'agit d'un mediaplayer capable de gérer une médiathèque locale, d'échanger des contenus avec d'autres utilisateurs en réseau, et de jouer des fichiers multimédias.</w:t>
+        <w:t xml:space="preserve">Il s'agit d'un </w:t>
+      </w:r>
+      <w:proofErr w:type="spellStart"/>
+      <w:r>
+        <w:rPr>
+          <w:rFonts w:ascii="Century Gothic" w:hAnsi="Century Gothic"/>
+          <w:lang w:val="fr-CH"/>
+        </w:rPr>
+        <w:t>mediaplayer</w:t>
+      </w:r>
+      <w:proofErr w:type="spellEnd"/>
+      <w:r>
+        <w:rPr>
+          <w:rFonts w:ascii="Century Gothic" w:hAnsi="Century Gothic"/>
+          <w:lang w:val="fr-CH"/>
+        </w:rPr>
+        <w:t xml:space="preserve"> capable de gérer une médiathèque locale, d'échanger des contenus avec d'autres utilisateurs en réseau, et de jouer des fichiers multimédias.</w:t>
       </w:r>
     </w:p>
     <w:p>
@@ -7007,7 +5983,7 @@
           <w:i w:val="0"/>
         </w:rPr>
       </w:pPr>
-      <w:bookmarkStart w:id="6" w:name="_Toc187433234"/>
+      <w:bookmarkStart w:id="6" w:name="_Toc188018084"/>
       <w:r>
         <w:rPr>
           <w:i w:val="0"/>
@@ -7240,14 +6216,34 @@
           <w:lang w:val="fr-CH" w:eastAsia="fr-CH"/>
         </w:rPr>
       </w:pPr>
+      <w:proofErr w:type="gramStart"/>
       <w:r>
         <w:rPr>
           <w:rFonts w:ascii="Century Gothic" w:hAnsi="Century Gothic" w:cs="Courier New"/>
           <w:sz w:val="20"/>
           <w:lang w:val="fr-CH" w:eastAsia="fr-CH"/>
         </w:rPr>
-        <w:t>media/player</w:t>
-      </w:r>
+        <w:t>media</w:t>
+      </w:r>
+      <w:proofErr w:type="gramEnd"/>
+      <w:r>
+        <w:rPr>
+          <w:rFonts w:ascii="Century Gothic" w:hAnsi="Century Gothic" w:cs="Courier New"/>
+          <w:sz w:val="20"/>
+          <w:lang w:val="fr-CH" w:eastAsia="fr-CH"/>
+        </w:rPr>
+        <w:t>/</w:t>
+      </w:r>
+      <w:proofErr w:type="spellStart"/>
+      <w:r>
+        <w:rPr>
+          <w:rFonts w:ascii="Century Gothic" w:hAnsi="Century Gothic" w:cs="Courier New"/>
+          <w:sz w:val="20"/>
+          <w:lang w:val="fr-CH" w:eastAsia="fr-CH"/>
+        </w:rPr>
+        <w:t>player</w:t>
+      </w:r>
+      <w:proofErr w:type="spellEnd"/>
     </w:p>
     <w:p>
       <w:pPr>
@@ -7347,8 +6343,20 @@
           <w:szCs w:val="24"/>
           <w:lang w:val="fr-CH" w:eastAsia="fr-CH"/>
         </w:rPr>
-        <w:t>Classe Mediatheque</w:t>
-      </w:r>
+        <w:t>Classe </w:t>
+      </w:r>
+      <w:proofErr w:type="spellStart"/>
+      <w:r>
+        <w:rPr>
+          <w:rFonts w:ascii="Century Gothic" w:hAnsi="Century Gothic"/>
+          <w:b/>
+          <w:bCs/>
+          <w:szCs w:val="24"/>
+          <w:lang w:val="fr-CH" w:eastAsia="fr-CH"/>
+        </w:rPr>
+        <w:t>Mediatheque</w:t>
+      </w:r>
+      <w:proofErr w:type="spellEnd"/>
     </w:p>
     <w:p>
       <w:pPr>
@@ -7491,6 +6499,7 @@
         </w:rPr>
         <w:t>Transporte un objet de type </w:t>
       </w:r>
+      <w:proofErr w:type="spellStart"/>
       <w:r>
         <w:rPr>
           <w:rFonts w:ascii="Century Gothic" w:hAnsi="Century Gothic" w:cs="Courier New"/>
@@ -7499,6 +6508,7 @@
         </w:rPr>
         <w:t>Mediatheque</w:t>
       </w:r>
+      <w:proofErr w:type="spellEnd"/>
       <w:r>
         <w:rPr>
           <w:rFonts w:ascii="Century Gothic" w:hAnsi="Century Gothic"/>
@@ -7566,6 +6576,7 @@
           <w:lang w:val="fr-CH" w:eastAsia="fr-CH"/>
         </w:rPr>
       </w:pPr>
+      <w:proofErr w:type="gramStart"/>
       <w:r>
         <w:rPr>
           <w:rFonts w:ascii="Century Gothic" w:hAnsi="Century Gothic" w:cs="Courier New"/>
@@ -7574,8 +6585,31 @@
           <w:sz w:val="20"/>
           <w:lang w:val="fr-CH" w:eastAsia="fr-CH"/>
         </w:rPr>
-        <w:t>string Filename</w:t>
-      </w:r>
+        <w:t>string</w:t>
+      </w:r>
+      <w:proofErr w:type="gramEnd"/>
+      <w:r>
+        <w:rPr>
+          <w:rFonts w:ascii="Century Gothic" w:hAnsi="Century Gothic" w:cs="Courier New"/>
+          <w:b/>
+          <w:bCs/>
+          <w:sz w:val="20"/>
+          <w:lang w:val="fr-CH" w:eastAsia="fr-CH"/>
+        </w:rPr>
+        <w:t xml:space="preserve"> </w:t>
+      </w:r>
+      <w:proofErr w:type="spellStart"/>
+      <w:r>
+        <w:rPr>
+          <w:rFonts w:ascii="Century Gothic" w:hAnsi="Century Gothic" w:cs="Courier New"/>
+          <w:b/>
+          <w:bCs/>
+          <w:sz w:val="20"/>
+          <w:lang w:val="fr-CH" w:eastAsia="fr-CH"/>
+        </w:rPr>
+        <w:t>Filename</w:t>
+      </w:r>
+      <w:proofErr w:type="spellEnd"/>
       <w:r>
         <w:rPr>
           <w:rFonts w:ascii="Century Gothic" w:hAnsi="Century Gothic"/>
@@ -7599,6 +6633,7 @@
           <w:lang w:val="fr-CH" w:eastAsia="fr-CH"/>
         </w:rPr>
       </w:pPr>
+      <w:proofErr w:type="gramStart"/>
       <w:r>
         <w:rPr>
           <w:rFonts w:ascii="Century Gothic" w:hAnsi="Century Gothic" w:cs="Courier New"/>
@@ -7609,6 +6644,7 @@
         </w:rPr>
         <w:t>long</w:t>
       </w:r>
+      <w:proofErr w:type="gramEnd"/>
       <w:r>
         <w:rPr>
           <w:rFonts w:ascii="Century Gothic" w:hAnsi="Century Gothic" w:cs="Courier New"/>
@@ -7642,6 +6678,8 @@
           <w:lang w:val="fr-CH" w:eastAsia="fr-CH"/>
         </w:rPr>
       </w:pPr>
+      <w:proofErr w:type="spellStart"/>
+      <w:proofErr w:type="gramStart"/>
       <w:r>
         <w:rPr>
           <w:rFonts w:ascii="Century Gothic" w:hAnsi="Century Gothic" w:cs="Courier New"/>
@@ -7650,8 +6688,32 @@
           <w:sz w:val="20"/>
           <w:lang w:val="fr-CH" w:eastAsia="fr-CH"/>
         </w:rPr>
-        <w:t>enum MediaType</w:t>
-      </w:r>
+        <w:t>enum</w:t>
+      </w:r>
+      <w:proofErr w:type="spellEnd"/>
+      <w:proofErr w:type="gramEnd"/>
+      <w:r>
+        <w:rPr>
+          <w:rFonts w:ascii="Century Gothic" w:hAnsi="Century Gothic" w:cs="Courier New"/>
+          <w:b/>
+          <w:bCs/>
+          <w:sz w:val="20"/>
+          <w:lang w:val="fr-CH" w:eastAsia="fr-CH"/>
+        </w:rPr>
+        <w:t xml:space="preserve"> </w:t>
+      </w:r>
+      <w:proofErr w:type="spellStart"/>
+      <w:r>
+        <w:rPr>
+          <w:rFonts w:ascii="Century Gothic" w:hAnsi="Century Gothic" w:cs="Courier New"/>
+          <w:b/>
+          <w:bCs/>
+          <w:sz w:val="20"/>
+          <w:lang w:val="fr-CH" w:eastAsia="fr-CH"/>
+        </w:rPr>
+        <w:t>MediaType</w:t>
+      </w:r>
+      <w:proofErr w:type="spellEnd"/>
       <w:r>
         <w:rPr>
           <w:rFonts w:ascii="Century Gothic" w:hAnsi="Century Gothic"/>
@@ -7903,6 +6965,8 @@
           <w:lang w:val="fr-CH" w:eastAsia="fr-CH"/>
         </w:rPr>
       </w:pPr>
+      <w:proofErr w:type="spellStart"/>
+      <w:proofErr w:type="gramStart"/>
       <w:r>
         <w:rPr>
           <w:rFonts w:ascii="Century Gothic" w:hAnsi="Century Gothic" w:cs="Courier New"/>
@@ -7911,8 +6975,32 @@
           <w:sz w:val="20"/>
           <w:lang w:val="fr-CH" w:eastAsia="fr-CH"/>
         </w:rPr>
-        <w:t>bool IsAvailable</w:t>
-      </w:r>
+        <w:t>bool</w:t>
+      </w:r>
+      <w:proofErr w:type="spellEnd"/>
+      <w:proofErr w:type="gramEnd"/>
+      <w:r>
+        <w:rPr>
+          <w:rFonts w:ascii="Century Gothic" w:hAnsi="Century Gothic" w:cs="Courier New"/>
+          <w:b/>
+          <w:bCs/>
+          <w:sz w:val="20"/>
+          <w:lang w:val="fr-CH" w:eastAsia="fr-CH"/>
+        </w:rPr>
+        <w:t xml:space="preserve"> </w:t>
+      </w:r>
+      <w:proofErr w:type="spellStart"/>
+      <w:r>
+        <w:rPr>
+          <w:rFonts w:ascii="Century Gothic" w:hAnsi="Century Gothic" w:cs="Courier New"/>
+          <w:b/>
+          <w:bCs/>
+          <w:sz w:val="20"/>
+          <w:lang w:val="fr-CH" w:eastAsia="fr-CH"/>
+        </w:rPr>
+        <w:t>IsAvailable</w:t>
+      </w:r>
+      <w:proofErr w:type="spellEnd"/>
       <w:r>
         <w:rPr>
           <w:rFonts w:ascii="Century Gothic" w:hAnsi="Century Gothic"/>
@@ -7936,6 +7024,7 @@
           <w:lang w:val="fr-CH" w:eastAsia="fr-CH"/>
         </w:rPr>
       </w:pPr>
+      <w:proofErr w:type="gramStart"/>
       <w:r>
         <w:rPr>
           <w:rFonts w:ascii="Century Gothic" w:hAnsi="Century Gothic" w:cs="Courier New"/>
@@ -7944,8 +7033,31 @@
           <w:sz w:val="20"/>
           <w:lang w:val="fr-CH" w:eastAsia="fr-CH"/>
         </w:rPr>
-        <w:t>string DisplayName</w:t>
-      </w:r>
+        <w:t>string</w:t>
+      </w:r>
+      <w:proofErr w:type="gramEnd"/>
+      <w:r>
+        <w:rPr>
+          <w:rFonts w:ascii="Century Gothic" w:hAnsi="Century Gothic" w:cs="Courier New"/>
+          <w:b/>
+          <w:bCs/>
+          <w:sz w:val="20"/>
+          <w:lang w:val="fr-CH" w:eastAsia="fr-CH"/>
+        </w:rPr>
+        <w:t xml:space="preserve"> </w:t>
+      </w:r>
+      <w:proofErr w:type="spellStart"/>
+      <w:r>
+        <w:rPr>
+          <w:rFonts w:ascii="Century Gothic" w:hAnsi="Century Gothic" w:cs="Courier New"/>
+          <w:b/>
+          <w:bCs/>
+          <w:sz w:val="20"/>
+          <w:lang w:val="fr-CH" w:eastAsia="fr-CH"/>
+        </w:rPr>
+        <w:t>DisplayName</w:t>
+      </w:r>
+      <w:proofErr w:type="spellEnd"/>
       <w:r>
         <w:rPr>
           <w:rFonts w:ascii="Century Gothic" w:hAnsi="Century Gothic"/>
@@ -7978,8 +7090,20 @@
           <w:lang w:val="fr-CH" w:eastAsia="fr-CH"/>
         </w:rPr>
         <w:lastRenderedPageBreak/>
-        <w:t>List&lt;Media&gt; Medias</w:t>
-      </w:r>
+        <w:t xml:space="preserve">List&lt;Media&gt; </w:t>
+      </w:r>
+      <w:proofErr w:type="spellStart"/>
+      <w:r>
+        <w:rPr>
+          <w:rFonts w:ascii="Century Gothic" w:hAnsi="Century Gothic" w:cs="Courier New"/>
+          <w:b/>
+          <w:bCs/>
+          <w:sz w:val="20"/>
+          <w:lang w:val="fr-CH" w:eastAsia="fr-CH"/>
+        </w:rPr>
+        <w:t>Medias</w:t>
+      </w:r>
+      <w:proofErr w:type="spellEnd"/>
       <w:r>
         <w:rPr>
           <w:rFonts w:ascii="Century Gothic" w:hAnsi="Century Gothic"/>
@@ -8094,22 +7218,22 @@
           <w:i w:val="0"/>
         </w:rPr>
       </w:pPr>
-      <w:bookmarkStart w:id="7" w:name="_Toc187433235"/>
-      <w:bookmarkStart w:id="8" w:name="_Toc71691012"/>
+      <w:bookmarkStart w:id="7" w:name="_Toc71691012"/>
+      <w:bookmarkStart w:id="8" w:name="_Toc188018085"/>
       <w:r>
         <w:rPr>
           <w:i w:val="0"/>
         </w:rPr>
         <w:t>Analyse fonctionnelle</w:t>
       </w:r>
-      <w:bookmarkEnd w:id="7"/>
+      <w:bookmarkEnd w:id="8"/>
     </w:p>
     <w:p>
       <w:pPr>
         <w:pStyle w:val="Titre3"/>
         <w:jc w:val="both"/>
       </w:pPr>
-      <w:bookmarkStart w:id="9" w:name="_Toc187433236"/>
+      <w:bookmarkStart w:id="9" w:name="_Toc188018086"/>
       <w:r>
         <w:t>Supprimer un fichier de la médiathèque</w:t>
       </w:r>
@@ -8191,7 +7315,15 @@
                     <w:jc w:val="both"/>
                   </w:pPr>
                   <w:r>
-                    <w:t>Sélectionner les fichier dans la liste</w:t>
+                    <w:t xml:space="preserve">Sélectionner </w:t>
+                  </w:r>
+                  <w:proofErr w:type="gramStart"/>
+                  <w:r>
+                    <w:t>les fichier</w:t>
+                  </w:r>
+                  <w:proofErr w:type="gramEnd"/>
+                  <w:r>
+                    <w:t xml:space="preserve"> dans la liste</w:t>
                   </w:r>
                 </w:p>
               </w:tc>
@@ -8232,7 +7364,15 @@
                     <w:jc w:val="both"/>
                   </w:pPr>
                   <w:r>
-                    <w:t>Étant donné que le fichier est sélectionné Lorsque je clique le bouton "supprimer"  Alors un message de confirmation est affiché</w:t>
+                    <w:t>Étant donné que le fichier est sélectionné Lorsque je clique le bouton "supprimer</w:t>
+                  </w:r>
+                  <w:proofErr w:type="gramStart"/>
+                  <w:r>
+                    <w:t>"  Alors</w:t>
+                  </w:r>
+                  <w:proofErr w:type="gramEnd"/>
+                  <w:r>
+                    <w:t xml:space="preserve"> un message de confirmation est affiché</w:t>
                   </w:r>
                 </w:p>
               </w:tc>
@@ -8312,7 +7452,7 @@
         <w:pStyle w:val="Titre3"/>
         <w:jc w:val="both"/>
       </w:pPr>
-      <w:bookmarkStart w:id="10" w:name="_Toc187433237"/>
+      <w:bookmarkStart w:id="10" w:name="_Toc188018087"/>
       <w:r>
         <w:t>Ajouter un fichier local dans la médiathèque</w:t>
       </w:r>
@@ -8525,7 +7665,7 @@
         <w:pStyle w:val="Titre3"/>
         <w:jc w:val="both"/>
       </w:pPr>
-      <w:bookmarkStart w:id="11" w:name="_Toc187433238"/>
+      <w:bookmarkStart w:id="11" w:name="_Toc188018088"/>
       <w:r>
         <w:lastRenderedPageBreak/>
         <w:t>Jouer un fichier média de la médiathèque</w:t>
@@ -8701,7 +7841,7 @@
         <w:pStyle w:val="Titre3"/>
         <w:jc w:val="both"/>
       </w:pPr>
-      <w:bookmarkStart w:id="12" w:name="_Toc187433239"/>
+      <w:bookmarkStart w:id="12" w:name="_Toc188018089"/>
       <w:r>
         <w:t>Voir les détails d'un fichier</w:t>
       </w:r>
@@ -8742,7 +7882,15 @@
               <w:jc w:val="both"/>
             </w:pPr>
             <w:r>
-              <w:t>En tant qu'utilisateur Je peux voir les détails d'un fichier multimédia (ex: taille, durée, résolution) Afin de connaître ses caractéristiques avant de le lire</w:t>
+              <w:t>En tant qu'utilisateur Je peux voir les détails d'un fichier multimédia (</w:t>
+            </w:r>
+            <w:proofErr w:type="gramStart"/>
+            <w:r>
+              <w:t>ex:</w:t>
+            </w:r>
+            <w:proofErr w:type="gramEnd"/>
+            <w:r>
+              <w:t xml:space="preserve"> taille, durée, résolution) Afin de connaître ses caractéristiques avant de le lire</w:t>
             </w:r>
           </w:p>
         </w:tc>
@@ -8757,7 +7905,15 @@
               <w:jc w:val="both"/>
             </w:pPr>
             <w:r>
-              <w:t xml:space="preserve">Tests d'acceptance: </w:t>
+              <w:t xml:space="preserve">Tests </w:t>
+            </w:r>
+            <w:proofErr w:type="gramStart"/>
+            <w:r>
+              <w:t>d'acceptance:</w:t>
+            </w:r>
+            <w:proofErr w:type="gramEnd"/>
+            <w:r>
+              <w:t xml:space="preserve"> </w:t>
             </w:r>
           </w:p>
           <w:tbl>
@@ -8848,12 +8004,12 @@
         <w:pStyle w:val="Titre3"/>
         <w:jc w:val="both"/>
       </w:pPr>
-      <w:bookmarkStart w:id="13" w:name="_Toc187433240"/>
-      <w:bookmarkStart w:id="14" w:name="_Hlk184214312"/>
+      <w:bookmarkStart w:id="13" w:name="_Hlk184214312"/>
+      <w:bookmarkStart w:id="14" w:name="_Toc188018090"/>
       <w:r>
         <w:t>Affichage de la liste des fichiers médias locaux</w:t>
       </w:r>
-      <w:bookmarkEnd w:id="13"/>
+      <w:bookmarkEnd w:id="14"/>
     </w:p>
     <w:p>
       <w:pPr>
@@ -8890,7 +8046,15 @@
               <w:jc w:val="both"/>
             </w:pPr>
             <w:r>
-              <w:t>En tant qu'utilisateur Je peux voir un liste des fichiers médias locaux Afin de pouvoir visualiser et parcourir facilement tous les contenus disponibles dans ma bibliothèque</w:t>
+              <w:t xml:space="preserve">En tant qu'utilisateur Je peux voir </w:t>
+            </w:r>
+            <w:proofErr w:type="gramStart"/>
+            <w:r>
+              <w:t>un liste</w:t>
+            </w:r>
+            <w:proofErr w:type="gramEnd"/>
+            <w:r>
+              <w:t xml:space="preserve"> des fichiers médias locaux Afin de pouvoir visualiser et parcourir facilement tous les contenus disponibles dans ma bibliothèque</w:t>
             </w:r>
           </w:p>
         </w:tc>
@@ -8950,7 +8114,15 @@
                     <w:jc w:val="both"/>
                   </w:pPr>
                   <w:r>
-                    <w:t>Étant donné que l'application est lancé Lorsque je suis sur l’accueil Alors je visualise les titres locaux de ma médiathèque en forme de liste</w:t>
+                    <w:t xml:space="preserve">Étant donné que l'application est </w:t>
+                  </w:r>
+                  <w:proofErr w:type="gramStart"/>
+                  <w:r>
+                    <w:t>lancé</w:t>
+                  </w:r>
+                  <w:proofErr w:type="gramEnd"/>
+                  <w:r>
+                    <w:t xml:space="preserve"> Lorsque je suis sur l’accueil Alors je visualise les titres locaux de ma médiathèque en forme de liste</w:t>
                   </w:r>
                 </w:p>
               </w:tc>
@@ -8963,7 +8135,7 @@
           </w:p>
         </w:tc>
       </w:tr>
-      <w:bookmarkEnd w:id="14"/>
+      <w:bookmarkEnd w:id="13"/>
     </w:tbl>
     <w:p>
       <w:pPr>
@@ -8975,12 +8147,20 @@
         <w:pStyle w:val="Titre3"/>
         <w:jc w:val="both"/>
       </w:pPr>
-      <w:bookmarkStart w:id="15" w:name="_Toc187433241"/>
-      <w:bookmarkStart w:id="16" w:name="_Hlk184214392"/>
-      <w:r>
-        <w:t>Ajouter un fichier du réseaux dans ma médiathèque</w:t>
-      </w:r>
-      <w:bookmarkEnd w:id="15"/>
+      <w:bookmarkStart w:id="15" w:name="_Hlk184214392"/>
+      <w:bookmarkStart w:id="16" w:name="_Toc188018091"/>
+      <w:r>
+        <w:t xml:space="preserve">Ajouter un fichier </w:t>
+      </w:r>
+      <w:proofErr w:type="gramStart"/>
+      <w:r>
+        <w:t>du réseaux</w:t>
+      </w:r>
+      <w:proofErr w:type="gramEnd"/>
+      <w:r>
+        <w:t xml:space="preserve"> dans ma médiathèque</w:t>
+      </w:r>
+      <w:bookmarkEnd w:id="16"/>
     </w:p>
     <w:p>
       <w:pPr>
@@ -9032,7 +8212,15 @@
               <w:jc w:val="both"/>
             </w:pPr>
             <w:r>
-              <w:t xml:space="preserve">Tests d'acceptance: </w:t>
+              <w:t xml:space="preserve">Tests </w:t>
+            </w:r>
+            <w:proofErr w:type="gramStart"/>
+            <w:r>
+              <w:t>d'acceptance:</w:t>
+            </w:r>
+            <w:proofErr w:type="gramEnd"/>
+            <w:r>
+              <w:t xml:space="preserve"> </w:t>
             </w:r>
           </w:p>
           <w:tbl>
@@ -9071,7 +8259,15 @@
                     <w:jc w:val="both"/>
                   </w:pPr>
                   <w:r>
-                    <w:t>Étant donné que je suis sur l'accueil Lorsque je clique sur le bouton "Communauté"  Alors la connexion est démarré</w:t>
+                    <w:t>Étant donné que je suis sur l'accueil Lorsque je clique sur le bouton "Communauté</w:t>
+                  </w:r>
+                  <w:proofErr w:type="gramStart"/>
+                  <w:r>
+                    <w:t>"  Alors</w:t>
+                  </w:r>
+                  <w:proofErr w:type="gramEnd"/>
+                  <w:r>
+                    <w:t xml:space="preserve"> la connexion est démarré</w:t>
                   </w:r>
                 </w:p>
               </w:tc>
@@ -9127,7 +8323,15 @@
                     <w:jc w:val="both"/>
                   </w:pPr>
                   <w:r>
-                    <w:t>Étant donné la connexion a échoué  Lorsque le message de erreur est fermé Alors je retourne sur l'accueil de l'application</w:t>
+                    <w:t xml:space="preserve">Étant donné la connexion a </w:t>
+                  </w:r>
+                  <w:proofErr w:type="gramStart"/>
+                  <w:r>
+                    <w:t>échoué  Lorsque</w:t>
+                  </w:r>
+                  <w:proofErr w:type="gramEnd"/>
+                  <w:r>
+                    <w:t xml:space="preserve"> le message de erreur est fermé Alors je retourne sur l'accueil de l'application</w:t>
                   </w:r>
                 </w:p>
               </w:tc>
@@ -9168,7 +8372,7 @@
           </w:p>
         </w:tc>
       </w:tr>
-      <w:bookmarkEnd w:id="16"/>
+      <w:bookmarkEnd w:id="15"/>
     </w:tbl>
     <w:p>
       <w:pPr>
@@ -9180,12 +8384,12 @@
         <w:pStyle w:val="Titre3"/>
         <w:jc w:val="both"/>
       </w:pPr>
-      <w:bookmarkStart w:id="17" w:name="_Toc187433242"/>
-      <w:bookmarkStart w:id="18" w:name="_Hlk184214421"/>
+      <w:bookmarkStart w:id="17" w:name="_Hlk184214421"/>
+      <w:bookmarkStart w:id="18" w:name="_Toc188018092"/>
       <w:r>
         <w:t>Lire un contenu depuis le réseau de la communauté</w:t>
       </w:r>
-      <w:bookmarkEnd w:id="17"/>
+      <w:bookmarkEnd w:id="18"/>
     </w:p>
     <w:p>
       <w:pPr>
@@ -9237,7 +8441,15 @@
               <w:jc w:val="both"/>
             </w:pPr>
             <w:r>
-              <w:t xml:space="preserve">Tests d'acceptance: </w:t>
+              <w:t xml:space="preserve">Tests </w:t>
+            </w:r>
+            <w:proofErr w:type="gramStart"/>
+            <w:r>
+              <w:t>d'acceptance:</w:t>
+            </w:r>
+            <w:proofErr w:type="gramEnd"/>
+            <w:r>
+              <w:t xml:space="preserve"> </w:t>
             </w:r>
           </w:p>
           <w:tbl>
@@ -9304,7 +8516,15 @@
                     <w:jc w:val="both"/>
                   </w:pPr>
                   <w:r>
-                    <w:t>Étant donné la connexion échoue Lorsque j'essaie de jouer un titre Alors un  message d'erreur pertinent s'affiche</w:t>
+                    <w:t xml:space="preserve">Étant donné la connexion échoue Lorsque j'essaie de jouer un titre Alors </w:t>
+                  </w:r>
+                  <w:proofErr w:type="gramStart"/>
+                  <w:r>
+                    <w:t>un  message</w:t>
+                  </w:r>
+                  <w:proofErr w:type="gramEnd"/>
+                  <w:r>
+                    <w:t xml:space="preserve"> d'erreur pertinent s'affiche</w:t>
                   </w:r>
                 </w:p>
               </w:tc>
@@ -9317,7 +8537,7 @@
           </w:p>
         </w:tc>
       </w:tr>
-      <w:bookmarkEnd w:id="18"/>
+      <w:bookmarkEnd w:id="17"/>
     </w:tbl>
     <w:p>
       <w:pPr>
@@ -9329,12 +8549,12 @@
         <w:pStyle w:val="Titre3"/>
         <w:jc w:val="both"/>
       </w:pPr>
-      <w:bookmarkStart w:id="19" w:name="_Toc187433243"/>
-      <w:bookmarkStart w:id="20" w:name="_Hlk184214436"/>
+      <w:bookmarkStart w:id="19" w:name="_Hlk184214436"/>
+      <w:bookmarkStart w:id="20" w:name="_Toc188018093"/>
       <w:r>
         <w:t>Télécharger un titre depuis le réseau de la communauté</w:t>
       </w:r>
-      <w:bookmarkEnd w:id="19"/>
+      <w:bookmarkEnd w:id="20"/>
     </w:p>
     <w:p>
       <w:pPr>
@@ -9386,7 +8606,15 @@
               <w:jc w:val="both"/>
             </w:pPr>
             <w:r>
-              <w:t xml:space="preserve">Tests d'acceptance: </w:t>
+              <w:t xml:space="preserve">Tests </w:t>
+            </w:r>
+            <w:proofErr w:type="gramStart"/>
+            <w:r>
+              <w:t>d'acceptance:</w:t>
+            </w:r>
+            <w:proofErr w:type="gramEnd"/>
+            <w:r>
+              <w:t xml:space="preserve"> </w:t>
             </w:r>
           </w:p>
           <w:tbl>
@@ -9505,13 +8733,13 @@
         <w:pStyle w:val="Titre3"/>
         <w:jc w:val="both"/>
       </w:pPr>
-      <w:bookmarkStart w:id="21" w:name="_Toc187433244"/>
-      <w:bookmarkStart w:id="22" w:name="_Hlk184214445"/>
-      <w:bookmarkEnd w:id="20"/>
+      <w:bookmarkStart w:id="21" w:name="_Hlk184214445"/>
+      <w:bookmarkStart w:id="22" w:name="_Toc188018094"/>
+      <w:bookmarkEnd w:id="19"/>
       <w:r>
         <w:t>Connexion au réseau de la communauté</w:t>
       </w:r>
-      <w:bookmarkEnd w:id="21"/>
+      <w:bookmarkEnd w:id="22"/>
     </w:p>
     <w:p>
       <w:pPr>
@@ -9569,7 +8797,15 @@
               <w:jc w:val="both"/>
             </w:pPr>
             <w:r>
-              <w:t xml:space="preserve">Tests d'acceptance: </w:t>
+              <w:t xml:space="preserve">Tests </w:t>
+            </w:r>
+            <w:proofErr w:type="gramStart"/>
+            <w:r>
+              <w:t>d'acceptance:</w:t>
+            </w:r>
+            <w:proofErr w:type="gramEnd"/>
+            <w:r>
+              <w:t xml:space="preserve"> </w:t>
             </w:r>
           </w:p>
           <w:tbl>
@@ -9608,7 +8844,15 @@
                     <w:jc w:val="both"/>
                   </w:pPr>
                   <w:r>
-                    <w:t>Étant donné que je suis sur l'accueil Lorsque je clique sur le bouton "Communauté"  Alors la connexion est démarré</w:t>
+                    <w:t>Étant donné que je suis sur l'accueil Lorsque je clique sur le bouton "Communauté</w:t>
+                  </w:r>
+                  <w:proofErr w:type="gramStart"/>
+                  <w:r>
+                    <w:t>"  Alors</w:t>
+                  </w:r>
+                  <w:proofErr w:type="gramEnd"/>
+                  <w:r>
+                    <w:t xml:space="preserve"> la connexion est démarré</w:t>
                   </w:r>
                 </w:p>
               </w:tc>
@@ -9664,7 +8908,15 @@
                     <w:jc w:val="both"/>
                   </w:pPr>
                   <w:r>
-                    <w:t>Étant donné la connexion a échoué Lorsque le message de erreur est fermé Alors je retourne sur l'accueil de l'application</w:t>
+                    <w:t xml:space="preserve">Étant donné la connexion a échoué Lorsque le message </w:t>
+                  </w:r>
+                  <w:proofErr w:type="gramStart"/>
+                  <w:r>
+                    <w:t>de erreur</w:t>
+                  </w:r>
+                  <w:proofErr w:type="gramEnd"/>
+                  <w:r>
+                    <w:t xml:space="preserve"> est fermé Alors je retourne sur l'accueil de l'application</w:t>
                   </w:r>
                 </w:p>
               </w:tc>
@@ -9720,7 +8972,15 @@
                     <w:jc w:val="both"/>
                   </w:pPr>
                   <w:r>
-                    <w:t>Étant donné que je suis sur l'accueil Lorsque je clique sur le bouton "Communauté"  Alors la connexion est démarré</w:t>
+                    <w:t>Étant donné que je suis sur l'accueil Lorsque je clique sur le bouton "Communauté</w:t>
+                  </w:r>
+                  <w:proofErr w:type="gramStart"/>
+                  <w:r>
+                    <w:t>"  Alors</w:t>
+                  </w:r>
+                  <w:proofErr w:type="gramEnd"/>
+                  <w:r>
+                    <w:t xml:space="preserve"> la connexion est démarré</w:t>
                   </w:r>
                 </w:p>
               </w:tc>
@@ -9733,7 +8993,7 @@
           </w:p>
         </w:tc>
       </w:tr>
-      <w:bookmarkEnd w:id="22"/>
+      <w:bookmarkEnd w:id="21"/>
     </w:tbl>
     <w:p>
       <w:pPr>
@@ -9745,12 +9005,12 @@
         <w:pStyle w:val="Titre3"/>
         <w:jc w:val="both"/>
       </w:pPr>
-      <w:bookmarkStart w:id="23" w:name="_Toc187433245"/>
-      <w:bookmarkStart w:id="24" w:name="_Hlk184214451"/>
+      <w:bookmarkStart w:id="23" w:name="_Hlk184214451"/>
+      <w:bookmarkStart w:id="24" w:name="_Toc188018095"/>
       <w:r>
         <w:t>Changer la disponibilité de ma médiathèque sur le réseau</w:t>
       </w:r>
-      <w:bookmarkEnd w:id="23"/>
+      <w:bookmarkEnd w:id="24"/>
     </w:p>
     <w:p>
       <w:pPr>
@@ -9803,7 +9063,15 @@
               <w:jc w:val="both"/>
             </w:pPr>
             <w:r>
-              <w:t xml:space="preserve">Tests d'acceptance: </w:t>
+              <w:t xml:space="preserve">Tests </w:t>
+            </w:r>
+            <w:proofErr w:type="gramStart"/>
+            <w:r>
+              <w:t>d'acceptance:</w:t>
+            </w:r>
+            <w:proofErr w:type="gramEnd"/>
+            <w:r>
+              <w:t xml:space="preserve"> </w:t>
             </w:r>
           </w:p>
           <w:tbl>
@@ -9883,7 +9151,7 @@
           </w:p>
         </w:tc>
       </w:tr>
-      <w:bookmarkEnd w:id="24"/>
+      <w:bookmarkEnd w:id="23"/>
     </w:tbl>
     <w:p>
       <w:pPr>
@@ -9895,12 +9163,12 @@
         <w:pStyle w:val="Titre3"/>
         <w:jc w:val="both"/>
       </w:pPr>
-      <w:bookmarkStart w:id="25" w:name="_Toc187433246"/>
-      <w:bookmarkStart w:id="26" w:name="_Hlk184214460"/>
+      <w:bookmarkStart w:id="25" w:name="_Hlk184214460"/>
+      <w:bookmarkStart w:id="26" w:name="_Toc188018096"/>
       <w:r>
         <w:t>Supprimer un fichier de la médiathèque</w:t>
       </w:r>
-      <w:bookmarkEnd w:id="25"/>
+      <w:bookmarkEnd w:id="26"/>
     </w:p>
     <w:p>
       <w:pPr>
@@ -9952,7 +9220,15 @@
               <w:jc w:val="both"/>
             </w:pPr>
             <w:r>
-              <w:t xml:space="preserve">Tests d'acceptance: </w:t>
+              <w:t xml:space="preserve">Tests </w:t>
+            </w:r>
+            <w:proofErr w:type="gramStart"/>
+            <w:r>
+              <w:t>d'acceptance:</w:t>
+            </w:r>
+            <w:proofErr w:type="gramEnd"/>
+            <w:r>
+              <w:t xml:space="preserve"> </w:t>
             </w:r>
           </w:p>
           <w:tbl>
@@ -9978,7 +9254,15 @@
                     <w:jc w:val="both"/>
                   </w:pPr>
                   <w:r>
-                    <w:t>Sélectionner les fichier dans la liste</w:t>
+                    <w:t xml:space="preserve">Sélectionner </w:t>
+                  </w:r>
+                  <w:proofErr w:type="gramStart"/>
+                  <w:r>
+                    <w:t>les fichier</w:t>
+                  </w:r>
+                  <w:proofErr w:type="gramEnd"/>
+                  <w:r>
+                    <w:t xml:space="preserve"> dans la liste</w:t>
                   </w:r>
                 </w:p>
               </w:tc>
@@ -9991,7 +9275,15 @@
                     <w:jc w:val="both"/>
                   </w:pPr>
                   <w:r>
-                    <w:t>Étant donné que je suis dans la liste des fichiers médias Lorsque je fais click sur un de ces fichier Alors il s'est souligne pour indique qu'il est sélectionné</w:t>
+                    <w:t xml:space="preserve">Étant donné que je suis dans la liste des fichiers médias Lorsque je fais click sur un de ces fichier Alors il s'est </w:t>
+                  </w:r>
+                  <w:proofErr w:type="spellStart"/>
+                  <w:r>
+                    <w:t>souligne</w:t>
+                  </w:r>
+                  <w:proofErr w:type="spellEnd"/>
+                  <w:r>
+                    <w:t xml:space="preserve"> pour indique qu'il est sélectionné</w:t>
                   </w:r>
                 </w:p>
               </w:tc>
@@ -10019,7 +9311,15 @@
                     <w:jc w:val="both"/>
                   </w:pPr>
                   <w:r>
-                    <w:t>Étant donné que le fichier est sélectionné Lorsque je clique le bouton "supprimer"  Alors un message de confirmation est affiché</w:t>
+                    <w:t>Étant donné que le fichier est sélectionné Lorsque je clique le bouton "supprimer</w:t>
+                  </w:r>
+                  <w:proofErr w:type="gramStart"/>
+                  <w:r>
+                    <w:t>"  Alors</w:t>
+                  </w:r>
+                  <w:proofErr w:type="gramEnd"/>
+                  <w:r>
+                    <w:t xml:space="preserve"> un message de confirmation est affiché</w:t>
                   </w:r>
                 </w:p>
               </w:tc>
@@ -10088,7 +9388,7 @@
           </w:p>
         </w:tc>
       </w:tr>
-      <w:bookmarkEnd w:id="26"/>
+      <w:bookmarkEnd w:id="25"/>
     </w:tbl>
     <w:p>
       <w:pPr>
@@ -10100,12 +9400,12 @@
         <w:pStyle w:val="Titre3"/>
         <w:jc w:val="both"/>
       </w:pPr>
-      <w:bookmarkStart w:id="27" w:name="_Toc187433247"/>
-      <w:bookmarkStart w:id="28" w:name="_Hlk184214485"/>
+      <w:bookmarkStart w:id="27" w:name="_Hlk184214485"/>
+      <w:bookmarkStart w:id="28" w:name="_Toc188018097"/>
       <w:r>
         <w:t>Jouer un fichier média de la médiathèque</w:t>
       </w:r>
-      <w:bookmarkEnd w:id="27"/>
+      <w:bookmarkEnd w:id="28"/>
     </w:p>
     <w:p>
       <w:pPr>
@@ -10157,7 +9457,15 @@
               <w:jc w:val="both"/>
             </w:pPr>
             <w:r>
-              <w:t xml:space="preserve">Tests d'acceptance: </w:t>
+              <w:t xml:space="preserve">Tests </w:t>
+            </w:r>
+            <w:proofErr w:type="gramStart"/>
+            <w:r>
+              <w:t>d'acceptance:</w:t>
+            </w:r>
+            <w:proofErr w:type="gramEnd"/>
+            <w:r>
+              <w:t xml:space="preserve"> </w:t>
             </w:r>
           </w:p>
           <w:tbl>
@@ -10276,13 +9584,13 @@
         <w:pStyle w:val="Titre3"/>
         <w:jc w:val="both"/>
       </w:pPr>
-      <w:bookmarkStart w:id="29" w:name="_Toc187433248"/>
-      <w:bookmarkStart w:id="30" w:name="_Hlk184214498"/>
-      <w:bookmarkEnd w:id="28"/>
+      <w:bookmarkStart w:id="29" w:name="_Hlk184214498"/>
+      <w:bookmarkStart w:id="30" w:name="_Toc188018098"/>
+      <w:bookmarkEnd w:id="27"/>
       <w:r>
         <w:t>Voir les détails d'un fichier</w:t>
       </w:r>
-      <w:bookmarkEnd w:id="29"/>
+      <w:bookmarkEnd w:id="30"/>
     </w:p>
     <w:p>
       <w:pPr>
@@ -10319,7 +9627,15 @@
               <w:jc w:val="both"/>
             </w:pPr>
             <w:r>
-              <w:t>En tant qu'utilisateur Je peux voir les détails d'un fichier multimédia (ex: taille, durée, résolution) Afin de connaître ses caractéristiques avant de le lire</w:t>
+              <w:t>En tant qu'utilisateur Je peux voir les détails d'un fichier multimédia (</w:t>
+            </w:r>
+            <w:proofErr w:type="gramStart"/>
+            <w:r>
+              <w:t>ex:</w:t>
+            </w:r>
+            <w:proofErr w:type="gramEnd"/>
+            <w:r>
+              <w:t xml:space="preserve"> taille, durée, résolution) Afin de connaître ses caractéristiques avant de le lire</w:t>
             </w:r>
           </w:p>
         </w:tc>
@@ -10334,7 +9650,15 @@
               <w:jc w:val="both"/>
             </w:pPr>
             <w:r>
-              <w:t xml:space="preserve">Tests d'acceptance: </w:t>
+              <w:t xml:space="preserve">Tests </w:t>
+            </w:r>
+            <w:proofErr w:type="gramStart"/>
+            <w:r>
+              <w:t>d'acceptance:</w:t>
+            </w:r>
+            <w:proofErr w:type="gramEnd"/>
+            <w:r>
+              <w:t xml:space="preserve"> </w:t>
             </w:r>
           </w:p>
           <w:tbl>
@@ -10415,7 +9739,7 @@
           </w:p>
         </w:tc>
       </w:tr>
-      <w:bookmarkEnd w:id="30"/>
+      <w:bookmarkEnd w:id="29"/>
     </w:tbl>
     <w:p>
       <w:pPr>
@@ -10427,8 +9751,8 @@
         <w:pStyle w:val="Titre3"/>
         <w:jc w:val="both"/>
       </w:pPr>
-      <w:bookmarkStart w:id="31" w:name="_Toc187433249"/>
-      <w:bookmarkStart w:id="32" w:name="_Hlk184214525"/>
+      <w:bookmarkStart w:id="31" w:name="_Hlk184214525"/>
+      <w:bookmarkStart w:id="32" w:name="_Toc188018099"/>
       <w:r>
         <w:t>Ajout d</w:t>
       </w:r>
@@ -10438,7 +9762,7 @@
       <w:r>
         <w:t>dans le réseau de la communauté</w:t>
       </w:r>
-      <w:bookmarkEnd w:id="31"/>
+      <w:bookmarkEnd w:id="32"/>
     </w:p>
     <w:p>
       <w:pPr>
@@ -10496,7 +9820,15 @@
               <w:jc w:val="both"/>
             </w:pPr>
             <w:r>
-              <w:t xml:space="preserve">Tests d'acceptance: </w:t>
+              <w:t xml:space="preserve">Tests </w:t>
+            </w:r>
+            <w:proofErr w:type="gramStart"/>
+            <w:r>
+              <w:t>d'acceptance:</w:t>
+            </w:r>
+            <w:proofErr w:type="gramEnd"/>
+            <w:r>
+              <w:t xml:space="preserve"> </w:t>
             </w:r>
           </w:p>
           <w:tbl>
@@ -10569,7 +9901,15 @@
                     <w:jc w:val="both"/>
                   </w:pPr>
                   <w:r>
-                    <w:t>Étant donné que je tente de charger un de mes titres sur le réseau Lorsque une erreur survient lors du chargement Alors un message d'erreur s'affiche</w:t>
+                    <w:t xml:space="preserve">Étant donné que je tente de charger un de mes titres sur le réseau </w:t>
+                  </w:r>
+                  <w:proofErr w:type="gramStart"/>
+                  <w:r>
+                    <w:t>Lorsque une</w:t>
+                  </w:r>
+                  <w:proofErr w:type="gramEnd"/>
+                  <w:r>
+                    <w:t xml:space="preserve"> erreur survient lors du chargement Alors un message d'erreur s'affiche</w:t>
                   </w:r>
                 </w:p>
               </w:tc>
@@ -10621,7 +9961,7 @@
         <w:pStyle w:val="Titre3"/>
         <w:jc w:val="both"/>
       </w:pPr>
-      <w:bookmarkStart w:id="33" w:name="_Toc187433250"/>
+      <w:bookmarkStart w:id="33" w:name="_Toc188018100"/>
       <w:r>
         <w:t>Lire un contenu depuis le réseau de la communauté</w:t>
       </w:r>
@@ -10677,7 +10017,15 @@
               <w:jc w:val="both"/>
             </w:pPr>
             <w:r>
-              <w:t xml:space="preserve">Tests d'acceptance: </w:t>
+              <w:t xml:space="preserve">Tests </w:t>
+            </w:r>
+            <w:proofErr w:type="gramStart"/>
+            <w:r>
+              <w:t>d'acceptance:</w:t>
+            </w:r>
+            <w:proofErr w:type="gramEnd"/>
+            <w:r>
+              <w:t xml:space="preserve"> </w:t>
             </w:r>
           </w:p>
           <w:tbl>
@@ -10702,8 +10050,13 @@
                   <w:pPr>
                     <w:jc w:val="both"/>
                   </w:pPr>
+                  <w:proofErr w:type="gramStart"/>
                   <w:r>
-                    <w:t>jouer un titre</w:t>
+                    <w:t>jouer</w:t>
+                  </w:r>
+                  <w:proofErr w:type="gramEnd"/>
+                  <w:r>
+                    <w:t xml:space="preserve"> un titre</w:t>
                   </w:r>
                 </w:p>
               </w:tc>
@@ -10730,8 +10083,13 @@
                   <w:pPr>
                     <w:jc w:val="both"/>
                   </w:pPr>
+                  <w:proofErr w:type="gramStart"/>
                   <w:r>
-                    <w:t>message d'erreur</w:t>
+                    <w:t>message</w:t>
+                  </w:r>
+                  <w:proofErr w:type="gramEnd"/>
+                  <w:r>
+                    <w:t xml:space="preserve"> d'erreur</w:t>
                   </w:r>
                 </w:p>
               </w:tc>
@@ -10768,7 +10126,7 @@
         <w:pStyle w:val="Titre3"/>
         <w:jc w:val="both"/>
       </w:pPr>
-      <w:bookmarkStart w:id="34" w:name="_Toc187433251"/>
+      <w:bookmarkStart w:id="34" w:name="_Toc188018101"/>
       <w:r>
         <w:t>Télécharger un titre depuis le réseau de la communauté</w:t>
       </w:r>
@@ -10824,7 +10182,15 @@
               <w:jc w:val="both"/>
             </w:pPr>
             <w:r>
-              <w:t xml:space="preserve">Tests d'acceptance: </w:t>
+              <w:t xml:space="preserve">Tests </w:t>
+            </w:r>
+            <w:proofErr w:type="gramStart"/>
+            <w:r>
+              <w:t>d'acceptance:</w:t>
+            </w:r>
+            <w:proofErr w:type="gramEnd"/>
+            <w:r>
+              <w:t xml:space="preserve"> </w:t>
             </w:r>
           </w:p>
           <w:tbl>
@@ -10943,7 +10309,7 @@
         <w:pStyle w:val="Titre3"/>
         <w:jc w:val="both"/>
       </w:pPr>
-      <w:bookmarkStart w:id="35" w:name="_Toc187433252"/>
+      <w:bookmarkStart w:id="35" w:name="_Toc188018102"/>
       <w:r>
         <w:t>Mettre à jour la bibliothèque du réseau de la communauté</w:t>
       </w:r>
@@ -10999,7 +10365,15 @@
               <w:jc w:val="both"/>
             </w:pPr>
             <w:r>
-              <w:t xml:space="preserve">Tests d'acceptance: </w:t>
+              <w:t xml:space="preserve">Tests </w:t>
+            </w:r>
+            <w:proofErr w:type="gramStart"/>
+            <w:r>
+              <w:t>d'acceptance:</w:t>
+            </w:r>
+            <w:proofErr w:type="gramEnd"/>
+            <w:r>
+              <w:t xml:space="preserve"> </w:t>
             </w:r>
           </w:p>
           <w:tbl>
@@ -11090,7 +10464,7 @@
         <w:pStyle w:val="Titre3"/>
         <w:jc w:val="both"/>
       </w:pPr>
-      <w:bookmarkStart w:id="36" w:name="_Toc187433253"/>
+      <w:bookmarkStart w:id="36" w:name="_Toc188018103"/>
       <w:r>
         <w:t>Connexion au réseau de la communauté</w:t>
       </w:r>
@@ -11146,7 +10520,15 @@
               <w:jc w:val="both"/>
             </w:pPr>
             <w:r>
-              <w:t xml:space="preserve">Tests d'acceptance: </w:t>
+              <w:t xml:space="preserve">Tests </w:t>
+            </w:r>
+            <w:proofErr w:type="gramStart"/>
+            <w:r>
+              <w:t>d'acceptance:</w:t>
+            </w:r>
+            <w:proofErr w:type="gramEnd"/>
+            <w:r>
+              <w:t xml:space="preserve"> </w:t>
             </w:r>
           </w:p>
           <w:tbl>
@@ -11185,7 +10567,15 @@
                     <w:jc w:val="both"/>
                   </w:pPr>
                   <w:r>
-                    <w:t>Étant donné que je suis sur l'accueil Lorsque je clique sur le bouton "Communauté"  Alors la connexion est démarré</w:t>
+                    <w:t>Étant donné que je suis sur l'accueil Lorsque je clique sur le bouton "Communauté</w:t>
+                  </w:r>
+                  <w:proofErr w:type="gramStart"/>
+                  <w:r>
+                    <w:t>"  Alors</w:t>
+                  </w:r>
+                  <w:proofErr w:type="gramEnd"/>
+                  <w:r>
+                    <w:t xml:space="preserve"> la connexion est démarré</w:t>
                   </w:r>
                 </w:p>
               </w:tc>
@@ -11297,7 +10687,15 @@
                     <w:jc w:val="both"/>
                   </w:pPr>
                   <w:r>
-                    <w:t>Étant donné que je suis sur l'accueil Lorsque je clique sur le bouton "Communauté"  Alors la connexion est démarré</w:t>
+                    <w:t>Étant donné que je suis sur l'accueil Lorsque je clique sur le bouton "Communauté</w:t>
+                  </w:r>
+                  <w:proofErr w:type="gramStart"/>
+                  <w:r>
+                    <w:t>"  Alors</w:t>
+                  </w:r>
+                  <w:proofErr w:type="gramEnd"/>
+                  <w:r>
+                    <w:t xml:space="preserve"> la connexion est démarré</w:t>
                   </w:r>
                 </w:p>
               </w:tc>
@@ -11325,8 +10723,8 @@
           <w:lang w:val="fr-CH" w:eastAsia="fr-CH"/>
         </w:rPr>
       </w:pPr>
-      <w:bookmarkStart w:id="37" w:name="_Toc187433254"/>
-      <w:bookmarkEnd w:id="32"/>
+      <w:bookmarkStart w:id="37" w:name="_Toc188018104"/>
+      <w:bookmarkEnd w:id="31"/>
       <w:r>
         <w:t>Changer la disponibilité de ma médiathèque sur le réseau</w:t>
       </w:r>
@@ -11396,7 +10794,15 @@
               <w:jc w:val="both"/>
             </w:pPr>
             <w:r>
-              <w:t xml:space="preserve">Tests d'acceptance: </w:t>
+              <w:t xml:space="preserve">Tests </w:t>
+            </w:r>
+            <w:proofErr w:type="gramStart"/>
+            <w:r>
+              <w:t>d'acceptance:</w:t>
+            </w:r>
+            <w:proofErr w:type="gramEnd"/>
+            <w:r>
+              <w:t xml:space="preserve"> </w:t>
             </w:r>
           </w:p>
           <w:tbl>
@@ -11559,7 +10965,7 @@
           <w:lang w:val="fr-CH" w:eastAsia="fr-CH"/>
         </w:rPr>
       </w:pPr>
-      <w:bookmarkStart w:id="38" w:name="_Toc187433255"/>
+      <w:bookmarkStart w:id="38" w:name="_Toc188018105"/>
       <w:r>
         <w:t>Affichage des titres d'une médiathèque</w:t>
       </w:r>
@@ -11629,7 +11035,15 @@
               <w:jc w:val="both"/>
             </w:pPr>
             <w:r>
-              <w:t xml:space="preserve">Tests d'acceptance: </w:t>
+              <w:t xml:space="preserve">Tests </w:t>
+            </w:r>
+            <w:proofErr w:type="gramStart"/>
+            <w:r>
+              <w:t>d'acceptance:</w:t>
+            </w:r>
+            <w:proofErr w:type="gramEnd"/>
+            <w:r>
+              <w:t xml:space="preserve"> </w:t>
             </w:r>
           </w:p>
           <w:tbl>
@@ -11709,7 +11123,7 @@
           <w:i w:val="0"/>
         </w:rPr>
       </w:pPr>
-      <w:bookmarkStart w:id="39" w:name="_Toc187433256"/>
+      <w:bookmarkStart w:id="39" w:name="_Toc188018106"/>
       <w:r>
         <w:rPr>
           <w:rStyle w:val="lev"/>
@@ -11726,7 +11140,7 @@
         <w:pStyle w:val="Titre3"/>
         <w:jc w:val="both"/>
       </w:pPr>
-      <w:bookmarkStart w:id="40" w:name="_Toc187433257"/>
+      <w:bookmarkStart w:id="40" w:name="_Toc188018107"/>
       <w:r>
         <w:t>Numériques</w:t>
       </w:r>
@@ -11744,7 +11158,7 @@
           <w:noProof/>
         </w:rPr>
         <w:drawing>
-          <wp:inline distT="0" distB="0" distL="0" distR="0" wp14:anchorId="54747F07" wp14:editId="5CAE4ACE">
+          <wp:inline distT="0" distB="0" distL="0" distR="0" wp14:anchorId="54747F07" wp14:editId="602C301D">
             <wp:extent cx="4114800" cy="2234527"/>
             <wp:effectExtent l="0" t="0" r="0" b="0"/>
             <wp:docPr id="1" name="Image 1"/>
@@ -11812,7 +11226,7 @@
           <w:szCs w:val="14"/>
         </w:rPr>
         <w:drawing>
-          <wp:inline distT="0" distB="0" distL="0" distR="0" wp14:anchorId="6304BC33" wp14:editId="08F290EB">
+          <wp:inline distT="0" distB="0" distL="0" distR="0" wp14:anchorId="6304BC33" wp14:editId="6AFBFD2A">
             <wp:extent cx="4191000" cy="2283468"/>
             <wp:effectExtent l="0" t="0" r="0" b="2540"/>
             <wp:docPr id="2" name="Image 2"/>
@@ -11881,7 +11295,7 @@
         </w:rPr>
         <w:lastRenderedPageBreak/>
         <w:drawing>
-          <wp:inline distT="0" distB="0" distL="0" distR="0" wp14:anchorId="69FCF13F" wp14:editId="4757A8C6">
+          <wp:inline distT="0" distB="0" distL="0" distR="0" wp14:anchorId="69FCF13F" wp14:editId="3B8B5300">
             <wp:extent cx="4276725" cy="2330176"/>
             <wp:effectExtent l="0" t="0" r="0" b="0"/>
             <wp:docPr id="4" name="Image 4"/>
@@ -11935,7 +11349,7 @@
         <w:pStyle w:val="Titre3"/>
         <w:jc w:val="both"/>
       </w:pPr>
-      <w:bookmarkStart w:id="41" w:name="_Toc187433258"/>
+      <w:bookmarkStart w:id="41" w:name="_Toc188018108"/>
       <w:r>
         <w:t>Faites à la main</w:t>
       </w:r>
@@ -12287,8 +11701,8 @@
         <w:jc w:val="both"/>
       </w:pPr>
       <w:bookmarkStart w:id="42" w:name="_Toc71703259"/>
-      <w:bookmarkStart w:id="43" w:name="_Toc187433259"/>
-      <w:bookmarkEnd w:id="8"/>
+      <w:bookmarkStart w:id="43" w:name="_Toc188018109"/>
+      <w:bookmarkEnd w:id="7"/>
       <w:r>
         <w:t>R</w:t>
       </w:r>
@@ -12306,16 +11720,16 @@
           <w:i w:val="0"/>
         </w:rPr>
       </w:pPr>
-      <w:bookmarkStart w:id="44" w:name="_Toc187433260"/>
-      <w:bookmarkStart w:id="45" w:name="_Toc25553317"/>
-      <w:bookmarkStart w:id="46" w:name="_Toc71691022"/>
+      <w:bookmarkStart w:id="44" w:name="_Toc25553317"/>
+      <w:bookmarkStart w:id="45" w:name="_Toc71691022"/>
+      <w:bookmarkStart w:id="46" w:name="_Toc188018110"/>
       <w:r>
         <w:rPr>
           <w:i w:val="0"/>
         </w:rPr>
         <w:t>Points de design spécifiques</w:t>
       </w:r>
-      <w:bookmarkEnd w:id="44"/>
+      <w:bookmarkEnd w:id="46"/>
     </w:p>
     <w:p>
       <w:pPr>
@@ -12328,7 +11742,7 @@
         <w:spacing w:after="240"/>
         <w:jc w:val="both"/>
       </w:pPr>
-      <w:bookmarkStart w:id="47" w:name="_Toc187433261"/>
+      <w:bookmarkStart w:id="47" w:name="_Toc188018111"/>
       <w:r>
         <w:t>Architecture du système P2P :</w:t>
       </w:r>
@@ -12382,7 +11796,7 @@
         <w:spacing w:after="240"/>
         <w:jc w:val="both"/>
       </w:pPr>
-      <w:bookmarkStart w:id="48" w:name="_Toc187433262"/>
+      <w:bookmarkStart w:id="48" w:name="_Toc188018112"/>
       <w:r>
         <w:lastRenderedPageBreak/>
         <w:t>Fonctionnalités principales :</w:t>
@@ -12416,7 +11830,7 @@
         <w:pStyle w:val="Titre3"/>
         <w:jc w:val="both"/>
       </w:pPr>
-      <w:bookmarkStart w:id="49" w:name="_Toc187433263"/>
+      <w:bookmarkStart w:id="49" w:name="_Toc188018113"/>
       <w:r>
         <w:t>Gestion des playlists personnalisées</w:t>
       </w:r>
@@ -12443,7 +11857,7 @@
           <w:i w:val="0"/>
         </w:rPr>
       </w:pPr>
-      <w:bookmarkStart w:id="50" w:name="_Toc187433264"/>
+      <w:bookmarkStart w:id="50" w:name="_Toc188018114"/>
       <w:r>
         <w:rPr>
           <w:i w:val="0"/>
@@ -12465,18 +11879,56 @@
           <w:lang w:val="es-ES" w:eastAsia="es-ES"/>
         </w:rPr>
       </w:pPr>
-      <w:bookmarkStart w:id="51" w:name="_Toc187433265"/>
-      <w:bookmarkStart w:id="52" w:name="_Toc25553321"/>
-      <w:bookmarkStart w:id="53" w:name="_Toc71691025"/>
+      <w:bookmarkStart w:id="51" w:name="_Toc25553321"/>
+      <w:bookmarkStart w:id="52" w:name="_Toc71691025"/>
+      <w:bookmarkStart w:id="53" w:name="_Toc188018115"/>
+      <w:bookmarkEnd w:id="44"/>
       <w:bookmarkEnd w:id="45"/>
-      <w:bookmarkEnd w:id="46"/>
+      <w:proofErr w:type="spellStart"/>
       <w:r>
         <w:rPr>
           <w:lang w:val="es-ES" w:eastAsia="es-ES"/>
         </w:rPr>
-        <w:t>Lecture des fichiers multimédias :</w:t>
-      </w:r>
-      <w:bookmarkEnd w:id="51"/>
+        <w:t>Lecture</w:t>
+      </w:r>
+      <w:proofErr w:type="spellEnd"/>
+      <w:r>
+        <w:rPr>
+          <w:lang w:val="es-ES" w:eastAsia="es-ES"/>
+        </w:rPr>
+        <w:t xml:space="preserve"> des </w:t>
+      </w:r>
+      <w:proofErr w:type="spellStart"/>
+      <w:r>
+        <w:rPr>
+          <w:lang w:val="es-ES" w:eastAsia="es-ES"/>
+        </w:rPr>
+        <w:t>fichiers</w:t>
+      </w:r>
+      <w:proofErr w:type="spellEnd"/>
+      <w:r>
+        <w:rPr>
+          <w:lang w:val="es-ES" w:eastAsia="es-ES"/>
+        </w:rPr>
+        <w:t xml:space="preserve"> </w:t>
+      </w:r>
+      <w:proofErr w:type="spellStart"/>
+      <w:proofErr w:type="gramStart"/>
+      <w:r>
+        <w:rPr>
+          <w:lang w:val="es-ES" w:eastAsia="es-ES"/>
+        </w:rPr>
+        <w:t>multimédias</w:t>
+      </w:r>
+      <w:proofErr w:type="spellEnd"/>
+      <w:r>
+        <w:rPr>
+          <w:lang w:val="es-ES" w:eastAsia="es-ES"/>
+        </w:rPr>
+        <w:t xml:space="preserve"> :</w:t>
+      </w:r>
+      <w:bookmarkEnd w:id="53"/>
+      <w:proofErr w:type="gramEnd"/>
     </w:p>
     <w:p>
       <w:pPr>
@@ -12532,7 +11984,7 @@
           <w:lang w:val="fr-CH" w:eastAsia="es-ES"/>
         </w:rPr>
       </w:pPr>
-      <w:bookmarkStart w:id="54" w:name="_Toc187433266"/>
+      <w:bookmarkStart w:id="54" w:name="_Toc188018116"/>
       <w:r>
         <w:rPr>
           <w:lang w:val="fr-CH" w:eastAsia="es-ES"/>
@@ -12579,7 +12031,7 @@
           <w:lang w:eastAsia="es-ES"/>
         </w:rPr>
       </w:pPr>
-      <w:bookmarkStart w:id="55" w:name="_Toc187433267"/>
+      <w:bookmarkStart w:id="55" w:name="_Toc188018117"/>
       <w:r>
         <w:rPr>
           <w:lang w:eastAsia="es-ES"/>
@@ -12634,7 +12086,7 @@
           <w:i w:val="0"/>
         </w:rPr>
       </w:pPr>
-      <w:bookmarkStart w:id="56" w:name="_Toc187433268"/>
+      <w:bookmarkStart w:id="56" w:name="_Toc188018118"/>
       <w:r>
         <w:rPr>
           <w:i w:val="0"/>
@@ -12732,8 +12184,13 @@
         <w:ind w:left="927"/>
         <w:jc w:val="both"/>
       </w:pPr>
-      <w:r>
-        <w:t>la liste de tous les fichiers et une rapide description de leur contenu (des noms qui parlent !)</w:t>
+      <w:proofErr w:type="gramStart"/>
+      <w:r>
+        <w:t>la</w:t>
+      </w:r>
+      <w:proofErr w:type="gramEnd"/>
+      <w:r>
+        <w:t xml:space="preserve"> liste de tous les fichiers et une rapide description de leur contenu (des noms qui parlent !)</w:t>
       </w:r>
     </w:p>
     <w:p>
@@ -12749,8 +12206,13 @@
         <w:ind w:left="927"/>
         <w:jc w:val="both"/>
       </w:pPr>
-      <w:r>
-        <w:t>les versions des systèmes d'exploitation et des outils logiciels</w:t>
+      <w:proofErr w:type="gramStart"/>
+      <w:r>
+        <w:t>les</w:t>
+      </w:r>
+      <w:proofErr w:type="gramEnd"/>
+      <w:r>
+        <w:t xml:space="preserve"> versions des systèmes d'exploitation et des outils logiciels</w:t>
       </w:r>
     </w:p>
     <w:p>
@@ -12766,47 +12228,207 @@
         <w:ind w:left="927"/>
         <w:jc w:val="both"/>
       </w:pPr>
-      <w:r>
-        <w:t>la description exacte du matériel</w:t>
-      </w:r>
-    </w:p>
-    <w:p>
-      <w:pPr>
-        <w:jc w:val="both"/>
-      </w:pPr>
-    </w:p>
-    <w:p>
-      <w:pPr>
-        <w:jc w:val="both"/>
-      </w:pPr>
-    </w:p>
-    <w:p>
-      <w:pPr>
-        <w:ind w:left="1134" w:hanging="774"/>
-        <w:jc w:val="both"/>
+      <w:proofErr w:type="gramStart"/>
+      <w:r>
+        <w:t>la</w:t>
+      </w:r>
+      <w:proofErr w:type="gramEnd"/>
+      <w:r>
+        <w:t xml:space="preserve"> description exacte du matériel</w:t>
+      </w:r>
+    </w:p>
+    <w:p>
+      <w:pPr>
+        <w:jc w:val="both"/>
+      </w:pPr>
+    </w:p>
+    <w:p>
+      <w:pPr>
+        <w:jc w:val="both"/>
+      </w:pPr>
+      <w:bookmarkStart w:id="57" w:name="_Toc25553323"/>
+      <w:bookmarkEnd w:id="51"/>
+      <w:bookmarkEnd w:id="52"/>
+    </w:p>
+    <w:p>
+      <w:pPr>
+        <w:jc w:val="both"/>
+      </w:pPr>
+    </w:p>
+    <w:bookmarkEnd w:id="57"/>
+    <w:p>
+      <w:pPr>
+        <w:jc w:val="both"/>
+      </w:pPr>
+    </w:p>
+    <w:p>
+      <w:pPr>
+        <w:jc w:val="both"/>
+      </w:pPr>
+      <w:r>
+        <w:lastRenderedPageBreak/>
+        <w:t>En effet, pour des médiathèques contenant un grand nombre de fichiers, le chargement manuel fichier par fichier s’avérait long et fastidieux. Une réflexion a donc été menée pour modifier cette fonctionnalité et permettre un chargement global. Cette approche simplifie considérablement l’expérience utilisateur, en leur offrant la possibilité de transférer l’intégralité de leur médiathèque en une seule opération, tout en conservant une organisation claire des fichiers.</w:t>
+      </w:r>
+    </w:p>
+    <w:p>
+      <w:pPr>
+        <w:pStyle w:val="Titre2"/>
+      </w:pPr>
+      <w:bookmarkStart w:id="58" w:name="_Toc188018119"/>
+      <w:r>
+        <w:t>Description des tests effectués</w:t>
+      </w:r>
+      <w:bookmarkEnd w:id="58"/>
+    </w:p>
+    <w:p>
+      <w:pPr>
         <w:rPr>
           <w:b/>
           <w:bCs/>
-          <w:color w:val="FF0000"/>
-        </w:rPr>
-      </w:pPr>
+        </w:rPr>
+      </w:pPr>
+      <w:proofErr w:type="spellStart"/>
       <w:r>
         <w:rPr>
           <w:b/>
           <w:bCs/>
-          <w:color w:val="FF0000"/>
-        </w:rPr>
-        <w:t>Ce chapitre décrit précisément comment un employé qualifié peut recréer l’environnement dans lequel vous avez effectué ce travail</w:t>
-      </w:r>
-    </w:p>
-    <w:p>
-      <w:pPr>
-        <w:ind w:left="426"/>
-        <w:jc w:val="both"/>
-      </w:pPr>
-      <w:bookmarkStart w:id="57" w:name="_Toc25553323"/>
-      <w:bookmarkEnd w:id="52"/>
-      <w:bookmarkEnd w:id="53"/>
+        </w:rPr>
+        <w:t>AddTitle_Click_Test</w:t>
+      </w:r>
+      <w:proofErr w:type="spellEnd"/>
+    </w:p>
+    <w:p>
+      <w:r>
+        <w:t xml:space="preserve">Le test </w:t>
+      </w:r>
+      <w:proofErr w:type="spellStart"/>
+      <w:r>
+        <w:t>AddTitle_Click_Test</w:t>
+      </w:r>
+      <w:proofErr w:type="spellEnd"/>
+      <w:r>
+        <w:t xml:space="preserve"> vérifie que la méthode associée au bouton "Ajouter des médias" fonctionne correctement.</w:t>
+      </w:r>
+    </w:p>
+    <w:p/>
+    <w:p>
+      <w:r>
+        <w:t>Objectif :</w:t>
+      </w:r>
+    </w:p>
+    <w:p>
+      <w:pPr>
+        <w:pStyle w:val="Paragraphedeliste"/>
+        <w:numPr>
+          <w:ilvl w:val="0"/>
+          <w:numId w:val="32"/>
+        </w:numPr>
+      </w:pPr>
+      <w:r>
+        <w:t>Ajouter des fichiers sélectionnés via un dialogue à la médiathèque.</w:t>
+      </w:r>
+    </w:p>
+    <w:p>
+      <w:pPr>
+        <w:pStyle w:val="Paragraphedeliste"/>
+        <w:numPr>
+          <w:ilvl w:val="0"/>
+          <w:numId w:val="32"/>
+        </w:numPr>
+      </w:pPr>
+      <w:r>
+        <w:t xml:space="preserve">Afficher les fichiers dans la </w:t>
+      </w:r>
+      <w:proofErr w:type="spellStart"/>
+      <w:r>
+        <w:t>ListView</w:t>
+      </w:r>
+      <w:proofErr w:type="spellEnd"/>
+      <w:r>
+        <w:t>.</w:t>
+      </w:r>
+    </w:p>
+    <w:p>
+      <w:pPr>
+        <w:pStyle w:val="Paragraphedeliste"/>
+        <w:numPr>
+          <w:ilvl w:val="0"/>
+          <w:numId w:val="32"/>
+        </w:numPr>
+      </w:pPr>
+      <w:r>
+        <w:t>Mise en œuvre :</w:t>
+      </w:r>
+    </w:p>
+    <w:p/>
+    <w:p>
+      <w:r>
+        <w:t>Simulation d’un dialogue retournant deux fichiers fictifs file1.mp3 et file2.png</w:t>
+      </w:r>
+      <w:r>
+        <w:t>.</w:t>
+      </w:r>
+    </w:p>
+    <w:p>
+      <w:r>
+        <w:t>Ajout des fichiers à la médiathèque et mise à jour de l’interface utilisateur.</w:t>
+      </w:r>
+    </w:p>
+    <w:p/>
+    <w:p>
+      <w:r>
+        <w:t>Vérifications :</w:t>
+      </w:r>
+    </w:p>
+    <w:p>
+      <w:r>
+        <w:t>La médiathèque contient 2 fichiers.</w:t>
+      </w:r>
+    </w:p>
+    <w:p>
+      <w:r>
+        <w:t>Les noms et types des fichiers sont corrects.</w:t>
+      </w:r>
+    </w:p>
+    <w:p>
+      <w:r>
+        <w:t xml:space="preserve">La </w:t>
+      </w:r>
+      <w:proofErr w:type="spellStart"/>
+      <w:r>
+        <w:t>ListView</w:t>
+      </w:r>
+      <w:proofErr w:type="spellEnd"/>
+      <w:r>
+        <w:t xml:space="preserve"> est mise à jour avec 2 entrées.</w:t>
+      </w:r>
+    </w:p>
+    <w:p>
+      <w:r>
+        <w:rPr>
+          <w:b/>
+          <w:bCs/>
+        </w:rPr>
+        <w:t>Conclusion :</w:t>
+      </w:r>
+      <w:r>
+        <w:t xml:space="preserve"> Le test confirme que la méthode gère correctement l’ajout de fichier</w:t>
+      </w:r>
+      <w:r>
+        <w:t>s.</w:t>
+      </w:r>
+      <w:r>
+        <w:t xml:space="preserve"> </w:t>
+      </w:r>
+    </w:p>
+    <w:p/>
+    <w:p>
+      <w:pPr>
+        <w:pStyle w:val="Titre2"/>
+      </w:pPr>
+      <w:r>
+        <w:t>Bilan</w:t>
+      </w:r>
     </w:p>
     <w:p>
       <w:pPr>
@@ -12814,12 +12436,11 @@
         <w:spacing w:after="240"/>
         <w:jc w:val="both"/>
       </w:pPr>
-      <w:bookmarkStart w:id="58" w:name="_Toc187433271"/>
-      <w:r>
-        <w:lastRenderedPageBreak/>
+      <w:bookmarkStart w:id="59" w:name="_Toc188018121"/>
+      <w:r>
         <w:t>Erreurs restantes</w:t>
       </w:r>
-      <w:bookmarkEnd w:id="58"/>
+      <w:bookmarkEnd w:id="59"/>
     </w:p>
     <w:p>
       <w:pPr>
@@ -12835,12 +12456,11 @@
         <w:pStyle w:val="Titre3"/>
         <w:jc w:val="both"/>
       </w:pPr>
-      <w:bookmarkStart w:id="59" w:name="_Toc187433272"/>
-      <w:bookmarkEnd w:id="57"/>
+      <w:bookmarkStart w:id="60" w:name="_Toc188018122"/>
       <w:r>
         <w:t>Stories</w:t>
       </w:r>
-      <w:bookmarkEnd w:id="59"/>
+      <w:bookmarkEnd w:id="60"/>
     </w:p>
     <w:p>
       <w:pPr>
@@ -12871,18 +12491,144 @@
       <w:pPr>
         <w:jc w:val="both"/>
       </w:pPr>
-      <w:r>
-        <w:t>En effet, pour des médiathèques contenant un grand nombre de fichiers, le chargement manuel fichier par fichier s’avérait long et fastidieux. Une réflexion a donc été menée pour modifier cette fonctionnalité et permettre un chargement global. Cette approche simplifie considérablement l’expérience utilisateur, en leur offrant la possibilité de transférer l’intégralité de leur médiathèque en une seule opération, tout en conservant une organisation claire des fichiers.</w:t>
-      </w:r>
-    </w:p>
-    <w:p>
-      <w:pPr>
-        <w:pStyle w:val="En-tte"/>
-        <w:jc w:val="both"/>
-        <w:rPr>
-          <w:rFonts w:cs="Arial"/>
-        </w:rPr>
-      </w:pPr>
+    </w:p>
+    <w:p>
+      <w:pPr>
+        <w:jc w:val="both"/>
+      </w:pPr>
+    </w:p>
+    <w:p>
+      <w:pPr>
+        <w:jc w:val="both"/>
+      </w:pPr>
+    </w:p>
+    <w:p>
+      <w:pPr>
+        <w:jc w:val="both"/>
+      </w:pPr>
+    </w:p>
+    <w:p>
+      <w:pPr>
+        <w:jc w:val="both"/>
+      </w:pPr>
+    </w:p>
+    <w:p>
+      <w:pPr>
+        <w:jc w:val="both"/>
+      </w:pPr>
+    </w:p>
+    <w:p>
+      <w:pPr>
+        <w:pStyle w:val="Titre3"/>
+      </w:pPr>
+      <w:bookmarkStart w:id="61" w:name="_Toc188018123"/>
+      <w:r>
+        <w:t>Dette technique</w:t>
+      </w:r>
+      <w:bookmarkEnd w:id="61"/>
+    </w:p>
+    <w:p>
+      <w:r>
+        <w:t xml:space="preserve">Indiqué avec des TODO dans le code, je suis conscient que </w:t>
+      </w:r>
+      <w:r>
+        <w:t>les fonctionnalités suivantes</w:t>
+      </w:r>
+      <w:r>
+        <w:t xml:space="preserve"> n’ont pas été mis en place :</w:t>
+      </w:r>
+    </w:p>
+    <w:p/>
+    <w:p>
+      <w:pPr>
+        <w:rPr>
+          <w:b/>
+          <w:bCs/>
+        </w:rPr>
+      </w:pPr>
+      <w:r>
+        <w:rPr>
+          <w:b/>
+          <w:bCs/>
+        </w:rPr>
+        <w:t xml:space="preserve">Affichage des médias disponibles dans les médiathèques </w:t>
+      </w:r>
+      <w:r>
+        <w:rPr>
+          <w:b/>
+          <w:bCs/>
+        </w:rPr>
+        <w:t>du réseau</w:t>
+      </w:r>
+      <w:r>
+        <w:rPr>
+          <w:b/>
+          <w:bCs/>
+        </w:rPr>
+        <w:t xml:space="preserve"> :</w:t>
+      </w:r>
+    </w:p>
+    <w:p>
+      <w:r>
+        <w:t>Méthode concernée : listViewRemoteMediatheques_SelectedIndexChanged_1</w:t>
+      </w:r>
+    </w:p>
+    <w:p>
+      <w:r>
+        <w:t>Cette méthode doit permettre d'afficher les fichiers médias présents dans une médiathèque distante lorsqu'un utilisateur sélectionne une médiathèque dans la liste des médiathèques disponibles</w:t>
+      </w:r>
+      <w:r>
+        <w:t>.</w:t>
+      </w:r>
+    </w:p>
+    <w:p/>
+    <w:p>
+      <w:pPr>
+        <w:rPr>
+          <w:b/>
+          <w:bCs/>
+        </w:rPr>
+      </w:pPr>
+      <w:r>
+        <w:rPr>
+          <w:b/>
+          <w:bCs/>
+        </w:rPr>
+        <w:t>Téléchargement des médias des médiathèques disponibles :</w:t>
+      </w:r>
+    </w:p>
+    <w:p>
+      <w:r>
+        <w:t xml:space="preserve">Méthode concernée : </w:t>
+      </w:r>
+      <w:proofErr w:type="spellStart"/>
+      <w:r>
+        <w:t>download_media_Click</w:t>
+      </w:r>
+      <w:proofErr w:type="spellEnd"/>
+    </w:p>
+    <w:p>
+      <w:r>
+        <w:t xml:space="preserve">Cette méthode doit permettre aux utilisateurs de télécharger des fichiers médias depuis une médiathèque distante sélectionnée. </w:t>
+      </w:r>
+    </w:p>
+    <w:p>
+      <w:r>
+        <w:t>Cela inclut :</w:t>
+      </w:r>
+    </w:p>
+    <w:p>
+      <w:r>
+        <w:t xml:space="preserve">La récupération des fichiers via un protocole </w:t>
+      </w:r>
+      <w:r>
+        <w:t>utilisé.</w:t>
+      </w:r>
+    </w:p>
+    <w:p>
+      <w:r>
+        <w:t>Le stockage local des fichiers téléchargés.</w:t>
+      </w:r>
     </w:p>
     <w:p>
       <w:pPr>
@@ -12892,14 +12638,14 @@
           <w:i w:val="0"/>
         </w:rPr>
       </w:pPr>
-      <w:bookmarkStart w:id="60" w:name="_Toc187433274"/>
+      <w:bookmarkStart w:id="62" w:name="_Toc188018124"/>
       <w:r>
         <w:rPr>
           <w:i w:val="0"/>
         </w:rPr>
         <w:t>Recours à l’intelligence artificielle</w:t>
       </w:r>
-      <w:bookmarkEnd w:id="60"/>
+      <w:bookmarkEnd w:id="62"/>
     </w:p>
     <w:p>
       <w:pPr>
@@ -12975,11 +12721,11 @@
       <w:pPr>
         <w:pStyle w:val="Titre3"/>
       </w:pPr>
-      <w:bookmarkStart w:id="61" w:name="_Toc187433275"/>
+      <w:bookmarkStart w:id="63" w:name="_Toc188018125"/>
       <w:r>
         <w:t>Documentation et recherche</w:t>
       </w:r>
-      <w:bookmarkEnd w:id="61"/>
+      <w:bookmarkEnd w:id="63"/>
     </w:p>
     <w:p>
       <w:pPr>
@@ -13009,11 +12755,11 @@
       <w:pPr>
         <w:pStyle w:val="Titre3"/>
       </w:pPr>
-      <w:bookmarkStart w:id="62" w:name="_Toc187433276"/>
+      <w:bookmarkStart w:id="64" w:name="_Toc188018126"/>
       <w:r>
         <w:t>Génération d’idées de conception</w:t>
       </w:r>
-      <w:bookmarkEnd w:id="62"/>
+      <w:bookmarkEnd w:id="64"/>
     </w:p>
     <w:p>
       <w:pPr>
@@ -13095,7 +12841,6 @@
           <w:rFonts w:cs="Arial"/>
           <w:lang w:val="fr-CH"/>
         </w:rPr>
-        <w:lastRenderedPageBreak/>
         <w:t>Certaines suggestions de l’IA manquent de précision ou ne prennent pas en compte des considérations spécifiques au projet.</w:t>
       </w:r>
     </w:p>
@@ -13126,29 +12871,30 @@
         </w:tabs>
         <w:jc w:val="both"/>
       </w:pPr>
-      <w:bookmarkStart w:id="63" w:name="_Toc25553328"/>
-      <w:bookmarkStart w:id="64" w:name="_Toc71703263"/>
-      <w:bookmarkStart w:id="65" w:name="_Toc187433277"/>
-      <w:r>
+      <w:bookmarkStart w:id="65" w:name="_Toc25553328"/>
+      <w:bookmarkStart w:id="66" w:name="_Toc71703263"/>
+      <w:bookmarkStart w:id="67" w:name="_Toc188018127"/>
+      <w:r>
+        <w:lastRenderedPageBreak/>
         <w:t>C</w:t>
       </w:r>
-      <w:bookmarkEnd w:id="63"/>
-      <w:bookmarkEnd w:id="64"/>
+      <w:bookmarkEnd w:id="65"/>
+      <w:bookmarkEnd w:id="66"/>
       <w:r>
         <w:t>onclusions</w:t>
       </w:r>
-      <w:bookmarkEnd w:id="65"/>
+      <w:bookmarkEnd w:id="67"/>
     </w:p>
     <w:p>
       <w:pPr>
         <w:pStyle w:val="Titre3"/>
         <w:jc w:val="both"/>
       </w:pPr>
-      <w:bookmarkStart w:id="66" w:name="_Toc187433278"/>
+      <w:bookmarkStart w:id="68" w:name="_Toc188018128"/>
       <w:r>
         <w:t>Ce que vous appris (ou pas), les progrès que vous avez fait (ou pas)</w:t>
       </w:r>
-      <w:bookmarkEnd w:id="66"/>
+      <w:bookmarkEnd w:id="68"/>
     </w:p>
     <w:p>
       <w:pPr>
@@ -13221,11 +12967,11 @@
         <w:spacing w:after="240"/>
         <w:jc w:val="both"/>
       </w:pPr>
-      <w:bookmarkStart w:id="67" w:name="_Toc187433279"/>
+      <w:bookmarkStart w:id="69" w:name="_Toc188018129"/>
       <w:r>
         <w:t>Difficultés particulières</w:t>
       </w:r>
-      <w:bookmarkEnd w:id="67"/>
+      <w:bookmarkEnd w:id="69"/>
     </w:p>
     <w:p>
       <w:pPr>
@@ -13246,11 +12992,11 @@
         <w:spacing w:after="240"/>
         <w:jc w:val="both"/>
       </w:pPr>
-      <w:bookmarkStart w:id="68" w:name="_Toc187433280"/>
+      <w:bookmarkStart w:id="70" w:name="_Toc188018130"/>
       <w:r>
         <w:t>Ce que vous pensez de votre travail</w:t>
       </w:r>
-      <w:bookmarkEnd w:id="68"/>
+      <w:bookmarkEnd w:id="70"/>
     </w:p>
     <w:p>
       <w:pPr>
@@ -13276,11 +13022,11 @@
         <w:spacing w:after="240"/>
         <w:jc w:val="both"/>
       </w:pPr>
-      <w:bookmarkStart w:id="69" w:name="_Toc187433281"/>
+      <w:bookmarkStart w:id="71" w:name="_Toc188018131"/>
       <w:r>
         <w:t>Suites possibles pour le projet (évolutions &amp; améliorations)</w:t>
       </w:r>
-      <w:bookmarkEnd w:id="69"/>
+      <w:bookmarkEnd w:id="71"/>
     </w:p>
     <w:p>
       <w:pPr>
@@ -13420,7 +13166,23 @@
         <w:sz w:val="16"/>
         <w:szCs w:val="16"/>
       </w:rPr>
-      <w:t xml:space="preserve">Dernière modif : </w:t>
+      <w:t xml:space="preserve">Dernière </w:t>
+    </w:r>
+    <w:proofErr w:type="spellStart"/>
+    <w:r>
+      <w:rPr>
+        <w:sz w:val="16"/>
+        <w:szCs w:val="16"/>
+      </w:rPr>
+      <w:t>modif</w:t>
+    </w:r>
+    <w:proofErr w:type="spellEnd"/>
+    <w:r>
+      <w:rPr>
+        <w:sz w:val="16"/>
+        <w:szCs w:val="16"/>
+      </w:rPr>
+      <w:t xml:space="preserve"> : </w:t>
     </w:r>
     <w:r>
       <w:rPr>
@@ -13434,7 +13196,14 @@
         <w:sz w:val="16"/>
         <w:szCs w:val="16"/>
       </w:rPr>
-      <w:t>10</w:t>
+      <w:t>1</w:t>
+    </w:r>
+    <w:r>
+      <w:rPr>
+        <w:sz w:val="16"/>
+        <w:szCs w:val="16"/>
+      </w:rPr>
+      <w:t>7</w:t>
     </w:r>
     <w:r>
       <w:rPr>
@@ -15075,6 +14844,119 @@
     </w:lvl>
   </w:abstractNum>
   <w:abstractNum w:abstractNumId="13" w15:restartNumberingAfterBreak="0">
+    <w:nsid w:val="34D87513"/>
+    <w:multiLevelType w:val="hybridMultilevel"/>
+    <w:tmpl w:val="49C8F360"/>
+    <w:lvl w:ilvl="0" w:tplc="0C0A0001">
+      <w:start w:val="1"/>
+      <w:numFmt w:val="bullet"/>
+      <w:lvlText w:val=""/>
+      <w:lvlJc w:val="left"/>
+      <w:pPr>
+        <w:ind w:left="720" w:hanging="360"/>
+      </w:pPr>
+      <w:rPr>
+        <w:rFonts w:ascii="Symbol" w:hAnsi="Symbol" w:hint="default"/>
+      </w:rPr>
+    </w:lvl>
+    <w:lvl w:ilvl="1" w:tplc="0C0A0003" w:tentative="1">
+      <w:start w:val="1"/>
+      <w:numFmt w:val="bullet"/>
+      <w:lvlText w:val="o"/>
+      <w:lvlJc w:val="left"/>
+      <w:pPr>
+        <w:ind w:left="1440" w:hanging="360"/>
+      </w:pPr>
+      <w:rPr>
+        <w:rFonts w:ascii="Courier New" w:hAnsi="Courier New" w:cs="Courier New" w:hint="default"/>
+      </w:rPr>
+    </w:lvl>
+    <w:lvl w:ilvl="2" w:tplc="0C0A0005" w:tentative="1">
+      <w:start w:val="1"/>
+      <w:numFmt w:val="bullet"/>
+      <w:lvlText w:val=""/>
+      <w:lvlJc w:val="left"/>
+      <w:pPr>
+        <w:ind w:left="2160" w:hanging="360"/>
+      </w:pPr>
+      <w:rPr>
+        <w:rFonts w:ascii="Wingdings" w:hAnsi="Wingdings" w:hint="default"/>
+      </w:rPr>
+    </w:lvl>
+    <w:lvl w:ilvl="3" w:tplc="0C0A0001" w:tentative="1">
+      <w:start w:val="1"/>
+      <w:numFmt w:val="bullet"/>
+      <w:lvlText w:val=""/>
+      <w:lvlJc w:val="left"/>
+      <w:pPr>
+        <w:ind w:left="2880" w:hanging="360"/>
+      </w:pPr>
+      <w:rPr>
+        <w:rFonts w:ascii="Symbol" w:hAnsi="Symbol" w:hint="default"/>
+      </w:rPr>
+    </w:lvl>
+    <w:lvl w:ilvl="4" w:tplc="0C0A0003" w:tentative="1">
+      <w:start w:val="1"/>
+      <w:numFmt w:val="bullet"/>
+      <w:lvlText w:val="o"/>
+      <w:lvlJc w:val="left"/>
+      <w:pPr>
+        <w:ind w:left="3600" w:hanging="360"/>
+      </w:pPr>
+      <w:rPr>
+        <w:rFonts w:ascii="Courier New" w:hAnsi="Courier New" w:cs="Courier New" w:hint="default"/>
+      </w:rPr>
+    </w:lvl>
+    <w:lvl w:ilvl="5" w:tplc="0C0A0005" w:tentative="1">
+      <w:start w:val="1"/>
+      <w:numFmt w:val="bullet"/>
+      <w:lvlText w:val=""/>
+      <w:lvlJc w:val="left"/>
+      <w:pPr>
+        <w:ind w:left="4320" w:hanging="360"/>
+      </w:pPr>
+      <w:rPr>
+        <w:rFonts w:ascii="Wingdings" w:hAnsi="Wingdings" w:hint="default"/>
+      </w:rPr>
+    </w:lvl>
+    <w:lvl w:ilvl="6" w:tplc="0C0A0001" w:tentative="1">
+      <w:start w:val="1"/>
+      <w:numFmt w:val="bullet"/>
+      <w:lvlText w:val=""/>
+      <w:lvlJc w:val="left"/>
+      <w:pPr>
+        <w:ind w:left="5040" w:hanging="360"/>
+      </w:pPr>
+      <w:rPr>
+        <w:rFonts w:ascii="Symbol" w:hAnsi="Symbol" w:hint="default"/>
+      </w:rPr>
+    </w:lvl>
+    <w:lvl w:ilvl="7" w:tplc="0C0A0003" w:tentative="1">
+      <w:start w:val="1"/>
+      <w:numFmt w:val="bullet"/>
+      <w:lvlText w:val="o"/>
+      <w:lvlJc w:val="left"/>
+      <w:pPr>
+        <w:ind w:left="5760" w:hanging="360"/>
+      </w:pPr>
+      <w:rPr>
+        <w:rFonts w:ascii="Courier New" w:hAnsi="Courier New" w:cs="Courier New" w:hint="default"/>
+      </w:rPr>
+    </w:lvl>
+    <w:lvl w:ilvl="8" w:tplc="0C0A0005" w:tentative="1">
+      <w:start w:val="1"/>
+      <w:numFmt w:val="bullet"/>
+      <w:lvlText w:val=""/>
+      <w:lvlJc w:val="left"/>
+      <w:pPr>
+        <w:ind w:left="6480" w:hanging="360"/>
+      </w:pPr>
+      <w:rPr>
+        <w:rFonts w:ascii="Wingdings" w:hAnsi="Wingdings" w:hint="default"/>
+      </w:rPr>
+    </w:lvl>
+  </w:abstractNum>
+  <w:abstractNum w:abstractNumId="14" w15:restartNumberingAfterBreak="0">
     <w:nsid w:val="403B50FF"/>
     <w:multiLevelType w:val="multilevel"/>
     <w:tmpl w:val="33083AEE"/>
@@ -15187,7 +15069,7 @@
       </w:pPr>
     </w:lvl>
   </w:abstractNum>
-  <w:abstractNum w:abstractNumId="14" w15:restartNumberingAfterBreak="0">
+  <w:abstractNum w:abstractNumId="15" w15:restartNumberingAfterBreak="0">
     <w:nsid w:val="408C02FF"/>
     <w:multiLevelType w:val="hybridMultilevel"/>
     <w:tmpl w:val="1C925AC4"/>
@@ -15324,7 +15206,7 @@
       </w:rPr>
     </w:lvl>
   </w:abstractNum>
-  <w:abstractNum w:abstractNumId="15" w15:restartNumberingAfterBreak="0">
+  <w:abstractNum w:abstractNumId="16" w15:restartNumberingAfterBreak="0">
     <w:nsid w:val="42F31DAB"/>
     <w:multiLevelType w:val="hybridMultilevel"/>
     <w:tmpl w:val="A46C5D1C"/>
@@ -15464,7 +15346,7 @@
       </w:rPr>
     </w:lvl>
   </w:abstractNum>
-  <w:abstractNum w:abstractNumId="16" w15:restartNumberingAfterBreak="0">
+  <w:abstractNum w:abstractNumId="17" w15:restartNumberingAfterBreak="0">
     <w:nsid w:val="5082572C"/>
     <w:multiLevelType w:val="hybridMultilevel"/>
     <w:tmpl w:val="ED4ACFA4"/>
@@ -15604,7 +15486,7 @@
       </w:rPr>
     </w:lvl>
   </w:abstractNum>
-  <w:abstractNum w:abstractNumId="17" w15:restartNumberingAfterBreak="0">
+  <w:abstractNum w:abstractNumId="18" w15:restartNumberingAfterBreak="0">
     <w:nsid w:val="52B247CA"/>
     <w:multiLevelType w:val="hybridMultilevel"/>
     <w:tmpl w:val="B7D4D45A"/>
@@ -15744,7 +15626,7 @@
       </w:rPr>
     </w:lvl>
   </w:abstractNum>
-  <w:abstractNum w:abstractNumId="18" w15:restartNumberingAfterBreak="0">
+  <w:abstractNum w:abstractNumId="19" w15:restartNumberingAfterBreak="0">
     <w:nsid w:val="57546CC1"/>
     <w:multiLevelType w:val="multilevel"/>
     <w:tmpl w:val="D8885768"/>
@@ -15893,7 +15775,7 @@
       </w:rPr>
     </w:lvl>
   </w:abstractNum>
-  <w:abstractNum w:abstractNumId="19" w15:restartNumberingAfterBreak="0">
+  <w:abstractNum w:abstractNumId="20" w15:restartNumberingAfterBreak="0">
     <w:nsid w:val="594C1361"/>
     <w:multiLevelType w:val="hybridMultilevel"/>
     <w:tmpl w:val="5C243628"/>
@@ -16033,7 +15915,7 @@
       </w:rPr>
     </w:lvl>
   </w:abstractNum>
-  <w:abstractNum w:abstractNumId="20" w15:restartNumberingAfterBreak="0">
+  <w:abstractNum w:abstractNumId="21" w15:restartNumberingAfterBreak="0">
     <w:nsid w:val="602E15BE"/>
     <w:multiLevelType w:val="multilevel"/>
     <w:tmpl w:val="9544F068"/>
@@ -16146,7 +16028,7 @@
       </w:pPr>
     </w:lvl>
   </w:abstractNum>
-  <w:abstractNum w:abstractNumId="21" w15:restartNumberingAfterBreak="0">
+  <w:abstractNum w:abstractNumId="22" w15:restartNumberingAfterBreak="0">
     <w:nsid w:val="6A9C2407"/>
     <w:multiLevelType w:val="multilevel"/>
     <w:tmpl w:val="BB7C1776"/>
@@ -16263,7 +16145,7 @@
       </w:pPr>
     </w:lvl>
   </w:abstractNum>
-  <w:abstractNum w:abstractNumId="22" w15:restartNumberingAfterBreak="0">
+  <w:abstractNum w:abstractNumId="23" w15:restartNumberingAfterBreak="0">
     <w:nsid w:val="6FD05BB9"/>
     <w:multiLevelType w:val="hybridMultilevel"/>
     <w:tmpl w:val="3DFE906A"/>
@@ -16376,7 +16258,7 @@
       </w:rPr>
     </w:lvl>
   </w:abstractNum>
-  <w:abstractNum w:abstractNumId="23" w15:restartNumberingAfterBreak="0">
+  <w:abstractNum w:abstractNumId="24" w15:restartNumberingAfterBreak="0">
     <w:nsid w:val="71E06583"/>
     <w:multiLevelType w:val="hybridMultilevel"/>
     <w:tmpl w:val="26C81FCE"/>
@@ -16516,7 +16398,7 @@
       </w:rPr>
     </w:lvl>
   </w:abstractNum>
-  <w:abstractNum w:abstractNumId="24" w15:restartNumberingAfterBreak="0">
+  <w:abstractNum w:abstractNumId="25" w15:restartNumberingAfterBreak="0">
     <w:nsid w:val="75A3529B"/>
     <w:multiLevelType w:val="hybridMultilevel"/>
     <w:tmpl w:val="819EEA64"/>
@@ -16656,7 +16538,7 @@
       </w:rPr>
     </w:lvl>
   </w:abstractNum>
-  <w:abstractNum w:abstractNumId="25" w15:restartNumberingAfterBreak="0">
+  <w:abstractNum w:abstractNumId="26" w15:restartNumberingAfterBreak="0">
     <w:nsid w:val="770D70A3"/>
     <w:multiLevelType w:val="hybridMultilevel"/>
     <w:tmpl w:val="E0E09518"/>
@@ -16769,7 +16651,7 @@
       </w:rPr>
     </w:lvl>
   </w:abstractNum>
-  <w:abstractNum w:abstractNumId="26" w15:restartNumberingAfterBreak="0">
+  <w:abstractNum w:abstractNumId="27" w15:restartNumberingAfterBreak="0">
     <w:nsid w:val="7B193736"/>
     <w:multiLevelType w:val="multilevel"/>
     <w:tmpl w:val="3E0A631E"/>
@@ -16891,7 +16773,7 @@
       </w:pPr>
     </w:lvl>
   </w:abstractNum>
-  <w:abstractNum w:abstractNumId="27" w15:restartNumberingAfterBreak="0">
+  <w:abstractNum w:abstractNumId="28" w15:restartNumberingAfterBreak="0">
     <w:nsid w:val="7B537363"/>
     <w:multiLevelType w:val="multilevel"/>
     <w:tmpl w:val="F3940F3E"/>
@@ -17040,7 +16922,7 @@
       </w:rPr>
     </w:lvl>
   </w:abstractNum>
-  <w:abstractNum w:abstractNumId="28" w15:restartNumberingAfterBreak="0">
+  <w:abstractNum w:abstractNumId="29" w15:restartNumberingAfterBreak="0">
     <w:nsid w:val="7BFD665A"/>
     <w:multiLevelType w:val="multilevel"/>
     <w:tmpl w:val="AC247EB2"/>
@@ -17153,7 +17035,7 @@
       </w:pPr>
     </w:lvl>
   </w:abstractNum>
-  <w:abstractNum w:abstractNumId="29" w15:restartNumberingAfterBreak="0">
+  <w:abstractNum w:abstractNumId="30" w15:restartNumberingAfterBreak="0">
     <w:nsid w:val="7DD245F2"/>
     <w:multiLevelType w:val="hybridMultilevel"/>
     <w:tmpl w:val="3100450C"/>
@@ -17294,7 +17176,7 @@
     </w:lvl>
   </w:abstractNum>
   <w:num w:numId="1" w16cid:durableId="118032442">
-    <w:abstractNumId w:val="26"/>
+    <w:abstractNumId w:val="27"/>
   </w:num>
   <w:num w:numId="2" w16cid:durableId="558595521">
     <w:abstractNumId w:val="0"/>
@@ -17303,37 +17185,37 @@
     <w:abstractNumId w:val="7"/>
   </w:num>
   <w:num w:numId="4" w16cid:durableId="1746952705">
-    <w:abstractNumId w:val="24"/>
+    <w:abstractNumId w:val="25"/>
   </w:num>
   <w:num w:numId="5" w16cid:durableId="613682528">
-    <w:abstractNumId w:val="17"/>
+    <w:abstractNumId w:val="18"/>
   </w:num>
   <w:num w:numId="6" w16cid:durableId="594020971">
     <w:abstractNumId w:val="9"/>
   </w:num>
   <w:num w:numId="7" w16cid:durableId="1746028928">
-    <w:abstractNumId w:val="19"/>
+    <w:abstractNumId w:val="20"/>
   </w:num>
   <w:num w:numId="8" w16cid:durableId="506021728">
-    <w:abstractNumId w:val="29"/>
+    <w:abstractNumId w:val="30"/>
   </w:num>
   <w:num w:numId="9" w16cid:durableId="723337017">
     <w:abstractNumId w:val="4"/>
   </w:num>
   <w:num w:numId="10" w16cid:durableId="1805156207">
-    <w:abstractNumId w:val="14"/>
+    <w:abstractNumId w:val="15"/>
   </w:num>
   <w:num w:numId="11" w16cid:durableId="674068706">
+    <w:abstractNumId w:val="17"/>
+  </w:num>
+  <w:num w:numId="12" w16cid:durableId="958947355">
     <w:abstractNumId w:val="16"/>
   </w:num>
-  <w:num w:numId="12" w16cid:durableId="958947355">
-    <w:abstractNumId w:val="15"/>
-  </w:num>
   <w:num w:numId="13" w16cid:durableId="1822578260">
-    <w:abstractNumId w:val="23"/>
+    <w:abstractNumId w:val="24"/>
   </w:num>
   <w:num w:numId="14" w16cid:durableId="1367023458">
-    <w:abstractNumId w:val="25"/>
+    <w:abstractNumId w:val="26"/>
   </w:num>
   <w:num w:numId="15" w16cid:durableId="990987184">
     <w:abstractNumId w:val="12"/>
@@ -17342,7 +17224,7 @@
     <w:abstractNumId w:val="2"/>
   </w:num>
   <w:num w:numId="17" w16cid:durableId="1111316548">
-    <w:abstractNumId w:val="26"/>
+    <w:abstractNumId w:val="27"/>
   </w:num>
   <w:num w:numId="18" w16cid:durableId="292978624">
     <w:abstractNumId w:val="5"/>
@@ -17354,13 +17236,13 @@
     <w:abstractNumId w:val="10"/>
   </w:num>
   <w:num w:numId="20" w16cid:durableId="731199159">
-    <w:abstractNumId w:val="20"/>
+    <w:abstractNumId w:val="21"/>
   </w:num>
   <w:num w:numId="21" w16cid:durableId="982077988">
-    <w:abstractNumId w:val="28"/>
+    <w:abstractNumId w:val="29"/>
   </w:num>
   <w:num w:numId="22" w16cid:durableId="1881934970">
-    <w:abstractNumId w:val="13"/>
+    <w:abstractNumId w:val="14"/>
   </w:num>
   <w:num w:numId="23" w16cid:durableId="1323776101">
     <w:abstractNumId w:val="11"/>
@@ -17369,19 +17251,19 @@
     <w:abstractNumId w:val="1"/>
   </w:num>
   <w:num w:numId="25" w16cid:durableId="1826166949">
-    <w:abstractNumId w:val="21"/>
+    <w:abstractNumId w:val="22"/>
   </w:num>
   <w:num w:numId="26" w16cid:durableId="397678265">
-    <w:abstractNumId w:val="27"/>
+    <w:abstractNumId w:val="28"/>
   </w:num>
   <w:num w:numId="27" w16cid:durableId="1647973026">
-    <w:abstractNumId w:val="18"/>
+    <w:abstractNumId w:val="19"/>
   </w:num>
   <w:num w:numId="28" w16cid:durableId="553084696">
     <w:abstractNumId w:val="8"/>
   </w:num>
   <w:num w:numId="29" w16cid:durableId="1219322795">
-    <w:abstractNumId w:val="22"/>
+    <w:abstractNumId w:val="23"/>
   </w:num>
   <w:num w:numId="30" w16cid:durableId="230584767">
     <w:abstractNumId w:val="6"/>
@@ -17415,6 +17297,9 @@
     <w:lvlOverride w:ilvl="8">
       <w:startOverride w:val="1"/>
     </w:lvlOverride>
+  </w:num>
+  <w:num w:numId="32" w16cid:durableId="1896114404">
+    <w:abstractNumId w:val="13"/>
   </w:num>
   <w:numIdMacAtCleanup w:val="13"/>
 </w:numbering>
@@ -17897,6 +17782,7 @@
   <w:style w:type="character" w:default="1" w:styleId="Policepardfaut">
     <w:name w:val="Default Paragraph Font"/>
     <w:uiPriority w:val="1"/>
+    <w:semiHidden/>
     <w:unhideWhenUsed/>
   </w:style>
   <w:style w:type="table" w:default="1" w:styleId="TableauNormal">
@@ -18693,17 +18579,6 @@
 </file>
 
 <file path=customXml/item1.xml><?xml version="1.0" encoding="utf-8"?>
-<p:properties xmlns:p="http://schemas.microsoft.com/office/2006/metadata/properties" xmlns:xsi="http://www.w3.org/2001/XMLSchema-instance" xmlns:pc="http://schemas.microsoft.com/office/infopath/2007/PartnerControls">
-  <documentManagement>
-    <TaxCatchAll xmlns="eefa3612-053e-497a-ae76-8a76877f5e22" xsi:nil="true"/>
-    <lcf76f155ced4ddcb4097134ff3c332f xmlns="b5cf4370-ac38-4b9e-9836-ef6f5df64f24">
-      <Terms xmlns="http://schemas.microsoft.com/office/infopath/2007/PartnerControls"/>
-    </lcf76f155ced4ddcb4097134ff3c332f>
-  </documentManagement>
-</p:properties>
-</file>
-
-<file path=customXml/item2.xml><?xml version="1.0" encoding="utf-8"?>
 <ct:contentTypeSchema xmlns:ct="http://schemas.microsoft.com/office/2006/metadata/contentType" xmlns:ma="http://schemas.microsoft.com/office/2006/metadata/properties/metaAttributes" ct:_="" ma:_="" ma:contentTypeName="Document" ma:contentTypeID="0x01010080C9F2488912074FB587B9AD9ADAE5BB" ma:contentTypeVersion="11" ma:contentTypeDescription="Crée un document." ma:contentTypeScope="" ma:versionID="1a13f33321fc4f97fe7143ee4cf8e9e4">
   <xsd:schema xmlns:xsd="http://www.w3.org/2001/XMLSchema" xmlns:xs="http://www.w3.org/2001/XMLSchema" xmlns:p="http://schemas.microsoft.com/office/2006/metadata/properties" xmlns:ns2="b5cf4370-ac38-4b9e-9836-ef6f5df64f24" xmlns:ns3="eefa3612-053e-497a-ae76-8a76877f5e22" targetNamespace="http://schemas.microsoft.com/office/2006/metadata/properties" ma:root="true" ma:fieldsID="365d1ce04cd4f4806501afcdcbd5965d" ns2:_="" ns3:_="">
     <xsd:import namespace="b5cf4370-ac38-4b9e-9836-ef6f5df64f24"/>
@@ -18898,11 +18773,18 @@
 </ct:contentTypeSchema>
 </file>
 
-<file path=customXml/item3.xml><?xml version="1.0" encoding="utf-8"?>
-<b:Sources xmlns:b="http://schemas.openxmlformats.org/officeDocument/2006/bibliography" xmlns="http://schemas.openxmlformats.org/officeDocument/2006/bibliography" SelectedStyle="\APASixthEditionOfficeOnline.xsl" StyleName="APA" Version="6"/>
+<file path=customXml/item2.xml><?xml version="1.0" encoding="utf-8"?>
+<p:properties xmlns:p="http://schemas.microsoft.com/office/2006/metadata/properties" xmlns:xsi="http://www.w3.org/2001/XMLSchema-instance" xmlns:pc="http://schemas.microsoft.com/office/infopath/2007/PartnerControls">
+  <documentManagement>
+    <TaxCatchAll xmlns="eefa3612-053e-497a-ae76-8a76877f5e22" xsi:nil="true"/>
+    <lcf76f155ced4ddcb4097134ff3c332f xmlns="b5cf4370-ac38-4b9e-9836-ef6f5df64f24">
+      <Terms xmlns="http://schemas.microsoft.com/office/infopath/2007/PartnerControls"/>
+    </lcf76f155ced4ddcb4097134ff3c332f>
+  </documentManagement>
+</p:properties>
 </file>
 
-<file path=customXml/item4.xml><?xml version="1.0" encoding="utf-8"?>
+<file path=customXml/item3.xml><?xml version="1.0" encoding="utf-8"?>
 <?mso-contentType ?>
 <FormTemplates xmlns="http://schemas.microsoft.com/sharepoint/v3/contenttype/forms">
   <Display>DocumentLibraryForm</Display>
@@ -18911,18 +18793,11 @@
 </FormTemplates>
 </file>
 
-<file path=customXml/itemProps1.xml><?xml version="1.0" encoding="utf-8"?>
-<ds:datastoreItem xmlns:ds="http://schemas.openxmlformats.org/officeDocument/2006/customXml" ds:itemID="{67CD1812-8B57-456C-9CBC-7D2297210787}">
-  <ds:schemaRefs>
-    <ds:schemaRef ds:uri="http://schemas.microsoft.com/office/2006/metadata/properties"/>
-    <ds:schemaRef ds:uri="http://schemas.microsoft.com/office/infopath/2007/PartnerControls"/>
-    <ds:schemaRef ds:uri="eefa3612-053e-497a-ae76-8a76877f5e22"/>
-    <ds:schemaRef ds:uri="b5cf4370-ac38-4b9e-9836-ef6f5df64f24"/>
-  </ds:schemaRefs>
-</ds:datastoreItem>
+<file path=customXml/item4.xml><?xml version="1.0" encoding="utf-8"?>
+<b:Sources xmlns:b="http://schemas.openxmlformats.org/officeDocument/2006/bibliography" xmlns="http://schemas.openxmlformats.org/officeDocument/2006/bibliography" SelectedStyle="\APASixthEditionOfficeOnline.xsl" StyleName="APA" Version="6"/>
 </file>
 
-<file path=customXml/itemProps2.xml><?xml version="1.0" encoding="utf-8"?>
+<file path=customXml/itemProps1.xml><?xml version="1.0" encoding="utf-8"?>
 <ds:datastoreItem xmlns:ds="http://schemas.openxmlformats.org/officeDocument/2006/customXml" ds:itemID="{2178390D-8E16-4429-B07C-2D44721989AE}">
   <ds:schemaRefs>
     <ds:schemaRef ds:uri="http://schemas.microsoft.com/office/2006/metadata/contentType"/>
@@ -18941,18 +18816,29 @@
 </ds:datastoreItem>
 </file>
 
+<file path=customXml/itemProps2.xml><?xml version="1.0" encoding="utf-8"?>
+<ds:datastoreItem xmlns:ds="http://schemas.openxmlformats.org/officeDocument/2006/customXml" ds:itemID="{67CD1812-8B57-456C-9CBC-7D2297210787}">
+  <ds:schemaRefs>
+    <ds:schemaRef ds:uri="http://schemas.microsoft.com/office/2006/metadata/properties"/>
+    <ds:schemaRef ds:uri="http://schemas.microsoft.com/office/infopath/2007/PartnerControls"/>
+    <ds:schemaRef ds:uri="eefa3612-053e-497a-ae76-8a76877f5e22"/>
+    <ds:schemaRef ds:uri="b5cf4370-ac38-4b9e-9836-ef6f5df64f24"/>
+  </ds:schemaRefs>
+</ds:datastoreItem>
+</file>
+
 <file path=customXml/itemProps3.xml><?xml version="1.0" encoding="utf-8"?>
+<ds:datastoreItem xmlns:ds="http://schemas.openxmlformats.org/officeDocument/2006/customXml" ds:itemID="{1DADA05A-DA17-4CB0-90B5-C889667DD54A}">
+  <ds:schemaRefs>
+    <ds:schemaRef ds:uri="http://schemas.microsoft.com/sharepoint/v3/contenttype/forms"/>
+  </ds:schemaRefs>
+</ds:datastoreItem>
+</file>
+
+<file path=customXml/itemProps4.xml><?xml version="1.0" encoding="utf-8"?>
 <ds:datastoreItem xmlns:ds="http://schemas.openxmlformats.org/officeDocument/2006/customXml" ds:itemID="{958896DE-8012-4F13-831D-E4B781C91A86}">
   <ds:schemaRefs>
     <ds:schemaRef ds:uri="http://schemas.openxmlformats.org/officeDocument/2006/bibliography"/>
   </ds:schemaRefs>
 </ds:datastoreItem>
-</file>
-
-<file path=customXml/itemProps4.xml><?xml version="1.0" encoding="utf-8"?>
-<ds:datastoreItem xmlns:ds="http://schemas.openxmlformats.org/officeDocument/2006/customXml" ds:itemID="{1DADA05A-DA17-4CB0-90B5-C889667DD54A}">
-  <ds:schemaRefs>
-    <ds:schemaRef ds:uri="http://schemas.microsoft.com/sharepoint/v3/contenttype/forms"/>
-  </ds:schemaRefs>
-</ds:datastoreItem>
 </file>